--- a/Calendario2026/Actividades/Actividad10_Diseño_subredes_VLSM/10. Diseño de subredes VLSM.docx
+++ b/Calendario2026/Actividades/Actividad10_Diseño_subredes_VLSM/10. Diseño de subredes VLSM.docx
@@ -1,10 +1,10 @@
 
 <file path=word/document.xml><?xml version="1.0" encoding="utf-8"?>
-<w:document xmlns:wpc="http://schemas.microsoft.com/office/word/2010/wordprocessingCanvas" xmlns:cx="http://schemas.microsoft.com/office/drawing/2014/chartex" xmlns:cx1="http://schemas.microsoft.com/office/drawing/2015/9/8/chartex" xmlns:cx2="http://schemas.microsoft.com/office/drawing/2015/10/21/chartex" xmlns:cx3="http://schemas.microsoft.com/office/drawing/2016/5/9/chartex" xmlns:cx4="http://schemas.microsoft.com/office/drawing/2016/5/10/chartex" xmlns:cx5="http://schemas.microsoft.com/office/drawing/2016/5/11/chartex" xmlns:cx6="http://schemas.microsoft.com/office/drawing/2016/5/12/chartex" xmlns:cx7="http://schemas.microsoft.com/office/drawing/2016/5/13/chartex" xmlns:cx8="http://schemas.microsoft.com/office/drawing/2016/5/14/chartex" xmlns:mc="http://schemas.openxmlformats.org/markup-compatibility/2006" xmlns:aink="http://schemas.microsoft.com/office/drawing/2016/ink" xmlns:am3d="http://schemas.microsoft.com/office/drawing/2017/model3d" xmlns:o="urn:schemas-microsoft-com:office:office" xmlns:oel="http://schemas.microsoft.com/office/2019/extlst" xmlns:r="http://schemas.openxmlformats.org/officeDocument/2006/relationships" xmlns:m="http://schemas.openxmlformats.org/officeDocument/2006/math" xmlns:v="urn:schemas-microsoft-com:vml" xmlns:wp14="http://schemas.microsoft.com/office/word/2010/wordprocessingDrawing" xmlns:wp="http://schemas.openxmlformats.org/drawingml/2006/wordprocessingDrawing" xmlns:w10="urn:schemas-microsoft-com:office:word" xmlns:w="http://schemas.openxmlformats.org/wordprocessingml/2006/main" xmlns:w14="http://schemas.microsoft.com/office/word/2010/wordml" xmlns:w15="http://schemas.microsoft.com/office/word/2012/wordml" xmlns:w16cex="http://schemas.microsoft.com/office/word/2018/wordml/cex" xmlns:w16cid="http://schemas.microsoft.com/office/word/2016/wordml/cid" xmlns:w16="http://schemas.microsoft.com/office/word/2018/wordml" xmlns:w16du="http://schemas.microsoft.com/office/word/2023/wordml/word16du" xmlns:w16sdtdh="http://schemas.microsoft.com/office/word/2020/wordml/sdtdatahash" xmlns:w16se="http://schemas.microsoft.com/office/word/2015/wordml/symex" xmlns:wpg="http://schemas.microsoft.com/office/word/2010/wordprocessingGroup" xmlns:wpi="http://schemas.microsoft.com/office/word/2010/wordprocessingInk" xmlns:wne="http://schemas.microsoft.com/office/word/2006/wordml" xmlns:wps="http://schemas.microsoft.com/office/word/2010/wordprocessingShape" mc:Ignorable="w14 w15 w16se w16cid w16 w16cex w16sdtdh w16du wp14">
+<w:document xmlns:wpc="http://schemas.microsoft.com/office/word/2010/wordprocessingCanvas" xmlns:cx="http://schemas.microsoft.com/office/drawing/2014/chartex" xmlns:cx1="http://schemas.microsoft.com/office/drawing/2015/9/8/chartex" xmlns:cx2="http://schemas.microsoft.com/office/drawing/2015/10/21/chartex" xmlns:cx3="http://schemas.microsoft.com/office/drawing/2016/5/9/chartex" xmlns:cx4="http://schemas.microsoft.com/office/drawing/2016/5/10/chartex" xmlns:cx5="http://schemas.microsoft.com/office/drawing/2016/5/11/chartex" xmlns:cx6="http://schemas.microsoft.com/office/drawing/2016/5/12/chartex" xmlns:cx7="http://schemas.microsoft.com/office/drawing/2016/5/13/chartex" xmlns:cx8="http://schemas.microsoft.com/office/drawing/2016/5/14/chartex" xmlns:mc="http://schemas.openxmlformats.org/markup-compatibility/2006" xmlns:aink="http://schemas.microsoft.com/office/drawing/2016/ink" xmlns:am3d="http://schemas.microsoft.com/office/drawing/2017/model3d" xmlns:o="urn:schemas-microsoft-com:office:office" xmlns:oel="http://schemas.microsoft.com/office/2019/extlst" xmlns:r="http://schemas.openxmlformats.org/officeDocument/2006/relationships" xmlns:m="http://schemas.openxmlformats.org/officeDocument/2006/math" xmlns:v="urn:schemas-microsoft-com:vml" xmlns:wp14="http://schemas.microsoft.com/office/word/2010/wordprocessingDrawing" xmlns:wp="http://schemas.openxmlformats.org/drawingml/2006/wordprocessingDrawing" xmlns:w10="urn:schemas-microsoft-com:office:word" xmlns:w="http://schemas.openxmlformats.org/wordprocessingml/2006/main" xmlns:w14="http://schemas.microsoft.com/office/word/2010/wordml" xmlns:w15="http://schemas.microsoft.com/office/word/2012/wordml" xmlns:w16cex="http://schemas.microsoft.com/office/word/2018/wordml/cex" xmlns:w16cid="http://schemas.microsoft.com/office/word/2016/wordml/cid" xmlns:w16="http://schemas.microsoft.com/office/word/2018/wordml" xmlns:w16du="http://schemas.microsoft.com/office/word/2023/wordml/word16du" xmlns:w16sdtdh="http://schemas.microsoft.com/office/word/2020/wordml/sdtdatahash" xmlns:w16sdtfl="http://schemas.microsoft.com/office/word/2024/wordml/sdtformatlock" xmlns:w16se="http://schemas.microsoft.com/office/word/2015/wordml/symex" xmlns:wpg="http://schemas.microsoft.com/office/word/2010/wordprocessingGroup" xmlns:wpi="http://schemas.microsoft.com/office/word/2010/wordprocessingInk" xmlns:wne="http://schemas.microsoft.com/office/word/2006/wordml" xmlns:wps="http://schemas.microsoft.com/office/word/2010/wordprocessingShape" mc:Ignorable="w14 w15 w16se w16cid w16 w16cex w16sdtdh w16sdtfl w16du wp14">
   <w:body>
     <w:p>
       <w:pPr>
-        <w:pStyle w:val="BodyText"/>
+        <w:pStyle w:val="Textoindependiente"/>
         <w:pBdr>
           <w:bottom w:val="single" w:sz="4" w:space="1" w:color="auto"/>
         </w:pBdr>
@@ -62,7 +62,7 @@
     </w:p>
     <w:p>
       <w:pPr>
-        <w:pStyle w:val="BodyText"/>
+        <w:pStyle w:val="Textoindependiente"/>
         <w:pBdr>
           <w:bottom w:val="single" w:sz="4" w:space="1" w:color="auto"/>
         </w:pBdr>
@@ -327,7 +327,8 @@
         <w:ind w:right="116"/>
         <w:jc w:val="both"/>
         <w:rPr>
-          <w:rFonts w:ascii="Arial" w:eastAsia="Times New Roman" w:hAnsi="Arial" w:cs="Arial"/>
+          <w:rFonts w:ascii="Arial" w:hAnsi="Arial" w:cs="Arial"/>
+          <w:spacing w:val="-1"/>
           <w:sz w:val="20"/>
           <w:szCs w:val="20"/>
         </w:rPr>
@@ -1136,20 +1137,7 @@
     <w:p>
       <w:pPr>
         <w:spacing w:line="300" w:lineRule="exact"/>
-        <w:ind w:right="117"/>
-        <w:jc w:val="both"/>
-        <w:rPr>
-          <w:rFonts w:ascii="Arial" w:hAnsi="Arial" w:cs="Arial"/>
-          <w:spacing w:val="-1"/>
-          <w:sz w:val="20"/>
-          <w:szCs w:val="20"/>
-        </w:rPr>
-      </w:pPr>
-    </w:p>
-    <w:p>
-      <w:pPr>
-        <w:spacing w:line="300" w:lineRule="exact"/>
-        <w:ind w:right="117"/>
+        <w:ind w:right="116"/>
         <w:jc w:val="both"/>
         <w:rPr>
           <w:rFonts w:ascii="Arial" w:hAnsi="Arial" w:cs="Arial"/>
@@ -1165,18 +1153,18 @@
         <mc:AlternateContent>
           <mc:Choice Requires="wps">
             <w:drawing>
-              <wp:anchor distT="0" distB="0" distL="114300" distR="114300" simplePos="0" relativeHeight="251720704" behindDoc="0" locked="0" layoutInCell="1" allowOverlap="1" wp14:anchorId="4F6350A2" wp14:editId="234988D2">
+              <wp:anchor distT="0" distB="0" distL="114300" distR="114300" simplePos="0" relativeHeight="251734016" behindDoc="0" locked="0" layoutInCell="1" allowOverlap="1" wp14:anchorId="223D5FA0" wp14:editId="577C868F">
                 <wp:simplePos x="0" y="0"/>
                 <wp:positionH relativeFrom="column">
-                  <wp:posOffset>5666681</wp:posOffset>
+                  <wp:posOffset>6881868</wp:posOffset>
                 </wp:positionH>
                 <wp:positionV relativeFrom="paragraph">
-                  <wp:posOffset>9756</wp:posOffset>
+                  <wp:posOffset>4447316</wp:posOffset>
                 </wp:positionV>
-                <wp:extent cx="928255" cy="315653"/>
-                <wp:effectExtent l="0" t="0" r="24765" b="27305"/>
+                <wp:extent cx="983615" cy="304800"/>
+                <wp:effectExtent l="0" t="0" r="26035" b="19050"/>
                 <wp:wrapNone/>
-                <wp:docPr id="918601099" name="Cuadro de texto 2"/>
+                <wp:docPr id="1573151801" name="Cuadro de texto 2"/>
                 <wp:cNvGraphicFramePr>
                   <a:graphicFrameLocks xmlns:a="http://schemas.openxmlformats.org/drawingml/2006/main"/>
                 </wp:cNvGraphicFramePr>
@@ -1189,7 +1177,7 @@
                       <wps:spPr bwMode="auto">
                         <a:xfrm>
                           <a:off x="0" y="0"/>
-                          <a:ext cx="928255" cy="315653"/>
+                          <a:ext cx="983615" cy="304800"/>
                         </a:xfrm>
                         <a:prstGeom prst="rect">
                           <a:avLst/>
@@ -1243,11 +1231,11 @@
           </mc:Choice>
           <mc:Fallback>
             <w:pict>
-              <v:shapetype w14:anchorId="4F6350A2" id="_x0000_t202" coordsize="21600,21600" o:spt="202" path="m,l,21600r21600,l21600,xe">
+              <v:shapetype w14:anchorId="223D5FA0" id="_x0000_t202" coordsize="21600,21600" o:spt="202" path="m,l,21600r21600,l21600,xe">
                 <v:stroke joinstyle="miter"/>
                 <v:path gradientshapeok="t" o:connecttype="rect"/>
               </v:shapetype>
-              <v:shape id="Cuadro de texto 2" o:spid="_x0000_s1026" type="#_x0000_t202" style="position:absolute;left:0;text-align:left;margin-left:446.2pt;margin-top:.75pt;width:73.1pt;height:24.85pt;z-index:251720704;visibility:visible;mso-wrap-style:square;mso-width-percent:0;mso-height-percent:0;mso-wrap-distance-left:9pt;mso-wrap-distance-top:0;mso-wrap-distance-right:9pt;mso-wrap-distance-bottom:0;mso-position-horizontal:absolute;mso-position-horizontal-relative:text;mso-position-vertical:absolute;mso-position-vertical-relative:text;mso-width-percent:0;mso-height-percent:0;mso-width-relative:margin;mso-height-relative:margin;v-text-anchor:top" o:gfxdata="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">
+              <v:shape id="Cuadro de texto 2" o:spid="_x0000_s1026" type="#_x0000_t202" style="position:absolute;left:0;text-align:left;margin-left:541.9pt;margin-top:350.2pt;width:77.45pt;height:24pt;z-index:251734016;visibility:visible;mso-wrap-style:square;mso-width-percent:0;mso-height-percent:0;mso-wrap-distance-left:9pt;mso-wrap-distance-top:0;mso-wrap-distance-right:9pt;mso-wrap-distance-bottom:0;mso-position-horizontal:absolute;mso-position-horizontal-relative:text;mso-position-vertical:absolute;mso-position-vertical-relative:text;mso-width-percent:0;mso-height-percent:0;mso-width-relative:margin;mso-height-relative:margin;v-text-anchor:top" o:gfxdata="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">
                 <v:textbox>
                   <w:txbxContent>
                     <w:p>
@@ -1280,18 +1268,18 @@
         <mc:AlternateContent>
           <mc:Choice Requires="wps">
             <w:drawing>
-              <wp:anchor distT="0" distB="0" distL="114300" distR="114300" simplePos="0" relativeHeight="251726848" behindDoc="0" locked="0" layoutInCell="1" allowOverlap="1" wp14:anchorId="5A1548E7" wp14:editId="399E3516">
+              <wp:anchor distT="0" distB="0" distL="114300" distR="114300" simplePos="0" relativeHeight="251738112" behindDoc="0" locked="0" layoutInCell="1" allowOverlap="1" wp14:anchorId="3C5EA8E1" wp14:editId="6588C816">
                 <wp:simplePos x="0" y="0"/>
                 <wp:positionH relativeFrom="column">
-                  <wp:posOffset>7141210</wp:posOffset>
+                  <wp:posOffset>6833310</wp:posOffset>
                 </wp:positionH>
                 <wp:positionV relativeFrom="paragraph">
-                  <wp:posOffset>1846580</wp:posOffset>
+                  <wp:posOffset>2204720</wp:posOffset>
                 </wp:positionV>
                 <wp:extent cx="1074420" cy="271780"/>
                 <wp:effectExtent l="0" t="0" r="11430" b="13970"/>
                 <wp:wrapNone/>
-                <wp:docPr id="417879724" name="Cuadro de texto 2"/>
+                <wp:docPr id="895518196" name="Cuadro de texto 2"/>
                 <wp:cNvGraphicFramePr>
                   <a:graphicFrameLocks xmlns:a="http://schemas.openxmlformats.org/drawingml/2006/main"/>
                 </wp:cNvGraphicFramePr>
@@ -1358,7 +1346,7 @@
           </mc:Choice>
           <mc:Fallback>
             <w:pict>
-              <v:shape w14:anchorId="5A1548E7" id="_x0000_s1027" type="#_x0000_t202" style="position:absolute;left:0;text-align:left;margin-left:562.3pt;margin-top:145.4pt;width:84.6pt;height:21.4pt;z-index:251726848;visibility:visible;mso-wrap-style:square;mso-width-percent:0;mso-height-percent:0;mso-wrap-distance-left:9pt;mso-wrap-distance-top:0;mso-wrap-distance-right:9pt;mso-wrap-distance-bottom:0;mso-position-horizontal:absolute;mso-position-horizontal-relative:text;mso-position-vertical:absolute;mso-position-vertical-relative:text;mso-width-percent:0;mso-height-percent:0;mso-width-relative:margin;mso-height-relative:margin;v-text-anchor:top" o:gfxdata="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">
+              <v:shape w14:anchorId="3C5EA8E1" id="_x0000_s1027" type="#_x0000_t202" style="position:absolute;left:0;text-align:left;margin-left:538.05pt;margin-top:173.6pt;width:84.6pt;height:21.4pt;z-index:251738112;visibility:visible;mso-wrap-style:square;mso-width-percent:0;mso-height-percent:0;mso-wrap-distance-left:9pt;mso-wrap-distance-top:0;mso-wrap-distance-right:9pt;mso-wrap-distance-bottom:0;mso-position-horizontal:absolute;mso-position-horizontal-relative:text;mso-position-vertical:absolute;mso-position-vertical-relative:text;mso-width-percent:0;mso-height-percent:0;mso-width-relative:margin;mso-height-relative:margin;v-text-anchor:top" o:gfxdata="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">
                 <v:textbox>
                   <w:txbxContent>
                     <w:p>
@@ -1391,18 +1379,129 @@
         <mc:AlternateContent>
           <mc:Choice Requires="wps">
             <w:drawing>
-              <wp:anchor distT="0" distB="0" distL="114300" distR="114300" simplePos="0" relativeHeight="251725824" behindDoc="0" locked="0" layoutInCell="1" allowOverlap="1" wp14:anchorId="5288B0DE" wp14:editId="2A2021E1">
+              <wp:anchor distT="0" distB="0" distL="114300" distR="114300" simplePos="0" relativeHeight="251731968" behindDoc="0" locked="0" layoutInCell="1" allowOverlap="1" wp14:anchorId="6808F2CA" wp14:editId="29EE11AD">
                 <wp:simplePos x="0" y="0"/>
                 <wp:positionH relativeFrom="column">
-                  <wp:posOffset>3644265</wp:posOffset>
+                  <wp:posOffset>5456630</wp:posOffset>
                 </wp:positionH>
                 <wp:positionV relativeFrom="paragraph">
-                  <wp:posOffset>1958340</wp:posOffset>
+                  <wp:posOffset>485775</wp:posOffset>
+                </wp:positionV>
+                <wp:extent cx="927735" cy="315595"/>
+                <wp:effectExtent l="0" t="0" r="24765" b="27305"/>
+                <wp:wrapNone/>
+                <wp:docPr id="989268783" name="Cuadro de texto 2"/>
+                <wp:cNvGraphicFramePr>
+                  <a:graphicFrameLocks xmlns:a="http://schemas.openxmlformats.org/drawingml/2006/main"/>
+                </wp:cNvGraphicFramePr>
+                <a:graphic xmlns:a="http://schemas.openxmlformats.org/drawingml/2006/main">
+                  <a:graphicData uri="http://schemas.microsoft.com/office/word/2010/wordprocessingShape">
+                    <wps:wsp>
+                      <wps:cNvSpPr txBox="1">
+                        <a:spLocks noChangeArrowheads="1"/>
+                      </wps:cNvSpPr>
+                      <wps:spPr bwMode="auto">
+                        <a:xfrm>
+                          <a:off x="0" y="0"/>
+                          <a:ext cx="927735" cy="315595"/>
+                        </a:xfrm>
+                        <a:prstGeom prst="rect">
+                          <a:avLst/>
+                        </a:prstGeom>
+                        <a:solidFill>
+                          <a:srgbClr val="FFFFFF"/>
+                        </a:solidFill>
+                        <a:ln w="9525">
+                          <a:solidFill>
+                            <a:srgbClr val="000000"/>
+                          </a:solidFill>
+                          <a:miter lim="800000"/>
+                          <a:headEnd/>
+                          <a:tailEnd/>
+                        </a:ln>
+                      </wps:spPr>
+                      <wps:txbx>
+                        <w:txbxContent>
+                          <w:p>
+                            <w:pPr>
+                              <w:rPr>
+                                <w:rFonts w:ascii="Arial" w:hAnsi="Arial" w:cs="Arial"/>
+                                <w:color w:val="FF0000"/>
+                                <w:lang w:val="es-ES"/>
+                                <w14:textOutline w14:w="9525" w14:cap="rnd" w14:cmpd="sng" w14:algn="ctr">
+                                  <w14:solidFill>
+                                    <w14:srgbClr w14:val="FF0000"/>
+                                  </w14:solidFill>
+                                  <w14:prstDash w14:val="solid"/>
+                                  <w14:bevel/>
+                                </w14:textOutline>
+                              </w:rPr>
+                            </w:pPr>
+                          </w:p>
+                        </w:txbxContent>
+                      </wps:txbx>
+                      <wps:bodyPr rot="0" vert="horz" wrap="square" lIns="91440" tIns="45720" rIns="91440" bIns="45720" anchor="t" anchorCtr="0">
+                        <a:noAutofit/>
+                      </wps:bodyPr>
+                    </wps:wsp>
+                  </a:graphicData>
+                </a:graphic>
+                <wp14:sizeRelH relativeFrom="margin">
+                  <wp14:pctWidth>0</wp14:pctWidth>
+                </wp14:sizeRelH>
+                <wp14:sizeRelV relativeFrom="margin">
+                  <wp14:pctHeight>0</wp14:pctHeight>
+                </wp14:sizeRelV>
+              </wp:anchor>
+            </w:drawing>
+          </mc:Choice>
+          <mc:Fallback>
+            <w:pict>
+              <v:shape w14:anchorId="6808F2CA" id="_x0000_s1028" type="#_x0000_t202" style="position:absolute;left:0;text-align:left;margin-left:429.65pt;margin-top:38.25pt;width:73.05pt;height:24.85pt;z-index:251731968;visibility:visible;mso-wrap-style:square;mso-width-percent:0;mso-height-percent:0;mso-wrap-distance-left:9pt;mso-wrap-distance-top:0;mso-wrap-distance-right:9pt;mso-wrap-distance-bottom:0;mso-position-horizontal:absolute;mso-position-horizontal-relative:text;mso-position-vertical:absolute;mso-position-vertical-relative:text;mso-width-percent:0;mso-height-percent:0;mso-width-relative:margin;mso-height-relative:margin;v-text-anchor:top" o:gfxdata="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">
+                <v:textbox>
+                  <w:txbxContent>
+                    <w:p>
+                      <w:pPr>
+                        <w:rPr>
+                          <w:rFonts w:ascii="Arial" w:hAnsi="Arial" w:cs="Arial"/>
+                          <w:color w:val="FF0000"/>
+                          <w:lang w:val="es-ES"/>
+                          <w14:textOutline w14:w="9525" w14:cap="rnd" w14:cmpd="sng" w14:algn="ctr">
+                            <w14:solidFill>
+                              <w14:srgbClr w14:val="FF0000"/>
+                            </w14:solidFill>
+                            <w14:prstDash w14:val="solid"/>
+                            <w14:bevel/>
+                          </w14:textOutline>
+                        </w:rPr>
+                      </w:pPr>
+                    </w:p>
+                  </w:txbxContent>
+                </v:textbox>
+              </v:shape>
+            </w:pict>
+          </mc:Fallback>
+        </mc:AlternateContent>
+      </w:r>
+      <w:r>
+        <w:rPr>
+          <w:noProof/>
+        </w:rPr>
+        <mc:AlternateContent>
+          <mc:Choice Requires="wps">
+            <w:drawing>
+              <wp:anchor distT="0" distB="0" distL="114300" distR="114300" simplePos="0" relativeHeight="251737088" behindDoc="0" locked="0" layoutInCell="1" allowOverlap="1" wp14:anchorId="1F5CB57D" wp14:editId="36180C73">
+                <wp:simplePos x="0" y="0"/>
+                <wp:positionH relativeFrom="column">
+                  <wp:posOffset>3563695</wp:posOffset>
+                </wp:positionH>
+                <wp:positionV relativeFrom="paragraph">
+                  <wp:posOffset>2308860</wp:posOffset>
                 </wp:positionV>
                 <wp:extent cx="1074420" cy="271780"/>
                 <wp:effectExtent l="0" t="0" r="11430" b="13970"/>
                 <wp:wrapNone/>
-                <wp:docPr id="1117796690" name="Cuadro de texto 2"/>
+                <wp:docPr id="277133109" name="Cuadro de texto 2"/>
                 <wp:cNvGraphicFramePr>
                   <a:graphicFrameLocks xmlns:a="http://schemas.openxmlformats.org/drawingml/2006/main"/>
                 </wp:cNvGraphicFramePr>
@@ -1469,7 +1568,7 @@
           </mc:Choice>
           <mc:Fallback>
             <w:pict>
-              <v:shape w14:anchorId="5288B0DE" id="_x0000_s1028" type="#_x0000_t202" style="position:absolute;left:0;text-align:left;margin-left:286.95pt;margin-top:154.2pt;width:84.6pt;height:21.4pt;z-index:251725824;visibility:visible;mso-wrap-style:square;mso-width-percent:0;mso-height-percent:0;mso-wrap-distance-left:9pt;mso-wrap-distance-top:0;mso-wrap-distance-right:9pt;mso-wrap-distance-bottom:0;mso-position-horizontal:absolute;mso-position-horizontal-relative:text;mso-position-vertical:absolute;mso-position-vertical-relative:text;mso-width-percent:0;mso-height-percent:0;mso-width-relative:margin;mso-height-relative:margin;v-text-anchor:top" o:gfxdata="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">
+              <v:shape w14:anchorId="1F5CB57D" id="_x0000_s1029" type="#_x0000_t202" style="position:absolute;left:0;text-align:left;margin-left:280.6pt;margin-top:181.8pt;width:84.6pt;height:21.4pt;z-index:251737088;visibility:visible;mso-wrap-style:square;mso-width-percent:0;mso-height-percent:0;mso-wrap-distance-left:9pt;mso-wrap-distance-top:0;mso-wrap-distance-right:9pt;mso-wrap-distance-bottom:0;mso-position-horizontal:absolute;mso-position-horizontal-relative:text;mso-position-vertical:absolute;mso-position-vertical-relative:text;mso-width-percent:0;mso-height-percent:0;mso-width-relative:margin;mso-height-relative:margin;v-text-anchor:top" o:gfxdata="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">
                 <v:textbox>
                   <w:txbxContent>
                     <w:p>
@@ -1502,18 +1601,18 @@
         <mc:AlternateContent>
           <mc:Choice Requires="wps">
             <w:drawing>
-              <wp:anchor distT="0" distB="0" distL="114300" distR="114300" simplePos="0" relativeHeight="251724800" behindDoc="0" locked="0" layoutInCell="1" allowOverlap="1" wp14:anchorId="73BC02EC" wp14:editId="35521C9A">
+              <wp:anchor distT="0" distB="0" distL="114300" distR="114300" simplePos="0" relativeHeight="251736064" behindDoc="0" locked="0" layoutInCell="1" allowOverlap="1" wp14:anchorId="1FB0C33F" wp14:editId="5FC77663">
                 <wp:simplePos x="0" y="0"/>
                 <wp:positionH relativeFrom="column">
-                  <wp:posOffset>2245995</wp:posOffset>
+                  <wp:posOffset>2282750</wp:posOffset>
                 </wp:positionH>
                 <wp:positionV relativeFrom="paragraph">
-                  <wp:posOffset>2458720</wp:posOffset>
+                  <wp:posOffset>2773680</wp:posOffset>
                 </wp:positionV>
                 <wp:extent cx="1074420" cy="271780"/>
                 <wp:effectExtent l="0" t="0" r="11430" b="13970"/>
                 <wp:wrapNone/>
-                <wp:docPr id="985552121" name="Cuadro de texto 2"/>
+                <wp:docPr id="1713358567" name="Cuadro de texto 2"/>
                 <wp:cNvGraphicFramePr>
                   <a:graphicFrameLocks xmlns:a="http://schemas.openxmlformats.org/drawingml/2006/main"/>
                 </wp:cNvGraphicFramePr>
@@ -1580,7 +1679,7 @@
           </mc:Choice>
           <mc:Fallback>
             <w:pict>
-              <v:shape w14:anchorId="73BC02EC" id="_x0000_s1029" type="#_x0000_t202" style="position:absolute;left:0;text-align:left;margin-left:176.85pt;margin-top:193.6pt;width:84.6pt;height:21.4pt;z-index:251724800;visibility:visible;mso-wrap-style:square;mso-width-percent:0;mso-height-percent:0;mso-wrap-distance-left:9pt;mso-wrap-distance-top:0;mso-wrap-distance-right:9pt;mso-wrap-distance-bottom:0;mso-position-horizontal:absolute;mso-position-horizontal-relative:text;mso-position-vertical:absolute;mso-position-vertical-relative:text;mso-width-percent:0;mso-height-percent:0;mso-width-relative:margin;mso-height-relative:margin;v-text-anchor:top" o:gfxdata="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">
+              <v:shape w14:anchorId="1FB0C33F" id="_x0000_s1030" type="#_x0000_t202" style="position:absolute;left:0;text-align:left;margin-left:179.75pt;margin-top:218.4pt;width:84.6pt;height:21.4pt;z-index:251736064;visibility:visible;mso-wrap-style:square;mso-width-percent:0;mso-height-percent:0;mso-wrap-distance-left:9pt;mso-wrap-distance-top:0;mso-wrap-distance-right:9pt;mso-wrap-distance-bottom:0;mso-position-horizontal:absolute;mso-position-horizontal-relative:text;mso-position-vertical:absolute;mso-position-vertical-relative:text;mso-width-percent:0;mso-height-percent:0;mso-width-relative:margin;mso-height-relative:margin;v-text-anchor:top" o:gfxdata="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">
                 <v:textbox>
                   <w:txbxContent>
                     <w:p>
@@ -1613,18 +1712,129 @@
         <mc:AlternateContent>
           <mc:Choice Requires="wps">
             <w:drawing>
-              <wp:anchor distT="0" distB="0" distL="114300" distR="114300" simplePos="0" relativeHeight="251721728" behindDoc="0" locked="0" layoutInCell="1" allowOverlap="1" wp14:anchorId="514869A7" wp14:editId="6C82B16F">
+              <wp:anchor distT="0" distB="0" distL="114300" distR="114300" simplePos="0" relativeHeight="251735040" behindDoc="0" locked="0" layoutInCell="1" allowOverlap="1" wp14:anchorId="7CCD7D3A" wp14:editId="362B1770">
                 <wp:simplePos x="0" y="0"/>
                 <wp:positionH relativeFrom="column">
-                  <wp:posOffset>2147570</wp:posOffset>
+                  <wp:posOffset>3308350</wp:posOffset>
                 </wp:positionH>
                 <wp:positionV relativeFrom="paragraph">
-                  <wp:posOffset>4757420</wp:posOffset>
+                  <wp:posOffset>4791635</wp:posOffset>
+                </wp:positionV>
+                <wp:extent cx="996950" cy="318135"/>
+                <wp:effectExtent l="0" t="0" r="12700" b="24765"/>
+                <wp:wrapNone/>
+                <wp:docPr id="255700308" name="Cuadro de texto 2"/>
+                <wp:cNvGraphicFramePr>
+                  <a:graphicFrameLocks xmlns:a="http://schemas.openxmlformats.org/drawingml/2006/main"/>
+                </wp:cNvGraphicFramePr>
+                <a:graphic xmlns:a="http://schemas.openxmlformats.org/drawingml/2006/main">
+                  <a:graphicData uri="http://schemas.microsoft.com/office/word/2010/wordprocessingShape">
+                    <wps:wsp>
+                      <wps:cNvSpPr txBox="1">
+                        <a:spLocks noChangeArrowheads="1"/>
+                      </wps:cNvSpPr>
+                      <wps:spPr bwMode="auto">
+                        <a:xfrm>
+                          <a:off x="0" y="0"/>
+                          <a:ext cx="996950" cy="318135"/>
+                        </a:xfrm>
+                        <a:prstGeom prst="rect">
+                          <a:avLst/>
+                        </a:prstGeom>
+                        <a:solidFill>
+                          <a:srgbClr val="FFFFFF"/>
+                        </a:solidFill>
+                        <a:ln w="9525">
+                          <a:solidFill>
+                            <a:srgbClr val="000000"/>
+                          </a:solidFill>
+                          <a:miter lim="800000"/>
+                          <a:headEnd/>
+                          <a:tailEnd/>
+                        </a:ln>
+                      </wps:spPr>
+                      <wps:txbx>
+                        <w:txbxContent>
+                          <w:p>
+                            <w:pPr>
+                              <w:rPr>
+                                <w:rFonts w:ascii="Arial" w:hAnsi="Arial" w:cs="Arial"/>
+                                <w:color w:val="FF0000"/>
+                                <w:lang w:val="es-ES"/>
+                                <w14:textOutline w14:w="9525" w14:cap="rnd" w14:cmpd="sng" w14:algn="ctr">
+                                  <w14:solidFill>
+                                    <w14:srgbClr w14:val="FF0000"/>
+                                  </w14:solidFill>
+                                  <w14:prstDash w14:val="solid"/>
+                                  <w14:bevel/>
+                                </w14:textOutline>
+                              </w:rPr>
+                            </w:pPr>
+                          </w:p>
+                        </w:txbxContent>
+                      </wps:txbx>
+                      <wps:bodyPr rot="0" vert="horz" wrap="square" lIns="91440" tIns="45720" rIns="91440" bIns="45720" anchor="t" anchorCtr="0">
+                        <a:noAutofit/>
+                      </wps:bodyPr>
+                    </wps:wsp>
+                  </a:graphicData>
+                </a:graphic>
+                <wp14:sizeRelH relativeFrom="margin">
+                  <wp14:pctWidth>0</wp14:pctWidth>
+                </wp14:sizeRelH>
+                <wp14:sizeRelV relativeFrom="margin">
+                  <wp14:pctHeight>0</wp14:pctHeight>
+                </wp14:sizeRelV>
+              </wp:anchor>
+            </w:drawing>
+          </mc:Choice>
+          <mc:Fallback>
+            <w:pict>
+              <v:shape w14:anchorId="7CCD7D3A" id="_x0000_s1031" type="#_x0000_t202" style="position:absolute;left:0;text-align:left;margin-left:260.5pt;margin-top:377.3pt;width:78.5pt;height:25.05pt;z-index:251735040;visibility:visible;mso-wrap-style:square;mso-width-percent:0;mso-height-percent:0;mso-wrap-distance-left:9pt;mso-wrap-distance-top:0;mso-wrap-distance-right:9pt;mso-wrap-distance-bottom:0;mso-position-horizontal:absolute;mso-position-horizontal-relative:text;mso-position-vertical:absolute;mso-position-vertical-relative:text;mso-width-percent:0;mso-height-percent:0;mso-width-relative:margin;mso-height-relative:margin;v-text-anchor:top" o:gfxdata="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">
+                <v:textbox>
+                  <w:txbxContent>
+                    <w:p>
+                      <w:pPr>
+                        <w:rPr>
+                          <w:rFonts w:ascii="Arial" w:hAnsi="Arial" w:cs="Arial"/>
+                          <w:color w:val="FF0000"/>
+                          <w:lang w:val="es-ES"/>
+                          <w14:textOutline w14:w="9525" w14:cap="rnd" w14:cmpd="sng" w14:algn="ctr">
+                            <w14:solidFill>
+                              <w14:srgbClr w14:val="FF0000"/>
+                            </w14:solidFill>
+                            <w14:prstDash w14:val="solid"/>
+                            <w14:bevel/>
+                          </w14:textOutline>
+                        </w:rPr>
+                      </w:pPr>
+                    </w:p>
+                  </w:txbxContent>
+                </v:textbox>
+              </v:shape>
+            </w:pict>
+          </mc:Fallback>
+        </mc:AlternateContent>
+      </w:r>
+      <w:r>
+        <w:rPr>
+          <w:noProof/>
+        </w:rPr>
+        <mc:AlternateContent>
+          <mc:Choice Requires="wps">
+            <w:drawing>
+              <wp:anchor distT="0" distB="0" distL="114300" distR="114300" simplePos="0" relativeHeight="251732992" behindDoc="0" locked="0" layoutInCell="1" allowOverlap="1" wp14:anchorId="3AC718D4" wp14:editId="09165080">
+                <wp:simplePos x="0" y="0"/>
+                <wp:positionH relativeFrom="column">
+                  <wp:posOffset>2203375</wp:posOffset>
+                </wp:positionH>
+                <wp:positionV relativeFrom="paragraph">
+                  <wp:posOffset>4953000</wp:posOffset>
                 </wp:positionV>
                 <wp:extent cx="938530" cy="271780"/>
                 <wp:effectExtent l="0" t="0" r="13970" b="13970"/>
                 <wp:wrapNone/>
-                <wp:docPr id="1838690994" name="Cuadro de texto 2"/>
+                <wp:docPr id="1291435533" name="Cuadro de texto 2"/>
                 <wp:cNvGraphicFramePr>
                   <a:graphicFrameLocks xmlns:a="http://schemas.openxmlformats.org/drawingml/2006/main"/>
                 </wp:cNvGraphicFramePr>
@@ -1691,7 +1901,7 @@
           </mc:Choice>
           <mc:Fallback>
             <w:pict>
-              <v:shape w14:anchorId="514869A7" id="_x0000_s1030" type="#_x0000_t202" style="position:absolute;left:0;text-align:left;margin-left:169.1pt;margin-top:374.6pt;width:73.9pt;height:21.4pt;z-index:251721728;visibility:visible;mso-wrap-style:square;mso-width-percent:0;mso-height-percent:0;mso-wrap-distance-left:9pt;mso-wrap-distance-top:0;mso-wrap-distance-right:9pt;mso-wrap-distance-bottom:0;mso-position-horizontal:absolute;mso-position-horizontal-relative:text;mso-position-vertical:absolute;mso-position-vertical-relative:text;mso-width-percent:0;mso-height-percent:0;mso-width-relative:margin;mso-height-relative:margin;v-text-anchor:top" o:gfxdata="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">
+              <v:shape w14:anchorId="3AC718D4" id="_x0000_s1032" type="#_x0000_t202" style="position:absolute;left:0;text-align:left;margin-left:173.5pt;margin-top:390pt;width:73.9pt;height:21.4pt;z-index:251732992;visibility:visible;mso-wrap-style:square;mso-width-percent:0;mso-height-percent:0;mso-wrap-distance-left:9pt;mso-wrap-distance-top:0;mso-wrap-distance-right:9pt;mso-wrap-distance-bottom:0;mso-position-horizontal:absolute;mso-position-horizontal-relative:text;mso-position-vertical:absolute;mso-position-vertical-relative:text;mso-width-percent:0;mso-height-percent:0;mso-width-relative:margin;mso-height-relative:margin;v-text-anchor:top" o:gfxdata="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">
                 <v:textbox>
                   <w:txbxContent>
                     <w:p>
@@ -1717,55 +1927,25 @@
           </mc:Fallback>
         </mc:AlternateContent>
       </w:r>
-    </w:p>
-    <w:p>
-      <w:pPr>
-        <w:spacing w:line="300" w:lineRule="exact"/>
-        <w:ind w:right="117"/>
-        <w:jc w:val="both"/>
-        <w:rPr>
-          <w:rFonts w:ascii="Arial" w:hAnsi="Arial" w:cs="Arial"/>
-          <w:spacing w:val="-1"/>
-          <w:sz w:val="20"/>
-          <w:szCs w:val="20"/>
-        </w:rPr>
-      </w:pPr>
-    </w:p>
-    <w:p>
-      <w:pPr>
-        <w:spacing w:line="300" w:lineRule="exact"/>
-        <w:ind w:right="117"/>
-        <w:jc w:val="both"/>
-        <w:rPr>
-          <w:rFonts w:ascii="Arial" w:hAnsi="Arial" w:cs="Arial"/>
-          <w:spacing w:val="-1"/>
-          <w:sz w:val="20"/>
-          <w:szCs w:val="20"/>
-        </w:rPr>
-      </w:pPr>
-      <w:r>
-        <w:rPr>
-          <w:rFonts w:ascii="Arial" w:hAnsi="Arial" w:cs="Arial"/>
+      <w:r>
+        <w:rPr>
           <w:noProof/>
-          <w:spacing w:val="-1"/>
-          <w:sz w:val="20"/>
-          <w:szCs w:val="20"/>
         </w:rPr>
         <mc:AlternateContent>
           <mc:Choice Requires="wps">
             <w:drawing>
-              <wp:anchor distT="45720" distB="45720" distL="114300" distR="114300" simplePos="0" relativeHeight="251707392" behindDoc="0" locked="0" layoutInCell="1" allowOverlap="1" wp14:anchorId="577F4247" wp14:editId="090ECDBF">
+              <wp:anchor distT="0" distB="0" distL="114300" distR="114300" simplePos="0" relativeHeight="251730944" behindDoc="0" locked="0" layoutInCell="1" allowOverlap="1" wp14:anchorId="2BA55EE2" wp14:editId="26D31832">
                 <wp:simplePos x="0" y="0"/>
                 <wp:positionH relativeFrom="column">
-                  <wp:posOffset>5728970</wp:posOffset>
+                  <wp:posOffset>906780</wp:posOffset>
                 </wp:positionH>
                 <wp:positionV relativeFrom="paragraph">
-                  <wp:posOffset>27940</wp:posOffset>
+                  <wp:posOffset>4072180</wp:posOffset>
                 </wp:positionV>
-                <wp:extent cx="819150" cy="257175"/>
-                <wp:effectExtent l="0" t="0" r="0" b="9525"/>
+                <wp:extent cx="983615" cy="346075"/>
+                <wp:effectExtent l="0" t="0" r="26035" b="15875"/>
                 <wp:wrapNone/>
-                <wp:docPr id="1258738876" name="Cuadro de texto 2"/>
+                <wp:docPr id="273896816" name="Cuadro de texto 2"/>
                 <wp:cNvGraphicFramePr>
                   <a:graphicFrameLocks xmlns:a="http://schemas.openxmlformats.org/drawingml/2006/main"/>
                 </wp:cNvGraphicFramePr>
@@ -1778,505 +1958,7 @@
                       <wps:spPr bwMode="auto">
                         <a:xfrm>
                           <a:off x="0" y="0"/>
-                          <a:ext cx="819150" cy="257175"/>
-                        </a:xfrm>
-                        <a:prstGeom prst="rect">
-                          <a:avLst/>
-                        </a:prstGeom>
-                        <a:solidFill>
-                          <a:srgbClr val="FFFFFF"/>
-                        </a:solidFill>
-                        <a:ln w="9525">
-                          <a:noFill/>
-                          <a:miter lim="800000"/>
-                          <a:headEnd/>
-                          <a:tailEnd/>
-                        </a:ln>
-                      </wps:spPr>
-                      <wps:txbx>
-                        <w:txbxContent>
-                          <w:p>
-                            <w:pPr>
-                              <w:jc w:val="center"/>
-                              <w:rPr>
-                                <w:b/>
-                                <w:bCs/>
-                              </w:rPr>
-                            </w:pPr>
-                            <w:r>
-                              <w:rPr>
-                                <w:b/>
-                                <w:bCs/>
-                              </w:rPr>
-                              <w:t>1200</w:t>
-                            </w:r>
-                            <w:r>
-                              <w:rPr>
-                                <w:b/>
-                                <w:bCs/>
-                              </w:rPr>
-                              <w:t xml:space="preserve"> hosts</w:t>
-                            </w:r>
-                          </w:p>
-                        </w:txbxContent>
-                      </wps:txbx>
-                      <wps:bodyPr rot="0" vert="horz" wrap="square" lIns="91440" tIns="45720" rIns="91440" bIns="45720" anchor="t" anchorCtr="0">
-                        <a:noAutofit/>
-                      </wps:bodyPr>
-                    </wps:wsp>
-                  </a:graphicData>
-                </a:graphic>
-                <wp14:sizeRelH relativeFrom="margin">
-                  <wp14:pctWidth>0</wp14:pctWidth>
-                </wp14:sizeRelH>
-                <wp14:sizeRelV relativeFrom="margin">
-                  <wp14:pctHeight>0</wp14:pctHeight>
-                </wp14:sizeRelV>
-              </wp:anchor>
-            </w:drawing>
-          </mc:Choice>
-          <mc:Fallback>
-            <w:pict>
-              <v:shape w14:anchorId="577F4247" id="_x0000_s1031" type="#_x0000_t202" style="position:absolute;left:0;text-align:left;margin-left:451.1pt;margin-top:2.2pt;width:64.5pt;height:20.25pt;z-index:251707392;visibility:visible;mso-wrap-style:square;mso-width-percent:0;mso-height-percent:0;mso-wrap-distance-left:9pt;mso-wrap-distance-top:3.6pt;mso-wrap-distance-right:9pt;mso-wrap-distance-bottom:3.6pt;mso-position-horizontal:absolute;mso-position-horizontal-relative:text;mso-position-vertical:absolute;mso-position-vertical-relative:text;mso-width-percent:0;mso-height-percent:0;mso-width-relative:margin;mso-height-relative:margin;v-text-anchor:top" o:gfxdata="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" stroked="f">
-                <v:textbox>
-                  <w:txbxContent>
-                    <w:p>
-                      <w:pPr>
-                        <w:jc w:val="center"/>
-                        <w:rPr>
-                          <w:b/>
-                          <w:bCs/>
-                        </w:rPr>
-                      </w:pPr>
-                      <w:r>
-                        <w:rPr>
-                          <w:b/>
-                          <w:bCs/>
-                        </w:rPr>
-                        <w:t>1200</w:t>
-                      </w:r>
-                      <w:r>
-                        <w:rPr>
-                          <w:b/>
-                          <w:bCs/>
-                        </w:rPr>
-                        <w:t xml:space="preserve"> hosts</w:t>
-                      </w:r>
-                    </w:p>
-                  </w:txbxContent>
-                </v:textbox>
-              </v:shape>
-            </w:pict>
-          </mc:Fallback>
-        </mc:AlternateContent>
-      </w:r>
-    </w:p>
-    <w:p>
-      <w:pPr>
-        <w:spacing w:line="300" w:lineRule="exact"/>
-        <w:ind w:right="117"/>
-        <w:jc w:val="both"/>
-        <w:rPr>
-          <w:rFonts w:ascii="Arial" w:hAnsi="Arial" w:cs="Arial"/>
-          <w:spacing w:val="-1"/>
-          <w:sz w:val="20"/>
-          <w:szCs w:val="20"/>
-        </w:rPr>
-      </w:pPr>
-    </w:p>
-    <w:p>
-      <w:pPr>
-        <w:spacing w:line="300" w:lineRule="exact"/>
-        <w:ind w:right="117"/>
-        <w:jc w:val="both"/>
-        <w:rPr>
-          <w:rFonts w:ascii="Arial" w:hAnsi="Arial" w:cs="Arial"/>
-          <w:spacing w:val="-1"/>
-          <w:sz w:val="20"/>
-          <w:szCs w:val="20"/>
-        </w:rPr>
-      </w:pPr>
-    </w:p>
-    <w:p>
-      <w:pPr>
-        <w:spacing w:line="300" w:lineRule="exact"/>
-        <w:ind w:right="117"/>
-        <w:jc w:val="both"/>
-        <w:rPr>
-          <w:rFonts w:ascii="Arial" w:hAnsi="Arial" w:cs="Arial"/>
-          <w:spacing w:val="-1"/>
-          <w:sz w:val="20"/>
-          <w:szCs w:val="20"/>
-        </w:rPr>
-      </w:pPr>
-    </w:p>
-    <w:p>
-      <w:pPr>
-        <w:spacing w:line="300" w:lineRule="exact"/>
-        <w:ind w:right="117"/>
-        <w:jc w:val="both"/>
-        <w:rPr>
-          <w:rFonts w:ascii="Arial" w:hAnsi="Arial" w:cs="Arial"/>
-          <w:spacing w:val="-1"/>
-          <w:sz w:val="20"/>
-          <w:szCs w:val="20"/>
-        </w:rPr>
-      </w:pPr>
-    </w:p>
-    <w:p>
-      <w:pPr>
-        <w:spacing w:line="300" w:lineRule="exact"/>
-        <w:ind w:right="117"/>
-        <w:jc w:val="both"/>
-        <w:rPr>
-          <w:rFonts w:ascii="Arial" w:hAnsi="Arial" w:cs="Arial"/>
-          <w:spacing w:val="-1"/>
-          <w:sz w:val="20"/>
-          <w:szCs w:val="20"/>
-        </w:rPr>
-      </w:pPr>
-    </w:p>
-    <w:p>
-      <w:pPr>
-        <w:spacing w:line="300" w:lineRule="exact"/>
-        <w:ind w:right="117"/>
-        <w:jc w:val="both"/>
-        <w:rPr>
-          <w:rFonts w:ascii="Arial" w:hAnsi="Arial" w:cs="Arial"/>
-          <w:spacing w:val="-1"/>
-          <w:sz w:val="20"/>
-          <w:szCs w:val="20"/>
-        </w:rPr>
-      </w:pPr>
-    </w:p>
-    <w:p>
-      <w:pPr>
-        <w:spacing w:line="300" w:lineRule="exact"/>
-        <w:ind w:right="117"/>
-        <w:jc w:val="both"/>
-        <w:rPr>
-          <w:rFonts w:ascii="Arial" w:hAnsi="Arial" w:cs="Arial"/>
-          <w:spacing w:val="-1"/>
-          <w:sz w:val="20"/>
-          <w:szCs w:val="20"/>
-        </w:rPr>
-      </w:pPr>
-    </w:p>
-    <w:p>
-      <w:pPr>
-        <w:spacing w:line="300" w:lineRule="exact"/>
-        <w:ind w:right="117"/>
-        <w:jc w:val="both"/>
-        <w:rPr>
-          <w:rFonts w:ascii="Arial" w:hAnsi="Arial" w:cs="Arial"/>
-          <w:spacing w:val="-1"/>
-          <w:sz w:val="20"/>
-          <w:szCs w:val="20"/>
-        </w:rPr>
-      </w:pPr>
-    </w:p>
-    <w:p>
-      <w:pPr>
-        <w:spacing w:line="300" w:lineRule="exact"/>
-        <w:ind w:right="117"/>
-        <w:jc w:val="both"/>
-        <w:rPr>
-          <w:rFonts w:ascii="Arial" w:hAnsi="Arial" w:cs="Arial"/>
-          <w:spacing w:val="-1"/>
-          <w:sz w:val="20"/>
-          <w:szCs w:val="20"/>
-        </w:rPr>
-      </w:pPr>
-    </w:p>
-    <w:p>
-      <w:pPr>
-        <w:spacing w:line="300" w:lineRule="exact"/>
-        <w:ind w:right="117"/>
-        <w:jc w:val="both"/>
-        <w:rPr>
-          <w:rFonts w:ascii="Arial" w:hAnsi="Arial" w:cs="Arial"/>
-          <w:spacing w:val="-1"/>
-          <w:sz w:val="20"/>
-          <w:szCs w:val="20"/>
-        </w:rPr>
-      </w:pPr>
-    </w:p>
-    <w:p>
-      <w:pPr>
-        <w:spacing w:line="300" w:lineRule="exact"/>
-        <w:ind w:right="117"/>
-        <w:jc w:val="both"/>
-        <w:rPr>
-          <w:rFonts w:ascii="Arial" w:hAnsi="Arial" w:cs="Arial"/>
-          <w:spacing w:val="-1"/>
-          <w:sz w:val="20"/>
-          <w:szCs w:val="20"/>
-        </w:rPr>
-      </w:pPr>
-    </w:p>
-    <w:p>
-      <w:pPr>
-        <w:spacing w:line="300" w:lineRule="exact"/>
-        <w:ind w:right="117"/>
-        <w:jc w:val="both"/>
-        <w:rPr>
-          <w:rFonts w:ascii="Arial" w:hAnsi="Arial" w:cs="Arial"/>
-          <w:spacing w:val="-1"/>
-          <w:sz w:val="20"/>
-          <w:szCs w:val="20"/>
-        </w:rPr>
-      </w:pPr>
-    </w:p>
-    <w:p>
-      <w:pPr>
-        <w:spacing w:line="300" w:lineRule="exact"/>
-        <w:ind w:right="117"/>
-        <w:jc w:val="both"/>
-        <w:rPr>
-          <w:rFonts w:ascii="Arial" w:hAnsi="Arial" w:cs="Arial"/>
-          <w:spacing w:val="-1"/>
-          <w:sz w:val="20"/>
-          <w:szCs w:val="20"/>
-        </w:rPr>
-      </w:pPr>
-    </w:p>
-    <w:p>
-      <w:pPr>
-        <w:spacing w:line="300" w:lineRule="exact"/>
-        <w:ind w:right="117"/>
-        <w:jc w:val="both"/>
-        <w:rPr>
-          <w:rFonts w:ascii="Arial" w:hAnsi="Arial" w:cs="Arial"/>
-          <w:spacing w:val="-1"/>
-          <w:sz w:val="20"/>
-          <w:szCs w:val="20"/>
-        </w:rPr>
-      </w:pPr>
-    </w:p>
-    <w:p>
-      <w:pPr>
-        <w:spacing w:line="300" w:lineRule="exact"/>
-        <w:ind w:right="117"/>
-        <w:jc w:val="both"/>
-        <w:rPr>
-          <w:rFonts w:ascii="Arial" w:hAnsi="Arial" w:cs="Arial"/>
-          <w:spacing w:val="-1"/>
-          <w:sz w:val="20"/>
-          <w:szCs w:val="20"/>
-        </w:rPr>
-      </w:pPr>
-    </w:p>
-    <w:p>
-      <w:pPr>
-        <w:spacing w:line="300" w:lineRule="exact"/>
-        <w:ind w:right="117"/>
-        <w:jc w:val="both"/>
-        <w:rPr>
-          <w:rFonts w:ascii="Arial" w:hAnsi="Arial" w:cs="Arial"/>
-          <w:spacing w:val="-1"/>
-          <w:sz w:val="20"/>
-          <w:szCs w:val="20"/>
-        </w:rPr>
-      </w:pPr>
-      <w:r>
-        <w:rPr>
-          <w:rFonts w:ascii="Arial" w:hAnsi="Arial" w:cs="Arial"/>
-          <w:noProof/>
-          <w:spacing w:val="-1"/>
-          <w:sz w:val="20"/>
-          <w:szCs w:val="20"/>
-        </w:rPr>
-        <mc:AlternateContent>
-          <mc:Choice Requires="wps">
-            <w:drawing>
-              <wp:anchor distT="45720" distB="45720" distL="114300" distR="114300" simplePos="0" relativeHeight="251704320" behindDoc="0" locked="0" layoutInCell="1" allowOverlap="1" wp14:anchorId="54700D0E" wp14:editId="53C0DC70">
-                <wp:simplePos x="0" y="0"/>
-                <wp:positionH relativeFrom="column">
-                  <wp:posOffset>892175</wp:posOffset>
-                </wp:positionH>
-                <wp:positionV relativeFrom="paragraph">
-                  <wp:posOffset>7620</wp:posOffset>
-                </wp:positionV>
-                <wp:extent cx="819150" cy="257175"/>
-                <wp:effectExtent l="0" t="0" r="0" b="9525"/>
-                <wp:wrapNone/>
-                <wp:docPr id="1858703675" name="Cuadro de texto 2"/>
-                <wp:cNvGraphicFramePr>
-                  <a:graphicFrameLocks xmlns:a="http://schemas.openxmlformats.org/drawingml/2006/main"/>
-                </wp:cNvGraphicFramePr>
-                <a:graphic xmlns:a="http://schemas.openxmlformats.org/drawingml/2006/main">
-                  <a:graphicData uri="http://schemas.microsoft.com/office/word/2010/wordprocessingShape">
-                    <wps:wsp>
-                      <wps:cNvSpPr txBox="1">
-                        <a:spLocks noChangeArrowheads="1"/>
-                      </wps:cNvSpPr>
-                      <wps:spPr bwMode="auto">
-                        <a:xfrm>
-                          <a:off x="0" y="0"/>
-                          <a:ext cx="819150" cy="257175"/>
-                        </a:xfrm>
-                        <a:prstGeom prst="rect">
-                          <a:avLst/>
-                        </a:prstGeom>
-                        <a:solidFill>
-                          <a:srgbClr val="FFFFFF"/>
-                        </a:solidFill>
-                        <a:ln w="9525">
-                          <a:noFill/>
-                          <a:miter lim="800000"/>
-                          <a:headEnd/>
-                          <a:tailEnd/>
-                        </a:ln>
-                      </wps:spPr>
-                      <wps:txbx>
-                        <w:txbxContent>
-                          <w:p>
-                            <w:pPr>
-                              <w:jc w:val="center"/>
-                              <w:rPr>
-                                <w:b/>
-                                <w:bCs/>
-                              </w:rPr>
-                            </w:pPr>
-                            <w:r>
-                              <w:rPr>
-                                <w:b/>
-                                <w:bCs/>
-                              </w:rPr>
-                              <w:t>2</w:t>
-                            </w:r>
-                            <w:r>
-                              <w:rPr>
-                                <w:b/>
-                                <w:bCs/>
-                              </w:rPr>
-                              <w:t>0</w:t>
-                            </w:r>
-                            <w:r>
-                              <w:rPr>
-                                <w:b/>
-                                <w:bCs/>
-                              </w:rPr>
-                              <w:t xml:space="preserve"> hosts</w:t>
-                            </w:r>
-                          </w:p>
-                        </w:txbxContent>
-                      </wps:txbx>
-                      <wps:bodyPr rot="0" vert="horz" wrap="square" lIns="91440" tIns="45720" rIns="91440" bIns="45720" anchor="t" anchorCtr="0">
-                        <a:noAutofit/>
-                      </wps:bodyPr>
-                    </wps:wsp>
-                  </a:graphicData>
-                </a:graphic>
-                <wp14:sizeRelH relativeFrom="margin">
-                  <wp14:pctWidth>0</wp14:pctWidth>
-                </wp14:sizeRelH>
-                <wp14:sizeRelV relativeFrom="margin">
-                  <wp14:pctHeight>0</wp14:pctHeight>
-                </wp14:sizeRelV>
-              </wp:anchor>
-            </w:drawing>
-          </mc:Choice>
-          <mc:Fallback>
-            <w:pict>
-              <v:shape w14:anchorId="54700D0E" id="_x0000_s1032" type="#_x0000_t202" style="position:absolute;left:0;text-align:left;margin-left:70.25pt;margin-top:.6pt;width:64.5pt;height:20.25pt;z-index:251704320;visibility:visible;mso-wrap-style:square;mso-width-percent:0;mso-height-percent:0;mso-wrap-distance-left:9pt;mso-wrap-distance-top:3.6pt;mso-wrap-distance-right:9pt;mso-wrap-distance-bottom:3.6pt;mso-position-horizontal:absolute;mso-position-horizontal-relative:text;mso-position-vertical:absolute;mso-position-vertical-relative:text;mso-width-percent:0;mso-height-percent:0;mso-width-relative:margin;mso-height-relative:margin;v-text-anchor:top" o:gfxdata="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" stroked="f">
-                <v:textbox>
-                  <w:txbxContent>
-                    <w:p>
-                      <w:pPr>
-                        <w:jc w:val="center"/>
-                        <w:rPr>
-                          <w:b/>
-                          <w:bCs/>
-                        </w:rPr>
-                      </w:pPr>
-                      <w:r>
-                        <w:rPr>
-                          <w:b/>
-                          <w:bCs/>
-                        </w:rPr>
-                        <w:t>2</w:t>
-                      </w:r>
-                      <w:r>
-                        <w:rPr>
-                          <w:b/>
-                          <w:bCs/>
-                        </w:rPr>
-                        <w:t>0</w:t>
-                      </w:r>
-                      <w:r>
-                        <w:rPr>
-                          <w:b/>
-                          <w:bCs/>
-                        </w:rPr>
-                        <w:t xml:space="preserve"> hosts</w:t>
-                      </w:r>
-                    </w:p>
-                  </w:txbxContent>
-                </v:textbox>
-              </v:shape>
-            </w:pict>
-          </mc:Fallback>
-        </mc:AlternateContent>
-      </w:r>
-    </w:p>
-    <w:p>
-      <w:pPr>
-        <w:spacing w:line="300" w:lineRule="exact"/>
-        <w:ind w:right="117"/>
-        <w:jc w:val="both"/>
-        <w:rPr>
-          <w:rFonts w:ascii="Arial" w:hAnsi="Arial" w:cs="Arial"/>
-          <w:spacing w:val="-1"/>
-          <w:sz w:val="20"/>
-          <w:szCs w:val="20"/>
-        </w:rPr>
-      </w:pPr>
-    </w:p>
-    <w:p>
-      <w:pPr>
-        <w:spacing w:line="300" w:lineRule="exact"/>
-        <w:ind w:right="117"/>
-        <w:jc w:val="both"/>
-        <w:rPr>
-          <w:rFonts w:ascii="Arial" w:hAnsi="Arial" w:cs="Arial"/>
-          <w:spacing w:val="-1"/>
-          <w:sz w:val="20"/>
-          <w:szCs w:val="20"/>
-        </w:rPr>
-      </w:pPr>
-      <w:r>
-        <w:rPr>
-          <w:noProof/>
-        </w:rPr>
-        <mc:AlternateContent>
-          <mc:Choice Requires="wps">
-            <w:drawing>
-              <wp:anchor distT="0" distB="0" distL="114300" distR="114300" simplePos="0" relativeHeight="251719680" behindDoc="0" locked="0" layoutInCell="1" allowOverlap="1" wp14:anchorId="7D78F595" wp14:editId="2B8A6936">
-                <wp:simplePos x="0" y="0"/>
-                <wp:positionH relativeFrom="column">
-                  <wp:posOffset>775335</wp:posOffset>
-                </wp:positionH>
-                <wp:positionV relativeFrom="paragraph">
-                  <wp:posOffset>8947</wp:posOffset>
-                </wp:positionV>
-                <wp:extent cx="983673" cy="346363"/>
-                <wp:effectExtent l="0" t="0" r="26035" b="15875"/>
-                <wp:wrapNone/>
-                <wp:docPr id="534720528" name="Cuadro de texto 2"/>
-                <wp:cNvGraphicFramePr>
-                  <a:graphicFrameLocks xmlns:a="http://schemas.openxmlformats.org/drawingml/2006/main"/>
-                </wp:cNvGraphicFramePr>
-                <a:graphic xmlns:a="http://schemas.openxmlformats.org/drawingml/2006/main">
-                  <a:graphicData uri="http://schemas.microsoft.com/office/word/2010/wordprocessingShape">
-                    <wps:wsp>
-                      <wps:cNvSpPr txBox="1">
-                        <a:spLocks noChangeArrowheads="1"/>
-                      </wps:cNvSpPr>
-                      <wps:spPr bwMode="auto">
-                        <a:xfrm>
-                          <a:off x="0" y="0"/>
-                          <a:ext cx="983673" cy="346363"/>
+                          <a:ext cx="983615" cy="346075"/>
                         </a:xfrm>
                         <a:prstGeom prst="rect">
                           <a:avLst/>
@@ -2330,7 +2012,7 @@
           </mc:Choice>
           <mc:Fallback>
             <w:pict>
-              <v:shape w14:anchorId="7D78F595" id="_x0000_s1033" type="#_x0000_t202" style="position:absolute;left:0;text-align:left;margin-left:61.05pt;margin-top:.7pt;width:77.45pt;height:27.25pt;z-index:251719680;visibility:visible;mso-wrap-style:square;mso-width-percent:0;mso-height-percent:0;mso-wrap-distance-left:9pt;mso-wrap-distance-top:0;mso-wrap-distance-right:9pt;mso-wrap-distance-bottom:0;mso-position-horizontal:absolute;mso-position-horizontal-relative:text;mso-position-vertical:absolute;mso-position-vertical-relative:text;mso-width-percent:0;mso-height-percent:0;mso-width-relative:margin;mso-height-relative:margin;v-text-anchor:top" o:gfxdata="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">
+              <v:shape w14:anchorId="2BA55EE2" id="_x0000_s1033" type="#_x0000_t202" style="position:absolute;left:0;text-align:left;margin-left:71.4pt;margin-top:320.65pt;width:77.45pt;height:27.25pt;z-index:251730944;visibility:visible;mso-wrap-style:square;mso-width-percent:0;mso-height-percent:0;mso-wrap-distance-left:9pt;mso-wrap-distance-top:0;mso-wrap-distance-right:9pt;mso-wrap-distance-bottom:0;mso-position-horizontal:absolute;mso-position-horizontal-relative:text;mso-position-vertical:absolute;mso-position-vertical-relative:text;mso-width-percent:0;mso-height-percent:0;mso-width-relative:margin;mso-height-relative:margin;v-text-anchor:top" o:gfxdata="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">
                 <v:textbox>
                   <w:txbxContent>
                     <w:p>
@@ -2358,27 +2040,26 @@
       </w:r>
       <w:r>
         <w:rPr>
-          <w:rFonts w:ascii="Arial" w:hAnsi="Arial" w:cs="Arial"/>
+          <w:rFonts w:ascii="Arial" w:eastAsia="Times New Roman" w:hAnsi="Arial" w:cs="Arial"/>
           <w:noProof/>
-          <w:spacing w:val="-1"/>
           <w:sz w:val="20"/>
           <w:szCs w:val="20"/>
         </w:rPr>
         <mc:AlternateContent>
           <mc:Choice Requires="wps">
             <w:drawing>
-              <wp:anchor distT="45720" distB="45720" distL="114300" distR="114300" simplePos="0" relativeHeight="251708416" behindDoc="0" locked="0" layoutInCell="1" allowOverlap="1" wp14:anchorId="63A9CBE7" wp14:editId="79DCBC5F">
+              <wp:anchor distT="45720" distB="45720" distL="114300" distR="114300" simplePos="0" relativeHeight="251728896" behindDoc="0" locked="0" layoutInCell="1" allowOverlap="1" wp14:anchorId="4E10C6D6" wp14:editId="37C70FA8">
                 <wp:simplePos x="0" y="0"/>
-                <wp:positionH relativeFrom="column">
-                  <wp:posOffset>7233285</wp:posOffset>
+                <wp:positionH relativeFrom="margin">
+                  <wp:align>left</wp:align>
                 </wp:positionH>
                 <wp:positionV relativeFrom="paragraph">
-                  <wp:posOffset>62865</wp:posOffset>
+                  <wp:posOffset>290195</wp:posOffset>
                 </wp:positionV>
-                <wp:extent cx="819150" cy="257175"/>
-                <wp:effectExtent l="0" t="0" r="0" b="9525"/>
-                <wp:wrapNone/>
-                <wp:docPr id="1962104106" name="Cuadro de texto 2"/>
+                <wp:extent cx="9170670" cy="5073650"/>
+                <wp:effectExtent l="0" t="0" r="0" b="0"/>
+                <wp:wrapSquare wrapText="bothSides"/>
+                <wp:docPr id="217" name="Cuadro de texto 2"/>
                 <wp:cNvGraphicFramePr>
                   <a:graphicFrameLocks xmlns:a="http://schemas.openxmlformats.org/drawingml/2006/main"/>
                 </wp:cNvGraphicFramePr>
@@ -2391,7 +2072,7 @@
                       <wps:spPr bwMode="auto">
                         <a:xfrm>
                           <a:off x="0" y="0"/>
-                          <a:ext cx="819150" cy="257175"/>
+                          <a:ext cx="9170670" cy="5073650"/>
                         </a:xfrm>
                         <a:prstGeom prst="rect">
                           <a:avLst/>
@@ -2409,26 +2090,45 @@
                       <wps:txbx>
                         <w:txbxContent>
                           <w:p>
-                            <w:pPr>
-                              <w:jc w:val="center"/>
-                              <w:rPr>
-                                <w:b/>
-                                <w:bCs/>
-                              </w:rPr>
-                            </w:pPr>
                             <w:r>
                               <w:rPr>
-                                <w:b/>
-                                <w:bCs/>
+                                <w:noProof/>
                               </w:rPr>
-                              <w:t>1800</w:t>
-                            </w:r>
-                            <w:r>
-                              <w:rPr>
-                                <w:b/>
-                                <w:bCs/>
-                              </w:rPr>
-                              <w:t xml:space="preserve"> hosts</w:t>
+                              <w:drawing>
+                                <wp:inline distT="0" distB="0" distL="0" distR="0" wp14:anchorId="4E32196E" wp14:editId="708F5F83">
+                                  <wp:extent cx="8697595" cy="4973320"/>
+                                  <wp:effectExtent l="0" t="0" r="8255" b="0"/>
+                                  <wp:docPr id="1871013275" name="Imagen 1" descr="Diagrama&#10;&#10;El contenido generado por IA puede ser incorrecto."/>
+                                  <wp:cNvGraphicFramePr>
+                                    <a:graphicFrameLocks xmlns:a="http://schemas.openxmlformats.org/drawingml/2006/main" noChangeAspect="1"/>
+                                  </wp:cNvGraphicFramePr>
+                                  <a:graphic xmlns:a="http://schemas.openxmlformats.org/drawingml/2006/main">
+                                    <a:graphicData uri="http://schemas.openxmlformats.org/drawingml/2006/picture">
+                                      <pic:pic xmlns:pic="http://schemas.openxmlformats.org/drawingml/2006/picture">
+                                        <pic:nvPicPr>
+                                          <pic:cNvPr id="1871013275" name="Imagen 1" descr="Diagrama&#10;&#10;El contenido generado por IA puede ser incorrecto."/>
+                                          <pic:cNvPicPr/>
+                                        </pic:nvPicPr>
+                                        <pic:blipFill>
+                                          <a:blip r:embed="rId7"/>
+                                          <a:stretch>
+                                            <a:fillRect/>
+                                          </a:stretch>
+                                        </pic:blipFill>
+                                        <pic:spPr>
+                                          <a:xfrm>
+                                            <a:off x="0" y="0"/>
+                                            <a:ext cx="8697595" cy="4973320"/>
+                                          </a:xfrm>
+                                          <a:prstGeom prst="rect">
+                                            <a:avLst/>
+                                          </a:prstGeom>
+                                        </pic:spPr>
+                                      </pic:pic>
+                                    </a:graphicData>
+                                  </a:graphic>
+                                </wp:inline>
+                              </w:drawing>
                             </w:r>
                           </w:p>
                         </w:txbxContent>
@@ -2450,34 +2150,54 @@
           </mc:Choice>
           <mc:Fallback>
             <w:pict>
-              <v:shape w14:anchorId="63A9CBE7" id="_x0000_s1034" type="#_x0000_t202" style="position:absolute;left:0;text-align:left;margin-left:569.55pt;margin-top:4.95pt;width:64.5pt;height:20.25pt;z-index:251708416;visibility:visible;mso-wrap-style:square;mso-width-percent:0;mso-height-percent:0;mso-wrap-distance-left:9pt;mso-wrap-distance-top:3.6pt;mso-wrap-distance-right:9pt;mso-wrap-distance-bottom:3.6pt;mso-position-horizontal:absolute;mso-position-horizontal-relative:text;mso-position-vertical:absolute;mso-position-vertical-relative:text;mso-width-percent:0;mso-height-percent:0;mso-width-relative:margin;mso-height-relative:margin;v-text-anchor:top" o:gfxdata="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" stroked="f">
+              <v:shape w14:anchorId="4E10C6D6" id="_x0000_s1034" type="#_x0000_t202" style="position:absolute;left:0;text-align:left;margin-left:0;margin-top:22.85pt;width:722.1pt;height:399.5pt;z-index:251728896;visibility:visible;mso-wrap-style:square;mso-width-percent:0;mso-height-percent:0;mso-wrap-distance-left:9pt;mso-wrap-distance-top:3.6pt;mso-wrap-distance-right:9pt;mso-wrap-distance-bottom:3.6pt;mso-position-horizontal:left;mso-position-horizontal-relative:margin;mso-position-vertical:absolute;mso-position-vertical-relative:text;mso-width-percent:0;mso-height-percent:0;mso-width-relative:margin;mso-height-relative:margin;v-text-anchor:top" o:gfxdata="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" stroked="f">
                 <v:textbox>
                   <w:txbxContent>
                     <w:p>
-                      <w:pPr>
-                        <w:jc w:val="center"/>
-                        <w:rPr>
-                          <w:b/>
-                          <w:bCs/>
-                        </w:rPr>
-                      </w:pPr>
                       <w:r>
                         <w:rPr>
-                          <w:b/>
-                          <w:bCs/>
+                          <w:noProof/>
                         </w:rPr>
-                        <w:t>1800</w:t>
-                      </w:r>
-                      <w:r>
-                        <w:rPr>
-                          <w:b/>
-                          <w:bCs/>
-                        </w:rPr>
-                        <w:t xml:space="preserve"> hosts</w:t>
+                        <w:drawing>
+                          <wp:inline distT="0" distB="0" distL="0" distR="0" wp14:anchorId="4E32196E" wp14:editId="708F5F83">
+                            <wp:extent cx="8697595" cy="4973320"/>
+                            <wp:effectExtent l="0" t="0" r="8255" b="0"/>
+                            <wp:docPr id="1871013275" name="Imagen 1" descr="Diagrama&#10;&#10;El contenido generado por IA puede ser incorrecto."/>
+                            <wp:cNvGraphicFramePr>
+                              <a:graphicFrameLocks xmlns:a="http://schemas.openxmlformats.org/drawingml/2006/main" noChangeAspect="1"/>
+                            </wp:cNvGraphicFramePr>
+                            <a:graphic xmlns:a="http://schemas.openxmlformats.org/drawingml/2006/main">
+                              <a:graphicData uri="http://schemas.openxmlformats.org/drawingml/2006/picture">
+                                <pic:pic xmlns:pic="http://schemas.openxmlformats.org/drawingml/2006/picture">
+                                  <pic:nvPicPr>
+                                    <pic:cNvPr id="1871013275" name="Imagen 1" descr="Diagrama&#10;&#10;El contenido generado por IA puede ser incorrecto."/>
+                                    <pic:cNvPicPr/>
+                                  </pic:nvPicPr>
+                                  <pic:blipFill>
+                                    <a:blip r:embed="rId7"/>
+                                    <a:stretch>
+                                      <a:fillRect/>
+                                    </a:stretch>
+                                  </pic:blipFill>
+                                  <pic:spPr>
+                                    <a:xfrm>
+                                      <a:off x="0" y="0"/>
+                                      <a:ext cx="8697595" cy="4973320"/>
+                                    </a:xfrm>
+                                    <a:prstGeom prst="rect">
+                                      <a:avLst/>
+                                    </a:prstGeom>
+                                  </pic:spPr>
+                                </pic:pic>
+                              </a:graphicData>
+                            </a:graphic>
+                          </wp:inline>
+                        </w:drawing>
                       </w:r>
                     </w:p>
                   </w:txbxContent>
                 </v:textbox>
+                <w10:wrap type="square" anchorx="margin"/>
               </v:shape>
             </w:pict>
           </mc:Fallback>
@@ -2487,11 +2207,10 @@
     <w:p>
       <w:pPr>
         <w:spacing w:line="300" w:lineRule="exact"/>
-        <w:ind w:right="117"/>
+        <w:ind w:right="116"/>
         <w:jc w:val="both"/>
         <w:rPr>
-          <w:rFonts w:ascii="Arial" w:hAnsi="Arial" w:cs="Arial"/>
-          <w:spacing w:val="-1"/>
+          <w:rFonts w:ascii="Arial" w:eastAsia="Times New Roman" w:hAnsi="Arial" w:cs="Arial"/>
           <w:sz w:val="20"/>
           <w:szCs w:val="20"/>
         </w:rPr>
@@ -2509,244 +2228,6 @@
           <w:szCs w:val="20"/>
         </w:rPr>
       </w:pPr>
-      <w:r>
-        <w:rPr>
-          <w:noProof/>
-        </w:rPr>
-        <mc:AlternateContent>
-          <mc:Choice Requires="wps">
-            <w:drawing>
-              <wp:anchor distT="0" distB="0" distL="114300" distR="114300" simplePos="0" relativeHeight="251722752" behindDoc="0" locked="0" layoutInCell="1" allowOverlap="1" wp14:anchorId="37B8646C" wp14:editId="49F9312E">
-                <wp:simplePos x="0" y="0"/>
-                <wp:positionH relativeFrom="column">
-                  <wp:posOffset>7162972</wp:posOffset>
-                </wp:positionH>
-                <wp:positionV relativeFrom="paragraph">
-                  <wp:posOffset>30538</wp:posOffset>
-                </wp:positionV>
-                <wp:extent cx="983673" cy="304800"/>
-                <wp:effectExtent l="0" t="0" r="26035" b="19050"/>
-                <wp:wrapNone/>
-                <wp:docPr id="1627315257" name="Cuadro de texto 2"/>
-                <wp:cNvGraphicFramePr>
-                  <a:graphicFrameLocks xmlns:a="http://schemas.openxmlformats.org/drawingml/2006/main"/>
-                </wp:cNvGraphicFramePr>
-                <a:graphic xmlns:a="http://schemas.openxmlformats.org/drawingml/2006/main">
-                  <a:graphicData uri="http://schemas.microsoft.com/office/word/2010/wordprocessingShape">
-                    <wps:wsp>
-                      <wps:cNvSpPr txBox="1">
-                        <a:spLocks noChangeArrowheads="1"/>
-                      </wps:cNvSpPr>
-                      <wps:spPr bwMode="auto">
-                        <a:xfrm>
-                          <a:off x="0" y="0"/>
-                          <a:ext cx="983673" cy="304800"/>
-                        </a:xfrm>
-                        <a:prstGeom prst="rect">
-                          <a:avLst/>
-                        </a:prstGeom>
-                        <a:solidFill>
-                          <a:srgbClr val="FFFFFF"/>
-                        </a:solidFill>
-                        <a:ln w="9525">
-                          <a:solidFill>
-                            <a:srgbClr val="000000"/>
-                          </a:solidFill>
-                          <a:miter lim="800000"/>
-                          <a:headEnd/>
-                          <a:tailEnd/>
-                        </a:ln>
-                      </wps:spPr>
-                      <wps:txbx>
-                        <w:txbxContent>
-                          <w:p>
-                            <w:pPr>
-                              <w:rPr>
-                                <w:rFonts w:ascii="Arial" w:hAnsi="Arial" w:cs="Arial"/>
-                                <w:color w:val="FF0000"/>
-                                <w:lang w:val="es-ES"/>
-                                <w14:textOutline w14:w="9525" w14:cap="rnd" w14:cmpd="sng" w14:algn="ctr">
-                                  <w14:solidFill>
-                                    <w14:srgbClr w14:val="FF0000"/>
-                                  </w14:solidFill>
-                                  <w14:prstDash w14:val="solid"/>
-                                  <w14:bevel/>
-                                </w14:textOutline>
-                              </w:rPr>
-                            </w:pPr>
-                          </w:p>
-                        </w:txbxContent>
-                      </wps:txbx>
-                      <wps:bodyPr rot="0" vert="horz" wrap="square" lIns="91440" tIns="45720" rIns="91440" bIns="45720" anchor="t" anchorCtr="0">
-                        <a:noAutofit/>
-                      </wps:bodyPr>
-                    </wps:wsp>
-                  </a:graphicData>
-                </a:graphic>
-                <wp14:sizeRelH relativeFrom="margin">
-                  <wp14:pctWidth>0</wp14:pctWidth>
-                </wp14:sizeRelH>
-                <wp14:sizeRelV relativeFrom="margin">
-                  <wp14:pctHeight>0</wp14:pctHeight>
-                </wp14:sizeRelV>
-              </wp:anchor>
-            </w:drawing>
-          </mc:Choice>
-          <mc:Fallback>
-            <w:pict>
-              <v:shape w14:anchorId="37B8646C" id="_x0000_s1035" type="#_x0000_t202" style="position:absolute;left:0;text-align:left;margin-left:564pt;margin-top:2.4pt;width:77.45pt;height:24pt;z-index:251722752;visibility:visible;mso-wrap-style:square;mso-width-percent:0;mso-height-percent:0;mso-wrap-distance-left:9pt;mso-wrap-distance-top:0;mso-wrap-distance-right:9pt;mso-wrap-distance-bottom:0;mso-position-horizontal:absolute;mso-position-horizontal-relative:text;mso-position-vertical:absolute;mso-position-vertical-relative:text;mso-width-percent:0;mso-height-percent:0;mso-width-relative:margin;mso-height-relative:margin;v-text-anchor:top" o:gfxdata="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">
-                <v:textbox>
-                  <w:txbxContent>
-                    <w:p>
-                      <w:pPr>
-                        <w:rPr>
-                          <w:rFonts w:ascii="Arial" w:hAnsi="Arial" w:cs="Arial"/>
-                          <w:color w:val="FF0000"/>
-                          <w:lang w:val="es-ES"/>
-                          <w14:textOutline w14:w="9525" w14:cap="rnd" w14:cmpd="sng" w14:algn="ctr">
-                            <w14:solidFill>
-                              <w14:srgbClr w14:val="FF0000"/>
-                            </w14:solidFill>
-                            <w14:prstDash w14:val="solid"/>
-                            <w14:bevel/>
-                          </w14:textOutline>
-                        </w:rPr>
-                      </w:pPr>
-                    </w:p>
-                  </w:txbxContent>
-                </v:textbox>
-              </v:shape>
-            </w:pict>
-          </mc:Fallback>
-        </mc:AlternateContent>
-      </w:r>
-      <w:r>
-        <w:rPr>
-          <w:rFonts w:ascii="Arial" w:hAnsi="Arial" w:cs="Arial"/>
-          <w:noProof/>
-          <w:spacing w:val="-1"/>
-          <w:sz w:val="20"/>
-          <w:szCs w:val="20"/>
-        </w:rPr>
-        <mc:AlternateContent>
-          <mc:Choice Requires="wps">
-            <w:drawing>
-              <wp:anchor distT="45720" distB="45720" distL="114300" distR="114300" simplePos="0" relativeHeight="251706368" behindDoc="0" locked="0" layoutInCell="1" allowOverlap="1" wp14:anchorId="1780BF4E" wp14:editId="2124863B">
-                <wp:simplePos x="0" y="0"/>
-                <wp:positionH relativeFrom="column">
-                  <wp:posOffset>3415030</wp:posOffset>
-                </wp:positionH>
-                <wp:positionV relativeFrom="paragraph">
-                  <wp:posOffset>15875</wp:posOffset>
-                </wp:positionV>
-                <wp:extent cx="819150" cy="257175"/>
-                <wp:effectExtent l="0" t="0" r="0" b="9525"/>
-                <wp:wrapNone/>
-                <wp:docPr id="639454124" name="Cuadro de texto 2"/>
-                <wp:cNvGraphicFramePr>
-                  <a:graphicFrameLocks xmlns:a="http://schemas.openxmlformats.org/drawingml/2006/main"/>
-                </wp:cNvGraphicFramePr>
-                <a:graphic xmlns:a="http://schemas.openxmlformats.org/drawingml/2006/main">
-                  <a:graphicData uri="http://schemas.microsoft.com/office/word/2010/wordprocessingShape">
-                    <wps:wsp>
-                      <wps:cNvSpPr txBox="1">
-                        <a:spLocks noChangeArrowheads="1"/>
-                      </wps:cNvSpPr>
-                      <wps:spPr bwMode="auto">
-                        <a:xfrm>
-                          <a:off x="0" y="0"/>
-                          <a:ext cx="819150" cy="257175"/>
-                        </a:xfrm>
-                        <a:prstGeom prst="rect">
-                          <a:avLst/>
-                        </a:prstGeom>
-                        <a:solidFill>
-                          <a:srgbClr val="FFFFFF"/>
-                        </a:solidFill>
-                        <a:ln w="9525">
-                          <a:noFill/>
-                          <a:miter lim="800000"/>
-                          <a:headEnd/>
-                          <a:tailEnd/>
-                        </a:ln>
-                      </wps:spPr>
-                      <wps:txbx>
-                        <w:txbxContent>
-                          <w:p>
-                            <w:pPr>
-                              <w:jc w:val="center"/>
-                              <w:rPr>
-                                <w:b/>
-                                <w:bCs/>
-                              </w:rPr>
-                            </w:pPr>
-                            <w:r>
-                              <w:rPr>
-                                <w:b/>
-                                <w:bCs/>
-                              </w:rPr>
-                              <w:t>400</w:t>
-                            </w:r>
-                            <w:r>
-                              <w:rPr>
-                                <w:b/>
-                                <w:bCs/>
-                              </w:rPr>
-                              <w:t xml:space="preserve"> hosts</w:t>
-                            </w:r>
-                          </w:p>
-                        </w:txbxContent>
-                      </wps:txbx>
-                      <wps:bodyPr rot="0" vert="horz" wrap="square" lIns="91440" tIns="45720" rIns="91440" bIns="45720" anchor="t" anchorCtr="0">
-                        <a:noAutofit/>
-                      </wps:bodyPr>
-                    </wps:wsp>
-                  </a:graphicData>
-                </a:graphic>
-                <wp14:sizeRelH relativeFrom="margin">
-                  <wp14:pctWidth>0</wp14:pctWidth>
-                </wp14:sizeRelH>
-                <wp14:sizeRelV relativeFrom="margin">
-                  <wp14:pctHeight>0</wp14:pctHeight>
-                </wp14:sizeRelV>
-              </wp:anchor>
-            </w:drawing>
-          </mc:Choice>
-          <mc:Fallback>
-            <w:pict>
-              <v:shape w14:anchorId="1780BF4E" id="_x0000_s1036" type="#_x0000_t202" style="position:absolute;left:0;text-align:left;margin-left:268.9pt;margin-top:1.25pt;width:64.5pt;height:20.25pt;z-index:251706368;visibility:visible;mso-wrap-style:square;mso-width-percent:0;mso-height-percent:0;mso-wrap-distance-left:9pt;mso-wrap-distance-top:3.6pt;mso-wrap-distance-right:9pt;mso-wrap-distance-bottom:3.6pt;mso-position-horizontal:absolute;mso-position-horizontal-relative:text;mso-position-vertical:absolute;mso-position-vertical-relative:text;mso-width-percent:0;mso-height-percent:0;mso-width-relative:margin;mso-height-relative:margin;v-text-anchor:top" o:gfxdata="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" stroked="f">
-                <v:textbox>
-                  <w:txbxContent>
-                    <w:p>
-                      <w:pPr>
-                        <w:jc w:val="center"/>
-                        <w:rPr>
-                          <w:b/>
-                          <w:bCs/>
-                        </w:rPr>
-                      </w:pPr>
-                      <w:r>
-                        <w:rPr>
-                          <w:b/>
-                          <w:bCs/>
-                        </w:rPr>
-                        <w:t>400</w:t>
-                      </w:r>
-                      <w:r>
-                        <w:rPr>
-                          <w:b/>
-                          <w:bCs/>
-                        </w:rPr>
-                        <w:t xml:space="preserve"> hosts</w:t>
-                      </w:r>
-                    </w:p>
-                  </w:txbxContent>
-                </v:textbox>
-              </v:shape>
-            </w:pict>
-          </mc:Fallback>
-        </mc:AlternateContent>
-      </w:r>
     </w:p>
     <w:p>
       <w:pPr>
@@ -2760,161 +2241,6 @@
           <w:szCs w:val="20"/>
         </w:rPr>
       </w:pPr>
-      <w:r>
-        <w:rPr>
-          <w:rFonts w:ascii="Arial" w:hAnsi="Arial" w:cs="Arial"/>
-          <w:noProof/>
-          <w:spacing w:val="-1"/>
-          <w:sz w:val="20"/>
-          <w:szCs w:val="20"/>
-        </w:rPr>
-        <mc:AlternateContent>
-          <mc:Choice Requires="wps">
-            <w:drawing>
-              <wp:anchor distT="45720" distB="45720" distL="114300" distR="114300" simplePos="0" relativeHeight="251705344" behindDoc="0" locked="0" layoutInCell="1" allowOverlap="1" wp14:anchorId="176AC1DA" wp14:editId="1B65741E">
-                <wp:simplePos x="0" y="0"/>
-                <wp:positionH relativeFrom="column">
-                  <wp:posOffset>2241550</wp:posOffset>
-                </wp:positionH>
-                <wp:positionV relativeFrom="paragraph">
-                  <wp:posOffset>6350</wp:posOffset>
-                </wp:positionV>
-                <wp:extent cx="819150" cy="257175"/>
-                <wp:effectExtent l="0" t="0" r="0" b="9525"/>
-                <wp:wrapNone/>
-                <wp:docPr id="1140700623" name="Cuadro de texto 2"/>
-                <wp:cNvGraphicFramePr>
-                  <a:graphicFrameLocks xmlns:a="http://schemas.openxmlformats.org/drawingml/2006/main"/>
-                </wp:cNvGraphicFramePr>
-                <a:graphic xmlns:a="http://schemas.openxmlformats.org/drawingml/2006/main">
-                  <a:graphicData uri="http://schemas.microsoft.com/office/word/2010/wordprocessingShape">
-                    <wps:wsp>
-                      <wps:cNvSpPr txBox="1">
-                        <a:spLocks noChangeArrowheads="1"/>
-                      </wps:cNvSpPr>
-                      <wps:spPr bwMode="auto">
-                        <a:xfrm>
-                          <a:off x="0" y="0"/>
-                          <a:ext cx="819150" cy="257175"/>
-                        </a:xfrm>
-                        <a:prstGeom prst="rect">
-                          <a:avLst/>
-                        </a:prstGeom>
-                        <a:solidFill>
-                          <a:srgbClr val="FFFFFF"/>
-                        </a:solidFill>
-                        <a:ln w="9525">
-                          <a:noFill/>
-                          <a:miter lim="800000"/>
-                          <a:headEnd/>
-                          <a:tailEnd/>
-                        </a:ln>
-                      </wps:spPr>
-                      <wps:txbx>
-                        <w:txbxContent>
-                          <w:p>
-                            <w:pPr>
-                              <w:jc w:val="center"/>
-                              <w:rPr>
-                                <w:b/>
-                                <w:bCs/>
-                              </w:rPr>
-                            </w:pPr>
-                            <w:r>
-                              <w:rPr>
-                                <w:b/>
-                                <w:bCs/>
-                              </w:rPr>
-                              <w:t>50</w:t>
-                            </w:r>
-                            <w:r>
-                              <w:rPr>
-                                <w:b/>
-                                <w:bCs/>
-                              </w:rPr>
-                              <w:t>0</w:t>
-                            </w:r>
-                            <w:r>
-                              <w:rPr>
-                                <w:b/>
-                                <w:bCs/>
-                              </w:rPr>
-                              <w:t>0</w:t>
-                            </w:r>
-                            <w:r>
-                              <w:rPr>
-                                <w:b/>
-                                <w:bCs/>
-                              </w:rPr>
-                              <w:t xml:space="preserve"> hosts</w:t>
-                            </w:r>
-                          </w:p>
-                        </w:txbxContent>
-                      </wps:txbx>
-                      <wps:bodyPr rot="0" vert="horz" wrap="square" lIns="91440" tIns="45720" rIns="91440" bIns="45720" anchor="t" anchorCtr="0">
-                        <a:noAutofit/>
-                      </wps:bodyPr>
-                    </wps:wsp>
-                  </a:graphicData>
-                </a:graphic>
-                <wp14:sizeRelH relativeFrom="margin">
-                  <wp14:pctWidth>0</wp14:pctWidth>
-                </wp14:sizeRelH>
-                <wp14:sizeRelV relativeFrom="margin">
-                  <wp14:pctHeight>0</wp14:pctHeight>
-                </wp14:sizeRelV>
-              </wp:anchor>
-            </w:drawing>
-          </mc:Choice>
-          <mc:Fallback>
-            <w:pict>
-              <v:shape w14:anchorId="176AC1DA" id="_x0000_s1037" type="#_x0000_t202" style="position:absolute;left:0;text-align:left;margin-left:176.5pt;margin-top:.5pt;width:64.5pt;height:20.25pt;z-index:251705344;visibility:visible;mso-wrap-style:square;mso-width-percent:0;mso-height-percent:0;mso-wrap-distance-left:9pt;mso-wrap-distance-top:3.6pt;mso-wrap-distance-right:9pt;mso-wrap-distance-bottom:3.6pt;mso-position-horizontal:absolute;mso-position-horizontal-relative:text;mso-position-vertical:absolute;mso-position-vertical-relative:text;mso-width-percent:0;mso-height-percent:0;mso-width-relative:margin;mso-height-relative:margin;v-text-anchor:top" o:gfxdata="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" stroked="f">
-                <v:textbox>
-                  <w:txbxContent>
-                    <w:p>
-                      <w:pPr>
-                        <w:jc w:val="center"/>
-                        <w:rPr>
-                          <w:b/>
-                          <w:bCs/>
-                        </w:rPr>
-                      </w:pPr>
-                      <w:r>
-                        <w:rPr>
-                          <w:b/>
-                          <w:bCs/>
-                        </w:rPr>
-                        <w:t>50</w:t>
-                      </w:r>
-                      <w:r>
-                        <w:rPr>
-                          <w:b/>
-                          <w:bCs/>
-                        </w:rPr>
-                        <w:t>0</w:t>
-                      </w:r>
-                      <w:r>
-                        <w:rPr>
-                          <w:b/>
-                          <w:bCs/>
-                        </w:rPr>
-                        <w:t>0</w:t>
-                      </w:r>
-                      <w:r>
-                        <w:rPr>
-                          <w:b/>
-                          <w:bCs/>
-                        </w:rPr>
-                        <w:t xml:space="preserve"> hosts</w:t>
-                      </w:r>
-                    </w:p>
-                  </w:txbxContent>
-                </v:textbox>
-              </v:shape>
-            </w:pict>
-          </mc:Fallback>
-        </mc:AlternateContent>
-      </w:r>
     </w:p>
     <w:p>
       <w:pPr>
@@ -2928,614 +2254,6 @@
           <w:szCs w:val="20"/>
         </w:rPr>
       </w:pPr>
-      <w:r>
-        <w:rPr>
-          <w:noProof/>
-        </w:rPr>
-        <mc:AlternateContent>
-          <mc:Choice Requires="wps">
-            <w:drawing>
-              <wp:anchor distT="0" distB="0" distL="114300" distR="114300" simplePos="0" relativeHeight="251723776" behindDoc="0" locked="0" layoutInCell="1" allowOverlap="1" wp14:anchorId="408C9F16" wp14:editId="51A33DB8">
-                <wp:simplePos x="0" y="0"/>
-                <wp:positionH relativeFrom="column">
-                  <wp:posOffset>3325264</wp:posOffset>
-                </wp:positionH>
-                <wp:positionV relativeFrom="paragraph">
-                  <wp:posOffset>23610</wp:posOffset>
-                </wp:positionV>
-                <wp:extent cx="997527" cy="318655"/>
-                <wp:effectExtent l="0" t="0" r="12700" b="24765"/>
-                <wp:wrapNone/>
-                <wp:docPr id="902950314" name="Cuadro de texto 2"/>
-                <wp:cNvGraphicFramePr>
-                  <a:graphicFrameLocks xmlns:a="http://schemas.openxmlformats.org/drawingml/2006/main"/>
-                </wp:cNvGraphicFramePr>
-                <a:graphic xmlns:a="http://schemas.openxmlformats.org/drawingml/2006/main">
-                  <a:graphicData uri="http://schemas.microsoft.com/office/word/2010/wordprocessingShape">
-                    <wps:wsp>
-                      <wps:cNvSpPr txBox="1">
-                        <a:spLocks noChangeArrowheads="1"/>
-                      </wps:cNvSpPr>
-                      <wps:spPr bwMode="auto">
-                        <a:xfrm>
-                          <a:off x="0" y="0"/>
-                          <a:ext cx="997527" cy="318655"/>
-                        </a:xfrm>
-                        <a:prstGeom prst="rect">
-                          <a:avLst/>
-                        </a:prstGeom>
-                        <a:solidFill>
-                          <a:srgbClr val="FFFFFF"/>
-                        </a:solidFill>
-                        <a:ln w="9525">
-                          <a:solidFill>
-                            <a:srgbClr val="000000"/>
-                          </a:solidFill>
-                          <a:miter lim="800000"/>
-                          <a:headEnd/>
-                          <a:tailEnd/>
-                        </a:ln>
-                      </wps:spPr>
-                      <wps:txbx>
-                        <w:txbxContent>
-                          <w:p>
-                            <w:pPr>
-                              <w:rPr>
-                                <w:rFonts w:ascii="Arial" w:hAnsi="Arial" w:cs="Arial"/>
-                                <w:color w:val="FF0000"/>
-                                <w:lang w:val="es-ES"/>
-                                <w14:textOutline w14:w="9525" w14:cap="rnd" w14:cmpd="sng" w14:algn="ctr">
-                                  <w14:solidFill>
-                                    <w14:srgbClr w14:val="FF0000"/>
-                                  </w14:solidFill>
-                                  <w14:prstDash w14:val="solid"/>
-                                  <w14:bevel/>
-                                </w14:textOutline>
-                              </w:rPr>
-                            </w:pPr>
-                          </w:p>
-                        </w:txbxContent>
-                      </wps:txbx>
-                      <wps:bodyPr rot="0" vert="horz" wrap="square" lIns="91440" tIns="45720" rIns="91440" bIns="45720" anchor="t" anchorCtr="0">
-                        <a:noAutofit/>
-                      </wps:bodyPr>
-                    </wps:wsp>
-                  </a:graphicData>
-                </a:graphic>
-                <wp14:sizeRelH relativeFrom="margin">
-                  <wp14:pctWidth>0</wp14:pctWidth>
-                </wp14:sizeRelH>
-                <wp14:sizeRelV relativeFrom="margin">
-                  <wp14:pctHeight>0</wp14:pctHeight>
-                </wp14:sizeRelV>
-              </wp:anchor>
-            </w:drawing>
-          </mc:Choice>
-          <mc:Fallback>
-            <w:pict>
-              <v:shape w14:anchorId="408C9F16" id="_x0000_s1038" type="#_x0000_t202" style="position:absolute;left:0;text-align:left;margin-left:261.85pt;margin-top:1.85pt;width:78.55pt;height:25.1pt;z-index:251723776;visibility:visible;mso-wrap-style:square;mso-width-percent:0;mso-height-percent:0;mso-wrap-distance-left:9pt;mso-wrap-distance-top:0;mso-wrap-distance-right:9pt;mso-wrap-distance-bottom:0;mso-position-horizontal:absolute;mso-position-horizontal-relative:text;mso-position-vertical:absolute;mso-position-vertical-relative:text;mso-width-percent:0;mso-height-percent:0;mso-width-relative:margin;mso-height-relative:margin;v-text-anchor:top" o:gfxdata="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">
-                <v:textbox>
-                  <w:txbxContent>
-                    <w:p>
-                      <w:pPr>
-                        <w:rPr>
-                          <w:rFonts w:ascii="Arial" w:hAnsi="Arial" w:cs="Arial"/>
-                          <w:color w:val="FF0000"/>
-                          <w:lang w:val="es-ES"/>
-                          <w14:textOutline w14:w="9525" w14:cap="rnd" w14:cmpd="sng" w14:algn="ctr">
-                            <w14:solidFill>
-                              <w14:srgbClr w14:val="FF0000"/>
-                            </w14:solidFill>
-                            <w14:prstDash w14:val="solid"/>
-                            <w14:bevel/>
-                          </w14:textOutline>
-                        </w:rPr>
-                      </w:pPr>
-                    </w:p>
-                  </w:txbxContent>
-                </v:textbox>
-              </v:shape>
-            </w:pict>
-          </mc:Fallback>
-        </mc:AlternateContent>
-      </w:r>
-    </w:p>
-    <w:p>
-      <w:pPr>
-        <w:spacing w:line="300" w:lineRule="exact"/>
-        <w:ind w:right="117"/>
-        <w:jc w:val="both"/>
-        <w:rPr>
-          <w:rFonts w:ascii="Arial" w:hAnsi="Arial" w:cs="Arial"/>
-          <w:spacing w:val="-1"/>
-          <w:sz w:val="20"/>
-          <w:szCs w:val="20"/>
-        </w:rPr>
-      </w:pPr>
-      <w:r>
-        <w:rPr>
-          <w:rFonts w:ascii="Times New Roman" w:eastAsia="Times New Roman" w:hAnsi="Times New Roman" w:cs="Times New Roman"/>
-          <w:noProof/>
-          <w:sz w:val="20"/>
-          <w:szCs w:val="20"/>
-        </w:rPr>
-        <mc:AlternateContent>
-          <mc:Choice Requires="wpg">
-            <w:drawing>
-              <wp:inline distT="0" distB="0" distL="0" distR="0" wp14:anchorId="6C6ADE8C" wp14:editId="3DE3D84E">
-                <wp:extent cx="9078097" cy="4810897"/>
-                <wp:effectExtent l="0" t="0" r="8890" b="8890"/>
-                <wp:docPr id="1661996283" name="Group 4349"/>
-                <wp:cNvGraphicFramePr>
-                  <a:graphicFrameLocks xmlns:a="http://schemas.openxmlformats.org/drawingml/2006/main"/>
-                </wp:cNvGraphicFramePr>
-                <a:graphic xmlns:a="http://schemas.openxmlformats.org/drawingml/2006/main">
-                  <a:graphicData uri="http://schemas.microsoft.com/office/word/2010/wordprocessingGroup">
-                    <wpg:wgp>
-                      <wpg:cNvGrpSpPr>
-                        <a:grpSpLocks/>
-                      </wpg:cNvGrpSpPr>
-                      <wpg:grpSpPr bwMode="auto">
-                        <a:xfrm>
-                          <a:off x="0" y="0"/>
-                          <a:ext cx="9078097" cy="4810897"/>
-                          <a:chOff x="0" y="0"/>
-                          <a:chExt cx="9237" cy="5057"/>
-                        </a:xfrm>
-                      </wpg:grpSpPr>
-                      <pic:pic xmlns:pic="http://schemas.openxmlformats.org/drawingml/2006/picture">
-                        <pic:nvPicPr>
-                          <pic:cNvPr id="359880234" name="Picture 4358"/>
-                          <pic:cNvPicPr>
-                            <a:picLocks noChangeAspect="1" noChangeArrowheads="1"/>
-                          </pic:cNvPicPr>
-                        </pic:nvPicPr>
-                        <pic:blipFill>
-                          <a:blip r:embed="rId7">
-                            <a:extLst>
-                              <a:ext uri="{28A0092B-C50C-407E-A947-70E740481C1C}">
-                                <a14:useLocalDpi xmlns:a14="http://schemas.microsoft.com/office/drawing/2010/main" val="0"/>
-                              </a:ext>
-                            </a:extLst>
-                          </a:blip>
-                          <a:srcRect/>
-                          <a:stretch>
-                            <a:fillRect/>
-                          </a:stretch>
-                        </pic:blipFill>
-                        <pic:spPr bwMode="auto">
-                          <a:xfrm>
-                            <a:off x="118" y="10"/>
-                            <a:ext cx="8993" cy="5035"/>
-                          </a:xfrm>
-                          <a:prstGeom prst="rect">
-                            <a:avLst/>
-                          </a:prstGeom>
-                          <a:noFill/>
-                          <a:ln>
-                            <a:noFill/>
-                          </a:ln>
-                          <a:extLst>
-                            <a:ext uri="{909E8E84-426E-40DD-AFC4-6F175D3DCCD1}">
-                              <a14:hiddenFill xmlns:a14="http://schemas.microsoft.com/office/drawing/2010/main">
-                                <a:solidFill>
-                                  <a:srgbClr val="FFFFFF"/>
-                                </a:solidFill>
-                              </a14:hiddenFill>
-                            </a:ext>
-                            <a:ext uri="{91240B29-F687-4F45-9708-019B960494DF}">
-                              <a14:hiddenLine xmlns:a14="http://schemas.microsoft.com/office/drawing/2010/main" w="9525">
-                                <a:solidFill>
-                                  <a:srgbClr val="000000"/>
-                                </a:solidFill>
-                                <a:miter lim="800000"/>
-                                <a:headEnd/>
-                                <a:tailEnd/>
-                              </a14:hiddenLine>
-                            </a:ext>
-                          </a:extLst>
-                        </pic:spPr>
-                      </pic:pic>
-                      <wpg:grpSp>
-                        <wpg:cNvPr id="2110706662" name="Group 4356"/>
-                        <wpg:cNvGrpSpPr>
-                          <a:grpSpLocks/>
-                        </wpg:cNvGrpSpPr>
-                        <wpg:grpSpPr bwMode="auto">
-                          <a:xfrm>
-                            <a:off x="6" y="6"/>
-                            <a:ext cx="9226" cy="2"/>
-                            <a:chOff x="6" y="6"/>
-                            <a:chExt cx="9226" cy="2"/>
-                          </a:xfrm>
-                        </wpg:grpSpPr>
-                        <wps:wsp>
-                          <wps:cNvPr id="768968037" name="Freeform 4357"/>
-                          <wps:cNvSpPr>
-                            <a:spLocks/>
-                          </wps:cNvSpPr>
-                          <wps:spPr bwMode="auto">
-                            <a:xfrm>
-                              <a:off x="6" y="6"/>
-                              <a:ext cx="9226" cy="2"/>
-                            </a:xfrm>
-                            <a:custGeom>
-                              <a:avLst/>
-                              <a:gdLst>
-                                <a:gd name="T0" fmla="+- 0 6 6"/>
-                                <a:gd name="T1" fmla="*/ T0 w 9226"/>
-                                <a:gd name="T2" fmla="+- 0 9231 6"/>
-                                <a:gd name="T3" fmla="*/ T2 w 9226"/>
-                              </a:gdLst>
-                              <a:ahLst/>
-                              <a:cxnLst>
-                                <a:cxn ang="0">
-                                  <a:pos x="T1" y="0"/>
-                                </a:cxn>
-                                <a:cxn ang="0">
-                                  <a:pos x="T3" y="0"/>
-                                </a:cxn>
-                              </a:cxnLst>
-                              <a:rect l="0" t="0" r="r" b="b"/>
-                              <a:pathLst>
-                                <a:path w="9226">
-                                  <a:moveTo>
-                                    <a:pt x="0" y="0"/>
-                                  </a:moveTo>
-                                  <a:lnTo>
-                                    <a:pt x="9225" y="0"/>
-                                  </a:lnTo>
-                                </a:path>
-                              </a:pathLst>
-                            </a:custGeom>
-                            <a:noFill/>
-                            <a:ln w="7366">
-                              <a:solidFill>
-                                <a:srgbClr val="000000"/>
-                              </a:solidFill>
-                              <a:round/>
-                              <a:headEnd/>
-                              <a:tailEnd/>
-                            </a:ln>
-                            <a:extLst>
-                              <a:ext uri="{909E8E84-426E-40DD-AFC4-6F175D3DCCD1}">
-                                <a14:hiddenFill xmlns:a14="http://schemas.microsoft.com/office/drawing/2010/main">
-                                  <a:solidFill>
-                                    <a:srgbClr val="FFFFFF"/>
-                                  </a:solidFill>
-                                </a14:hiddenFill>
-                              </a:ext>
-                            </a:extLst>
-                          </wps:spPr>
-                          <wps:bodyPr rot="0" vert="horz" wrap="square" lIns="91440" tIns="45720" rIns="91440" bIns="45720" anchor="t" anchorCtr="0" upright="1">
-                            <a:noAutofit/>
-                          </wps:bodyPr>
-                        </wps:wsp>
-                      </wpg:grpSp>
-                      <wpg:grpSp>
-                        <wpg:cNvPr id="1856397045" name="Group 4354"/>
-                        <wpg:cNvGrpSpPr>
-                          <a:grpSpLocks/>
-                        </wpg:cNvGrpSpPr>
-                        <wpg:grpSpPr bwMode="auto">
-                          <a:xfrm>
-                            <a:off x="11" y="11"/>
-                            <a:ext cx="2" cy="5036"/>
-                            <a:chOff x="11" y="11"/>
-                            <a:chExt cx="2" cy="5036"/>
-                          </a:xfrm>
-                        </wpg:grpSpPr>
-                        <wps:wsp>
-                          <wps:cNvPr id="1486954106" name="Freeform 4355"/>
-                          <wps:cNvSpPr>
-                            <a:spLocks/>
-                          </wps:cNvSpPr>
-                          <wps:spPr bwMode="auto">
-                            <a:xfrm>
-                              <a:off x="11" y="11"/>
-                              <a:ext cx="2" cy="5036"/>
-                            </a:xfrm>
-                            <a:custGeom>
-                              <a:avLst/>
-                              <a:gdLst>
-                                <a:gd name="T0" fmla="+- 0 11 11"/>
-                                <a:gd name="T1" fmla="*/ 11 h 5036"/>
-                                <a:gd name="T2" fmla="+- 0 5046 11"/>
-                                <a:gd name="T3" fmla="*/ 5046 h 5036"/>
-                              </a:gdLst>
-                              <a:ahLst/>
-                              <a:cxnLst>
-                                <a:cxn ang="0">
-                                  <a:pos x="0" y="T1"/>
-                                </a:cxn>
-                                <a:cxn ang="0">
-                                  <a:pos x="0" y="T3"/>
-                                </a:cxn>
-                              </a:cxnLst>
-                              <a:rect l="0" t="0" r="r" b="b"/>
-                              <a:pathLst>
-                                <a:path h="5036">
-                                  <a:moveTo>
-                                    <a:pt x="0" y="0"/>
-                                  </a:moveTo>
-                                  <a:lnTo>
-                                    <a:pt x="0" y="5035"/>
-                                  </a:lnTo>
-                                </a:path>
-                              </a:pathLst>
-                            </a:custGeom>
-                            <a:noFill/>
-                            <a:ln w="7366">
-                              <a:solidFill>
-                                <a:srgbClr val="000000"/>
-                              </a:solidFill>
-                              <a:round/>
-                              <a:headEnd/>
-                              <a:tailEnd/>
-                            </a:ln>
-                            <a:extLst>
-                              <a:ext uri="{909E8E84-426E-40DD-AFC4-6F175D3DCCD1}">
-                                <a14:hiddenFill xmlns:a14="http://schemas.microsoft.com/office/drawing/2010/main">
-                                  <a:solidFill>
-                                    <a:srgbClr val="FFFFFF"/>
-                                  </a:solidFill>
-                                </a14:hiddenFill>
-                              </a:ext>
-                            </a:extLst>
-                          </wps:spPr>
-                          <wps:bodyPr rot="0" vert="horz" wrap="square" lIns="91440" tIns="45720" rIns="91440" bIns="45720" anchor="t" anchorCtr="0" upright="1">
-                            <a:noAutofit/>
-                          </wps:bodyPr>
-                        </wps:wsp>
-                      </wpg:grpSp>
-                      <wpg:grpSp>
-                        <wpg:cNvPr id="1794064700" name="Group 4352"/>
-                        <wpg:cNvGrpSpPr>
-                          <a:grpSpLocks/>
-                        </wpg:cNvGrpSpPr>
-                        <wpg:grpSpPr bwMode="auto">
-                          <a:xfrm>
-                            <a:off x="6" y="5051"/>
-                            <a:ext cx="9226" cy="2"/>
-                            <a:chOff x="6" y="5051"/>
-                            <a:chExt cx="9226" cy="2"/>
-                          </a:xfrm>
-                        </wpg:grpSpPr>
-                        <wps:wsp>
-                          <wps:cNvPr id="1640177281" name="Freeform 4353"/>
-                          <wps:cNvSpPr>
-                            <a:spLocks/>
-                          </wps:cNvSpPr>
-                          <wps:spPr bwMode="auto">
-                            <a:xfrm>
-                              <a:off x="6" y="5051"/>
-                              <a:ext cx="9226" cy="2"/>
-                            </a:xfrm>
-                            <a:custGeom>
-                              <a:avLst/>
-                              <a:gdLst>
-                                <a:gd name="T0" fmla="+- 0 6 6"/>
-                                <a:gd name="T1" fmla="*/ T0 w 9226"/>
-                                <a:gd name="T2" fmla="+- 0 9231 6"/>
-                                <a:gd name="T3" fmla="*/ T2 w 9226"/>
-                              </a:gdLst>
-                              <a:ahLst/>
-                              <a:cxnLst>
-                                <a:cxn ang="0">
-                                  <a:pos x="T1" y="0"/>
-                                </a:cxn>
-                                <a:cxn ang="0">
-                                  <a:pos x="T3" y="0"/>
-                                </a:cxn>
-                              </a:cxnLst>
-                              <a:rect l="0" t="0" r="r" b="b"/>
-                              <a:pathLst>
-                                <a:path w="9226">
-                                  <a:moveTo>
-                                    <a:pt x="0" y="0"/>
-                                  </a:moveTo>
-                                  <a:lnTo>
-                                    <a:pt x="9225" y="0"/>
-                                  </a:lnTo>
-                                </a:path>
-                              </a:pathLst>
-                            </a:custGeom>
-                            <a:noFill/>
-                            <a:ln w="7367">
-                              <a:solidFill>
-                                <a:srgbClr val="000000"/>
-                              </a:solidFill>
-                              <a:round/>
-                              <a:headEnd/>
-                              <a:tailEnd/>
-                            </a:ln>
-                            <a:extLst>
-                              <a:ext uri="{909E8E84-426E-40DD-AFC4-6F175D3DCCD1}">
-                                <a14:hiddenFill xmlns:a14="http://schemas.microsoft.com/office/drawing/2010/main">
-                                  <a:solidFill>
-                                    <a:srgbClr val="FFFFFF"/>
-                                  </a:solidFill>
-                                </a14:hiddenFill>
-                              </a:ext>
-                            </a:extLst>
-                          </wps:spPr>
-                          <wps:bodyPr rot="0" vert="horz" wrap="square" lIns="91440" tIns="45720" rIns="91440" bIns="45720" anchor="t" anchorCtr="0" upright="1">
-                            <a:noAutofit/>
-                          </wps:bodyPr>
-                        </wps:wsp>
-                      </wpg:grpSp>
-                      <wpg:grpSp>
-                        <wpg:cNvPr id="2082518341" name="Group 4350"/>
-                        <wpg:cNvGrpSpPr>
-                          <a:grpSpLocks/>
-                        </wpg:cNvGrpSpPr>
-                        <wpg:grpSpPr bwMode="auto">
-                          <a:xfrm>
-                            <a:off x="9226" y="11"/>
-                            <a:ext cx="2" cy="5036"/>
-                            <a:chOff x="9226" y="11"/>
-                            <a:chExt cx="2" cy="5036"/>
-                          </a:xfrm>
-                        </wpg:grpSpPr>
-                        <wps:wsp>
-                          <wps:cNvPr id="1435847906" name="Freeform 4351"/>
-                          <wps:cNvSpPr>
-                            <a:spLocks/>
-                          </wps:cNvSpPr>
-                          <wps:spPr bwMode="auto">
-                            <a:xfrm>
-                              <a:off x="9226" y="11"/>
-                              <a:ext cx="2" cy="5036"/>
-                            </a:xfrm>
-                            <a:custGeom>
-                              <a:avLst/>
-                              <a:gdLst>
-                                <a:gd name="T0" fmla="+- 0 11 11"/>
-                                <a:gd name="T1" fmla="*/ 11 h 5036"/>
-                                <a:gd name="T2" fmla="+- 0 5046 11"/>
-                                <a:gd name="T3" fmla="*/ 5046 h 5036"/>
-                              </a:gdLst>
-                              <a:ahLst/>
-                              <a:cxnLst>
-                                <a:cxn ang="0">
-                                  <a:pos x="0" y="T1"/>
-                                </a:cxn>
-                                <a:cxn ang="0">
-                                  <a:pos x="0" y="T3"/>
-                                </a:cxn>
-                              </a:cxnLst>
-                              <a:rect l="0" t="0" r="r" b="b"/>
-                              <a:pathLst>
-                                <a:path h="5036">
-                                  <a:moveTo>
-                                    <a:pt x="0" y="0"/>
-                                  </a:moveTo>
-                                  <a:lnTo>
-                                    <a:pt x="0" y="5035"/>
-                                  </a:lnTo>
-                                </a:path>
-                              </a:pathLst>
-                            </a:custGeom>
-                            <a:noFill/>
-                            <a:ln w="7366">
-                              <a:solidFill>
-                                <a:srgbClr val="000000"/>
-                              </a:solidFill>
-                              <a:round/>
-                              <a:headEnd/>
-                              <a:tailEnd/>
-                            </a:ln>
-                            <a:extLst>
-                              <a:ext uri="{909E8E84-426E-40DD-AFC4-6F175D3DCCD1}">
-                                <a14:hiddenFill xmlns:a14="http://schemas.microsoft.com/office/drawing/2010/main">
-                                  <a:solidFill>
-                                    <a:srgbClr val="FFFFFF"/>
-                                  </a:solidFill>
-                                </a14:hiddenFill>
-                              </a:ext>
-                            </a:extLst>
-                          </wps:spPr>
-                          <wps:bodyPr rot="0" vert="horz" wrap="square" lIns="91440" tIns="45720" rIns="91440" bIns="45720" anchor="t" anchorCtr="0" upright="1">
-                            <a:noAutofit/>
-                          </wps:bodyPr>
-                        </wps:wsp>
-                      </wpg:grpSp>
-                    </wpg:wgp>
-                  </a:graphicData>
-                </a:graphic>
-              </wp:inline>
-            </w:drawing>
-          </mc:Choice>
-          <mc:Fallback>
-            <w:pict>
-              <v:group w14:anchorId="3098B705" id="Group 4349" o:spid="_x0000_s1026" style="width:714.8pt;height:378.8pt;mso-position-horizontal-relative:char;mso-position-vertical-relative:line" coordsize="9237,5057" o:gfxdata="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">
-                <v:shapetype id="_x0000_t75" coordsize="21600,21600" o:spt="75" o:preferrelative="t" path="m@4@5l@4@11@9@11@9@5xe" filled="f" stroked="f">
-                  <v:stroke joinstyle="miter"/>
-                  <v:formulas>
-                    <v:f eqn="if lineDrawn pixelLineWidth 0"/>
-                    <v:f eqn="sum @0 1 0"/>
-                    <v:f eqn="sum 0 0 @1"/>
-                    <v:f eqn="prod @2 1 2"/>
-                    <v:f eqn="prod @3 21600 pixelWidth"/>
-                    <v:f eqn="prod @3 21600 pixelHeight"/>
-                    <v:f eqn="sum @0 0 1"/>
-                    <v:f eqn="prod @6 1 2"/>
-                    <v:f eqn="prod @7 21600 pixelWidth"/>
-                    <v:f eqn="sum @8 21600 0"/>
-                    <v:f eqn="prod @7 21600 pixelHeight"/>
-                    <v:f eqn="sum @10 21600 0"/>
-                  </v:formulas>
-                  <v:path o:extrusionok="f" gradientshapeok="t" o:connecttype="rect"/>
-                  <o:lock v:ext="edit" aspectratio="t"/>
-                </v:shapetype>
-                <v:shape id="Picture 4358" o:spid="_x0000_s1027" type="#_x0000_t75" style="position:absolute;left:118;top:10;width:8993;height:5035;visibility:visible;mso-wrap-style:square" o:gfxdata="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">
-                  <v:imagedata r:id="rId10" o:title=""/>
-                </v:shape>
-                <v:group id="Group 4356" o:spid="_x0000_s1028" style="position:absolute;left:6;top:6;width:9226;height:2" coordorigin="6,6" coordsize="9226,2" o:gfxdata="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">
-                  <v:shape id="Freeform 4357" o:spid="_x0000_s1029" style="position:absolute;left:6;top:6;width:9226;height:2;visibility:visible;mso-wrap-style:square;v-text-anchor:top" coordsize="9226,2" o:gfxdata="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" path="m,l9225,e" filled="f" strokeweight=".58pt">
-                    <v:path arrowok="t" o:connecttype="custom" o:connectlocs="0,0;9225,0" o:connectangles="0,0"/>
-                  </v:shape>
-                </v:group>
-                <v:group id="Group 4354" o:spid="_x0000_s1030" style="position:absolute;left:11;top:11;width:2;height:5036" coordorigin="11,11" coordsize="2,5036" o:gfxdata="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">
-                  <v:shape id="Freeform 4355" o:spid="_x0000_s1031" style="position:absolute;left:11;top:11;width:2;height:5036;visibility:visible;mso-wrap-style:square;v-text-anchor:top" coordsize="2,5036" o:gfxdata="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" path="m,l,5035e" filled="f" strokeweight=".58pt">
-                    <v:path arrowok="t" o:connecttype="custom" o:connectlocs="0,11;0,5046" o:connectangles="0,0"/>
-                  </v:shape>
-                </v:group>
-                <v:group id="Group 4352" o:spid="_x0000_s1032" style="position:absolute;left:6;top:5051;width:9226;height:2" coordorigin="6,5051" coordsize="9226,2" o:gfxdata="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">
-                  <v:shape id="Freeform 4353" o:spid="_x0000_s1033" style="position:absolute;left:6;top:5051;width:9226;height:2;visibility:visible;mso-wrap-style:square;v-text-anchor:top" coordsize="9226,2" o:gfxdata="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" path="m,l9225,e" filled="f" strokeweight=".20464mm">
-                    <v:path arrowok="t" o:connecttype="custom" o:connectlocs="0,0;9225,0" o:connectangles="0,0"/>
-                  </v:shape>
-                </v:group>
-                <v:group id="Group 4350" o:spid="_x0000_s1034" style="position:absolute;left:9226;top:11;width:2;height:5036" coordorigin="9226,11" coordsize="2,5036" o:gfxdata="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">
-                  <v:shape id="Freeform 4351" o:spid="_x0000_s1035" style="position:absolute;left:9226;top:11;width:2;height:5036;visibility:visible;mso-wrap-style:square;v-text-anchor:top" coordsize="2,5036" o:gfxdata="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" path="m,l,5035e" filled="f" strokeweight=".58pt">
-                    <v:path arrowok="t" o:connecttype="custom" o:connectlocs="0,11;0,5046" o:connectangles="0,0"/>
-                  </v:shape>
-                </v:group>
-                <w10:anchorlock/>
-              </v:group>
-            </w:pict>
-          </mc:Fallback>
-        </mc:AlternateContent>
-      </w:r>
-    </w:p>
-    <w:p>
-      <w:pPr>
-        <w:spacing w:line="300" w:lineRule="exact"/>
-        <w:ind w:right="117"/>
-        <w:jc w:val="both"/>
-        <w:rPr>
-          <w:rFonts w:ascii="Arial" w:hAnsi="Arial" w:cs="Arial"/>
-          <w:spacing w:val="-1"/>
-          <w:sz w:val="20"/>
-          <w:szCs w:val="20"/>
-        </w:rPr>
-      </w:pPr>
-    </w:p>
-    <w:p>
-      <w:pPr>
-        <w:spacing w:line="300" w:lineRule="exact"/>
-        <w:ind w:right="117"/>
-        <w:jc w:val="both"/>
-        <w:rPr>
-          <w:rFonts w:ascii="Arial" w:hAnsi="Arial" w:cs="Arial"/>
-          <w:spacing w:val="-1"/>
-          <w:sz w:val="20"/>
-          <w:szCs w:val="20"/>
-        </w:rPr>
-      </w:pPr>
-    </w:p>
-    <w:p>
-      <w:pPr>
-        <w:spacing w:line="300" w:lineRule="exact"/>
-        <w:ind w:right="117"/>
-        <w:jc w:val="both"/>
-        <w:rPr>
-          <w:rFonts w:ascii="Arial" w:hAnsi="Arial" w:cs="Arial"/>
-          <w:spacing w:val="-1"/>
-          <w:sz w:val="20"/>
-          <w:szCs w:val="20"/>
-        </w:rPr>
-      </w:pPr>
     </w:p>
     <w:p>
       <w:pPr>
@@ -3555,7 +2273,6 @@
           <w:sz w:val="20"/>
           <w:szCs w:val="20"/>
         </w:rPr>
-        <w:lastRenderedPageBreak/>
         <w:t>Observa</w:t>
       </w:r>
       <w:r>
@@ -5103,7 +3820,7 @@
     </w:p>
     <w:p>
       <w:pPr>
-        <w:pStyle w:val="ListParagraph"/>
+        <w:pStyle w:val="Prrafodelista"/>
         <w:numPr>
           <w:ilvl w:val="0"/>
           <w:numId w:val="24"/>
@@ -5578,7 +4295,6 @@
         <w:tc>
           <w:tcPr>
             <w:tcW w:w="1657" w:type="dxa"/>
-            <w:shd w:val="clear" w:color="auto" w:fill="auto"/>
             <w:vAlign w:val="center"/>
           </w:tcPr>
           <w:p>
@@ -5750,7 +4466,6 @@
         <w:tc>
           <w:tcPr>
             <w:tcW w:w="1657" w:type="dxa"/>
-            <w:shd w:val="clear" w:color="auto" w:fill="auto"/>
             <w:vAlign w:val="center"/>
           </w:tcPr>
           <w:p>
@@ -5921,7 +4636,6 @@
         <w:tc>
           <w:tcPr>
             <w:tcW w:w="1657" w:type="dxa"/>
-            <w:shd w:val="clear" w:color="auto" w:fill="auto"/>
             <w:vAlign w:val="center"/>
           </w:tcPr>
           <w:p>
@@ -6091,7 +4805,6 @@
         <w:tc>
           <w:tcPr>
             <w:tcW w:w="1657" w:type="dxa"/>
-            <w:shd w:val="clear" w:color="auto" w:fill="auto"/>
             <w:vAlign w:val="center"/>
           </w:tcPr>
           <w:p>
@@ -6285,7 +4998,6 @@
         <w:tc>
           <w:tcPr>
             <w:tcW w:w="1657" w:type="dxa"/>
-            <w:shd w:val="clear" w:color="auto" w:fill="auto"/>
             <w:vAlign w:val="center"/>
           </w:tcPr>
           <w:p>
@@ -6447,7 +5159,6 @@
         <w:tc>
           <w:tcPr>
             <w:tcW w:w="1657" w:type="dxa"/>
-            <w:shd w:val="clear" w:color="auto" w:fill="auto"/>
             <w:vAlign w:val="center"/>
           </w:tcPr>
           <w:p>
@@ -6608,7 +5319,6 @@
         <w:tc>
           <w:tcPr>
             <w:tcW w:w="1657" w:type="dxa"/>
-            <w:shd w:val="clear" w:color="auto" w:fill="auto"/>
             <w:vAlign w:val="center"/>
           </w:tcPr>
           <w:p>
@@ -6769,7 +5479,6 @@
         <w:tc>
           <w:tcPr>
             <w:tcW w:w="1657" w:type="dxa"/>
-            <w:shd w:val="clear" w:color="auto" w:fill="auto"/>
             <w:vAlign w:val="center"/>
           </w:tcPr>
           <w:p>
@@ -6910,7 +5619,7 @@
     </w:p>
     <w:p>
       <w:pPr>
-        <w:pStyle w:val="ListParagraph"/>
+        <w:pStyle w:val="Prrafodelista"/>
         <w:numPr>
           <w:ilvl w:val="0"/>
           <w:numId w:val="24"/>
@@ -7002,7 +5711,7 @@
     </w:p>
     <w:p>
       <w:pPr>
-        <w:pStyle w:val="ListParagraph"/>
+        <w:pStyle w:val="Prrafodelista"/>
         <w:numPr>
           <w:ilvl w:val="0"/>
           <w:numId w:val="24"/>
@@ -7024,13 +5733,12 @@
           <w:sz w:val="20"/>
           <w:szCs w:val="20"/>
         </w:rPr>
-        <w:lastRenderedPageBreak/>
         <w:t>Completa la tabla con la información que se solicita escribiendo en cada renglón (exclusivamente notación punto decimal) las direcciones IP de cada una de las interfaces y las máscaras de subred correspondientes. Toma en cuenta las siguientes consideraciones:</w:t>
       </w:r>
     </w:p>
     <w:p>
       <w:pPr>
-        <w:pStyle w:val="ListParagraph"/>
+        <w:pStyle w:val="Prrafodelista"/>
         <w:numPr>
           <w:ilvl w:val="0"/>
           <w:numId w:val="17"/>
@@ -7089,7 +5797,7 @@
     </w:p>
     <w:p>
       <w:pPr>
-        <w:pStyle w:val="ListParagraph"/>
+        <w:pStyle w:val="Prrafodelista"/>
         <w:numPr>
           <w:ilvl w:val="0"/>
           <w:numId w:val="17"/>
@@ -8269,7 +6977,7 @@
     </w:tbl>
     <w:p>
       <w:pPr>
-        <w:pStyle w:val="BodyText"/>
+        <w:pStyle w:val="Textoindependiente"/>
         <w:tabs>
           <w:tab w:val="left" w:pos="345"/>
         </w:tabs>
@@ -8371,7 +7079,7 @@
       </w:pPr>
     </w:p>
     <w:sectPr>
-      <w:footerReference w:type="default" r:id="rId11"/>
+      <w:footerReference w:type="default" r:id="rId8"/>
       <w:pgSz w:w="15840" w:h="12240" w:orient="landscape"/>
       <w:pgMar w:top="426" w:right="568" w:bottom="567" w:left="567" w:header="0" w:footer="0" w:gutter="0"/>
       <w:cols w:space="720"/>
@@ -8382,7 +7090,7 @@
 </file>
 
 <file path=word/endnotes.xml><?xml version="1.0" encoding="utf-8"?>
-<w:endnotes xmlns:wpc="http://schemas.microsoft.com/office/word/2010/wordprocessingCanvas" xmlns:cx="http://schemas.microsoft.com/office/drawing/2014/chartex" xmlns:cx1="http://schemas.microsoft.com/office/drawing/2015/9/8/chartex" xmlns:cx2="http://schemas.microsoft.com/office/drawing/2015/10/21/chartex" xmlns:cx3="http://schemas.microsoft.com/office/drawing/2016/5/9/chartex" xmlns:cx4="http://schemas.microsoft.com/office/drawing/2016/5/10/chartex" xmlns:cx5="http://schemas.microsoft.com/office/drawing/2016/5/11/chartex" xmlns:cx6="http://schemas.microsoft.com/office/drawing/2016/5/12/chartex" xmlns:cx7="http://schemas.microsoft.com/office/drawing/2016/5/13/chartex" xmlns:cx8="http://schemas.microsoft.com/office/drawing/2016/5/14/chartex" xmlns:mc="http://schemas.openxmlformats.org/markup-compatibility/2006" xmlns:aink="http://schemas.microsoft.com/office/drawing/2016/ink" xmlns:am3d="http://schemas.microsoft.com/office/drawing/2017/model3d" xmlns:o="urn:schemas-microsoft-com:office:office" xmlns:oel="http://schemas.microsoft.com/office/2019/extlst" xmlns:r="http://schemas.openxmlformats.org/officeDocument/2006/relationships" xmlns:m="http://schemas.openxmlformats.org/officeDocument/2006/math" xmlns:v="urn:schemas-microsoft-com:vml" xmlns:wp14="http://schemas.microsoft.com/office/word/2010/wordprocessingDrawing" xmlns:wp="http://schemas.openxmlformats.org/drawingml/2006/wordprocessingDrawing" xmlns:w10="urn:schemas-microsoft-com:office:word" xmlns:w="http://schemas.openxmlformats.org/wordprocessingml/2006/main" xmlns:w14="http://schemas.microsoft.com/office/word/2010/wordml" xmlns:w15="http://schemas.microsoft.com/office/word/2012/wordml" xmlns:w16cex="http://schemas.microsoft.com/office/word/2018/wordml/cex" xmlns:w16cid="http://schemas.microsoft.com/office/word/2016/wordml/cid" xmlns:w16="http://schemas.microsoft.com/office/word/2018/wordml" xmlns:w16du="http://schemas.microsoft.com/office/word/2023/wordml/word16du" xmlns:w16sdtdh="http://schemas.microsoft.com/office/word/2020/wordml/sdtdatahash" xmlns:w16se="http://schemas.microsoft.com/office/word/2015/wordml/symex" xmlns:wpg="http://schemas.microsoft.com/office/word/2010/wordprocessingGroup" xmlns:wpi="http://schemas.microsoft.com/office/word/2010/wordprocessingInk" xmlns:wne="http://schemas.microsoft.com/office/word/2006/wordml" xmlns:wps="http://schemas.microsoft.com/office/word/2010/wordprocessingShape" mc:Ignorable="w14 w15 w16se w16cid w16 w16cex w16sdtdh w16du wp14">
+<w:endnotes xmlns:wpc="http://schemas.microsoft.com/office/word/2010/wordprocessingCanvas" xmlns:cx="http://schemas.microsoft.com/office/drawing/2014/chartex" xmlns:cx1="http://schemas.microsoft.com/office/drawing/2015/9/8/chartex" xmlns:cx2="http://schemas.microsoft.com/office/drawing/2015/10/21/chartex" xmlns:cx3="http://schemas.microsoft.com/office/drawing/2016/5/9/chartex" xmlns:cx4="http://schemas.microsoft.com/office/drawing/2016/5/10/chartex" xmlns:cx5="http://schemas.microsoft.com/office/drawing/2016/5/11/chartex" xmlns:cx6="http://schemas.microsoft.com/office/drawing/2016/5/12/chartex" xmlns:cx7="http://schemas.microsoft.com/office/drawing/2016/5/13/chartex" xmlns:cx8="http://schemas.microsoft.com/office/drawing/2016/5/14/chartex" xmlns:mc="http://schemas.openxmlformats.org/markup-compatibility/2006" xmlns:aink="http://schemas.microsoft.com/office/drawing/2016/ink" xmlns:am3d="http://schemas.microsoft.com/office/drawing/2017/model3d" xmlns:o="urn:schemas-microsoft-com:office:office" xmlns:oel="http://schemas.microsoft.com/office/2019/extlst" xmlns:r="http://schemas.openxmlformats.org/officeDocument/2006/relationships" xmlns:m="http://schemas.openxmlformats.org/officeDocument/2006/math" xmlns:v="urn:schemas-microsoft-com:vml" xmlns:wp14="http://schemas.microsoft.com/office/word/2010/wordprocessingDrawing" xmlns:wp="http://schemas.openxmlformats.org/drawingml/2006/wordprocessingDrawing" xmlns:w10="urn:schemas-microsoft-com:office:word" xmlns:w="http://schemas.openxmlformats.org/wordprocessingml/2006/main" xmlns:w14="http://schemas.microsoft.com/office/word/2010/wordml" xmlns:w15="http://schemas.microsoft.com/office/word/2012/wordml" xmlns:w16cex="http://schemas.microsoft.com/office/word/2018/wordml/cex" xmlns:w16cid="http://schemas.microsoft.com/office/word/2016/wordml/cid" xmlns:w16="http://schemas.microsoft.com/office/word/2018/wordml" xmlns:w16du="http://schemas.microsoft.com/office/word/2023/wordml/word16du" xmlns:w16sdtdh="http://schemas.microsoft.com/office/word/2020/wordml/sdtdatahash" xmlns:w16sdtfl="http://schemas.microsoft.com/office/word/2024/wordml/sdtformatlock" xmlns:w16se="http://schemas.microsoft.com/office/word/2015/wordml/symex" xmlns:wpg="http://schemas.microsoft.com/office/word/2010/wordprocessingGroup" xmlns:wpi="http://schemas.microsoft.com/office/word/2010/wordprocessingInk" xmlns:wne="http://schemas.microsoft.com/office/word/2006/wordml" xmlns:wps="http://schemas.microsoft.com/office/word/2010/wordprocessingShape" mc:Ignorable="w14 w15 w16se w16cid w16 w16cex w16sdtdh w16sdtfl w16du wp14">
   <w:endnote w:type="separator" w:id="-1">
     <w:p>
       <w:r>
@@ -8401,7 +7109,7 @@
 </file>
 
 <file path=word/footer1.xml><?xml version="1.0" encoding="utf-8"?>
-<w:ftr xmlns:wpc="http://schemas.microsoft.com/office/word/2010/wordprocessingCanvas" xmlns:cx="http://schemas.microsoft.com/office/drawing/2014/chartex" xmlns:cx1="http://schemas.microsoft.com/office/drawing/2015/9/8/chartex" xmlns:cx2="http://schemas.microsoft.com/office/drawing/2015/10/21/chartex" xmlns:cx3="http://schemas.microsoft.com/office/drawing/2016/5/9/chartex" xmlns:cx4="http://schemas.microsoft.com/office/drawing/2016/5/10/chartex" xmlns:cx5="http://schemas.microsoft.com/office/drawing/2016/5/11/chartex" xmlns:cx6="http://schemas.microsoft.com/office/drawing/2016/5/12/chartex" xmlns:cx7="http://schemas.microsoft.com/office/drawing/2016/5/13/chartex" xmlns:cx8="http://schemas.microsoft.com/office/drawing/2016/5/14/chartex" xmlns:mc="http://schemas.openxmlformats.org/markup-compatibility/2006" xmlns:aink="http://schemas.microsoft.com/office/drawing/2016/ink" xmlns:am3d="http://schemas.microsoft.com/office/drawing/2017/model3d" xmlns:o="urn:schemas-microsoft-com:office:office" xmlns:oel="http://schemas.microsoft.com/office/2019/extlst" xmlns:r="http://schemas.openxmlformats.org/officeDocument/2006/relationships" xmlns:m="http://schemas.openxmlformats.org/officeDocument/2006/math" xmlns:v="urn:schemas-microsoft-com:vml" xmlns:wp14="http://schemas.microsoft.com/office/word/2010/wordprocessingDrawing" xmlns:wp="http://schemas.openxmlformats.org/drawingml/2006/wordprocessingDrawing" xmlns:w10="urn:schemas-microsoft-com:office:word" xmlns:w="http://schemas.openxmlformats.org/wordprocessingml/2006/main" xmlns:w14="http://schemas.microsoft.com/office/word/2010/wordml" xmlns:w15="http://schemas.microsoft.com/office/word/2012/wordml" xmlns:w16cex="http://schemas.microsoft.com/office/word/2018/wordml/cex" xmlns:w16cid="http://schemas.microsoft.com/office/word/2016/wordml/cid" xmlns:w16="http://schemas.microsoft.com/office/word/2018/wordml" xmlns:w16du="http://schemas.microsoft.com/office/word/2023/wordml/word16du" xmlns:w16sdtdh="http://schemas.microsoft.com/office/word/2020/wordml/sdtdatahash" xmlns:w16se="http://schemas.microsoft.com/office/word/2015/wordml/symex" xmlns:wpg="http://schemas.microsoft.com/office/word/2010/wordprocessingGroup" xmlns:wpi="http://schemas.microsoft.com/office/word/2010/wordprocessingInk" xmlns:wne="http://schemas.microsoft.com/office/word/2006/wordml" xmlns:wps="http://schemas.microsoft.com/office/word/2010/wordprocessingShape" mc:Ignorable="w14 w15 w16se w16cid w16 w16cex w16sdtdh w16du wp14">
+<w:ftr xmlns:wpc="http://schemas.microsoft.com/office/word/2010/wordprocessingCanvas" xmlns:cx="http://schemas.microsoft.com/office/drawing/2014/chartex" xmlns:cx1="http://schemas.microsoft.com/office/drawing/2015/9/8/chartex" xmlns:cx2="http://schemas.microsoft.com/office/drawing/2015/10/21/chartex" xmlns:cx3="http://schemas.microsoft.com/office/drawing/2016/5/9/chartex" xmlns:cx4="http://schemas.microsoft.com/office/drawing/2016/5/10/chartex" xmlns:cx5="http://schemas.microsoft.com/office/drawing/2016/5/11/chartex" xmlns:cx6="http://schemas.microsoft.com/office/drawing/2016/5/12/chartex" xmlns:cx7="http://schemas.microsoft.com/office/drawing/2016/5/13/chartex" xmlns:cx8="http://schemas.microsoft.com/office/drawing/2016/5/14/chartex" xmlns:mc="http://schemas.openxmlformats.org/markup-compatibility/2006" xmlns:aink="http://schemas.microsoft.com/office/drawing/2016/ink" xmlns:am3d="http://schemas.microsoft.com/office/drawing/2017/model3d" xmlns:o="urn:schemas-microsoft-com:office:office" xmlns:oel="http://schemas.microsoft.com/office/2019/extlst" xmlns:r="http://schemas.openxmlformats.org/officeDocument/2006/relationships" xmlns:m="http://schemas.openxmlformats.org/officeDocument/2006/math" xmlns:v="urn:schemas-microsoft-com:vml" xmlns:wp14="http://schemas.microsoft.com/office/word/2010/wordprocessingDrawing" xmlns:wp="http://schemas.openxmlformats.org/drawingml/2006/wordprocessingDrawing" xmlns:w10="urn:schemas-microsoft-com:office:word" xmlns:w="http://schemas.openxmlformats.org/wordprocessingml/2006/main" xmlns:w14="http://schemas.microsoft.com/office/word/2010/wordml" xmlns:w15="http://schemas.microsoft.com/office/word/2012/wordml" xmlns:w16cex="http://schemas.microsoft.com/office/word/2018/wordml/cex" xmlns:w16cid="http://schemas.microsoft.com/office/word/2016/wordml/cid" xmlns:w16="http://schemas.microsoft.com/office/word/2018/wordml" xmlns:w16du="http://schemas.microsoft.com/office/word/2023/wordml/word16du" xmlns:w16sdtdh="http://schemas.microsoft.com/office/word/2020/wordml/sdtdatahash" xmlns:w16sdtfl="http://schemas.microsoft.com/office/word/2024/wordml/sdtformatlock" xmlns:w16se="http://schemas.microsoft.com/office/word/2015/wordml/symex" xmlns:wpg="http://schemas.microsoft.com/office/word/2010/wordprocessingGroup" xmlns:wpi="http://schemas.microsoft.com/office/word/2010/wordprocessingInk" xmlns:wne="http://schemas.microsoft.com/office/word/2006/wordml" xmlns:wps="http://schemas.microsoft.com/office/word/2010/wordprocessingShape" mc:Ignorable="w14 w15 w16se w16cid w16 w16cex w16sdtdh w16sdtfl w16du wp14">
   <w:p>
     <w:pPr>
       <w:spacing w:line="14" w:lineRule="auto"/>
@@ -8540,7 +7248,7 @@
               <v:stroke joinstyle="miter"/>
               <v:path gradientshapeok="t" o:connecttype="rect"/>
             </v:shapetype>
-            <v:shape id="Text Box 20" o:spid="_x0000_s1039" type="#_x0000_t202" style="position:absolute;margin-left:-1.1pt;margin-top:759.65pt;width:130.65pt;height:13.05pt;z-index:-251657216;visibility:visible;mso-wrap-style:square;mso-width-percent:0;mso-height-percent:0;mso-wrap-distance-left:9pt;mso-wrap-distance-top:0;mso-wrap-distance-right:9pt;mso-wrap-distance-bottom:0;mso-position-horizontal:absolute;mso-position-horizontal-relative:margin;mso-position-vertical:absolute;mso-position-vertical-relative:page;mso-width-percent:0;mso-height-percent:0;mso-width-relative:page;mso-height-relative:page;v-text-anchor:top" o:gfxdata="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" filled="f" stroked="f">
+            <v:shape id="Text Box 20" o:spid="_x0000_s1035" type="#_x0000_t202" style="position:absolute;margin-left:-1.1pt;margin-top:759.65pt;width:130.65pt;height:13.05pt;z-index:-251657216;visibility:visible;mso-wrap-style:square;mso-width-percent:0;mso-height-percent:0;mso-wrap-distance-left:9pt;mso-wrap-distance-top:0;mso-wrap-distance-right:9pt;mso-wrap-distance-bottom:0;mso-position-horizontal:absolute;mso-position-horizontal-relative:margin;mso-position-vertical:absolute;mso-position-vertical-relative:page;mso-width-percent:0;mso-height-percent:0;mso-width-relative:page;mso-height-relative:page;v-text-anchor:top" o:gfxdata="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" filled="f" stroked="f">
               <v:textbox inset="0,0,0,0">
                 <w:txbxContent>
                   <w:p>
@@ -8601,7 +7309,7 @@
 </file>
 
 <file path=word/footnotes.xml><?xml version="1.0" encoding="utf-8"?>
-<w:footnotes xmlns:wpc="http://schemas.microsoft.com/office/word/2010/wordprocessingCanvas" xmlns:cx="http://schemas.microsoft.com/office/drawing/2014/chartex" xmlns:cx1="http://schemas.microsoft.com/office/drawing/2015/9/8/chartex" xmlns:cx2="http://schemas.microsoft.com/office/drawing/2015/10/21/chartex" xmlns:cx3="http://schemas.microsoft.com/office/drawing/2016/5/9/chartex" xmlns:cx4="http://schemas.microsoft.com/office/drawing/2016/5/10/chartex" xmlns:cx5="http://schemas.microsoft.com/office/drawing/2016/5/11/chartex" xmlns:cx6="http://schemas.microsoft.com/office/drawing/2016/5/12/chartex" xmlns:cx7="http://schemas.microsoft.com/office/drawing/2016/5/13/chartex" xmlns:cx8="http://schemas.microsoft.com/office/drawing/2016/5/14/chartex" xmlns:mc="http://schemas.openxmlformats.org/markup-compatibility/2006" xmlns:aink="http://schemas.microsoft.com/office/drawing/2016/ink" xmlns:am3d="http://schemas.microsoft.com/office/drawing/2017/model3d" xmlns:o="urn:schemas-microsoft-com:office:office" xmlns:oel="http://schemas.microsoft.com/office/2019/extlst" xmlns:r="http://schemas.openxmlformats.org/officeDocument/2006/relationships" xmlns:m="http://schemas.openxmlformats.org/officeDocument/2006/math" xmlns:v="urn:schemas-microsoft-com:vml" xmlns:wp14="http://schemas.microsoft.com/office/word/2010/wordprocessingDrawing" xmlns:wp="http://schemas.openxmlformats.org/drawingml/2006/wordprocessingDrawing" xmlns:w10="urn:schemas-microsoft-com:office:word" xmlns:w="http://schemas.openxmlformats.org/wordprocessingml/2006/main" xmlns:w14="http://schemas.microsoft.com/office/word/2010/wordml" xmlns:w15="http://schemas.microsoft.com/office/word/2012/wordml" xmlns:w16cex="http://schemas.microsoft.com/office/word/2018/wordml/cex" xmlns:w16cid="http://schemas.microsoft.com/office/word/2016/wordml/cid" xmlns:w16="http://schemas.microsoft.com/office/word/2018/wordml" xmlns:w16du="http://schemas.microsoft.com/office/word/2023/wordml/word16du" xmlns:w16sdtdh="http://schemas.microsoft.com/office/word/2020/wordml/sdtdatahash" xmlns:w16se="http://schemas.microsoft.com/office/word/2015/wordml/symex" xmlns:wpg="http://schemas.microsoft.com/office/word/2010/wordprocessingGroup" xmlns:wpi="http://schemas.microsoft.com/office/word/2010/wordprocessingInk" xmlns:wne="http://schemas.microsoft.com/office/word/2006/wordml" xmlns:wps="http://schemas.microsoft.com/office/word/2010/wordprocessingShape" mc:Ignorable="w14 w15 w16se w16cid w16 w16cex w16sdtdh w16du wp14">
+<w:footnotes xmlns:wpc="http://schemas.microsoft.com/office/word/2010/wordprocessingCanvas" xmlns:cx="http://schemas.microsoft.com/office/drawing/2014/chartex" xmlns:cx1="http://schemas.microsoft.com/office/drawing/2015/9/8/chartex" xmlns:cx2="http://schemas.microsoft.com/office/drawing/2015/10/21/chartex" xmlns:cx3="http://schemas.microsoft.com/office/drawing/2016/5/9/chartex" xmlns:cx4="http://schemas.microsoft.com/office/drawing/2016/5/10/chartex" xmlns:cx5="http://schemas.microsoft.com/office/drawing/2016/5/11/chartex" xmlns:cx6="http://schemas.microsoft.com/office/drawing/2016/5/12/chartex" xmlns:cx7="http://schemas.microsoft.com/office/drawing/2016/5/13/chartex" xmlns:cx8="http://schemas.microsoft.com/office/drawing/2016/5/14/chartex" xmlns:mc="http://schemas.openxmlformats.org/markup-compatibility/2006" xmlns:aink="http://schemas.microsoft.com/office/drawing/2016/ink" xmlns:am3d="http://schemas.microsoft.com/office/drawing/2017/model3d" xmlns:o="urn:schemas-microsoft-com:office:office" xmlns:oel="http://schemas.microsoft.com/office/2019/extlst" xmlns:r="http://schemas.openxmlformats.org/officeDocument/2006/relationships" xmlns:m="http://schemas.openxmlformats.org/officeDocument/2006/math" xmlns:v="urn:schemas-microsoft-com:vml" xmlns:wp14="http://schemas.microsoft.com/office/word/2010/wordprocessingDrawing" xmlns:wp="http://schemas.openxmlformats.org/drawingml/2006/wordprocessingDrawing" xmlns:w10="urn:schemas-microsoft-com:office:word" xmlns:w="http://schemas.openxmlformats.org/wordprocessingml/2006/main" xmlns:w14="http://schemas.microsoft.com/office/word/2010/wordml" xmlns:w15="http://schemas.microsoft.com/office/word/2012/wordml" xmlns:w16cex="http://schemas.microsoft.com/office/word/2018/wordml/cex" xmlns:w16cid="http://schemas.microsoft.com/office/word/2016/wordml/cid" xmlns:w16="http://schemas.microsoft.com/office/word/2018/wordml" xmlns:w16du="http://schemas.microsoft.com/office/word/2023/wordml/word16du" xmlns:w16sdtdh="http://schemas.microsoft.com/office/word/2020/wordml/sdtdatahash" xmlns:w16sdtfl="http://schemas.microsoft.com/office/word/2024/wordml/sdtformatlock" xmlns:w16se="http://schemas.microsoft.com/office/word/2015/wordml/symex" xmlns:wpg="http://schemas.microsoft.com/office/word/2010/wordprocessingGroup" xmlns:wpi="http://schemas.microsoft.com/office/word/2010/wordprocessingInk" xmlns:wne="http://schemas.microsoft.com/office/word/2006/wordml" xmlns:wps="http://schemas.microsoft.com/office/word/2010/wordprocessingShape" mc:Ignorable="w14 w15 w16se w16cid w16 w16cex w16sdtdh w16sdtfl w16du wp14">
   <w:footnote w:type="separator" w:id="-1">
     <w:p>
       <w:r>
@@ -8620,7 +7328,7 @@
 </file>
 
 <file path=word/numbering.xml><?xml version="1.0" encoding="utf-8"?>
-<w:numbering xmlns:wpc="http://schemas.microsoft.com/office/word/2010/wordprocessingCanvas" xmlns:cx="http://schemas.microsoft.com/office/drawing/2014/chartex" xmlns:cx1="http://schemas.microsoft.com/office/drawing/2015/9/8/chartex" xmlns:cx2="http://schemas.microsoft.com/office/drawing/2015/10/21/chartex" xmlns:cx3="http://schemas.microsoft.com/office/drawing/2016/5/9/chartex" xmlns:cx4="http://schemas.microsoft.com/office/drawing/2016/5/10/chartex" xmlns:cx5="http://schemas.microsoft.com/office/drawing/2016/5/11/chartex" xmlns:cx6="http://schemas.microsoft.com/office/drawing/2016/5/12/chartex" xmlns:cx7="http://schemas.microsoft.com/office/drawing/2016/5/13/chartex" xmlns:cx8="http://schemas.microsoft.com/office/drawing/2016/5/14/chartex" xmlns:mc="http://schemas.openxmlformats.org/markup-compatibility/2006" xmlns:aink="http://schemas.microsoft.com/office/drawing/2016/ink" xmlns:am3d="http://schemas.microsoft.com/office/drawing/2017/model3d" xmlns:o="urn:schemas-microsoft-com:office:office" xmlns:oel="http://schemas.microsoft.com/office/2019/extlst" xmlns:r="http://schemas.openxmlformats.org/officeDocument/2006/relationships" xmlns:m="http://schemas.openxmlformats.org/officeDocument/2006/math" xmlns:v="urn:schemas-microsoft-com:vml" xmlns:wp14="http://schemas.microsoft.com/office/word/2010/wordprocessingDrawing" xmlns:wp="http://schemas.openxmlformats.org/drawingml/2006/wordprocessingDrawing" xmlns:w10="urn:schemas-microsoft-com:office:word" xmlns:w="http://schemas.openxmlformats.org/wordprocessingml/2006/main" xmlns:w14="http://schemas.microsoft.com/office/word/2010/wordml" xmlns:w15="http://schemas.microsoft.com/office/word/2012/wordml" xmlns:w16cex="http://schemas.microsoft.com/office/word/2018/wordml/cex" xmlns:w16cid="http://schemas.microsoft.com/office/word/2016/wordml/cid" xmlns:w16="http://schemas.microsoft.com/office/word/2018/wordml" xmlns:w16du="http://schemas.microsoft.com/office/word/2023/wordml/word16du" xmlns:w16sdtdh="http://schemas.microsoft.com/office/word/2020/wordml/sdtdatahash" xmlns:w16se="http://schemas.microsoft.com/office/word/2015/wordml/symex" xmlns:wpg="http://schemas.microsoft.com/office/word/2010/wordprocessingGroup" xmlns:wpi="http://schemas.microsoft.com/office/word/2010/wordprocessingInk" xmlns:wne="http://schemas.microsoft.com/office/word/2006/wordml" xmlns:wps="http://schemas.microsoft.com/office/word/2010/wordprocessingShape" mc:Ignorable="w14 w15 w16se w16cid w16 w16cex w16sdtdh w16du wp14">
+<w:numbering xmlns:wpc="http://schemas.microsoft.com/office/word/2010/wordprocessingCanvas" xmlns:cx="http://schemas.microsoft.com/office/drawing/2014/chartex" xmlns:cx1="http://schemas.microsoft.com/office/drawing/2015/9/8/chartex" xmlns:cx2="http://schemas.microsoft.com/office/drawing/2015/10/21/chartex" xmlns:cx3="http://schemas.microsoft.com/office/drawing/2016/5/9/chartex" xmlns:cx4="http://schemas.microsoft.com/office/drawing/2016/5/10/chartex" xmlns:cx5="http://schemas.microsoft.com/office/drawing/2016/5/11/chartex" xmlns:cx6="http://schemas.microsoft.com/office/drawing/2016/5/12/chartex" xmlns:cx7="http://schemas.microsoft.com/office/drawing/2016/5/13/chartex" xmlns:cx8="http://schemas.microsoft.com/office/drawing/2016/5/14/chartex" xmlns:mc="http://schemas.openxmlformats.org/markup-compatibility/2006" xmlns:aink="http://schemas.microsoft.com/office/drawing/2016/ink" xmlns:am3d="http://schemas.microsoft.com/office/drawing/2017/model3d" xmlns:o="urn:schemas-microsoft-com:office:office" xmlns:oel="http://schemas.microsoft.com/office/2019/extlst" xmlns:r="http://schemas.openxmlformats.org/officeDocument/2006/relationships" xmlns:m="http://schemas.openxmlformats.org/officeDocument/2006/math" xmlns:v="urn:schemas-microsoft-com:vml" xmlns:wp14="http://schemas.microsoft.com/office/word/2010/wordprocessingDrawing" xmlns:wp="http://schemas.openxmlformats.org/drawingml/2006/wordprocessingDrawing" xmlns:w10="urn:schemas-microsoft-com:office:word" xmlns:w="http://schemas.openxmlformats.org/wordprocessingml/2006/main" xmlns:w14="http://schemas.microsoft.com/office/word/2010/wordml" xmlns:w15="http://schemas.microsoft.com/office/word/2012/wordml" xmlns:w16cex="http://schemas.microsoft.com/office/word/2018/wordml/cex" xmlns:w16cid="http://schemas.microsoft.com/office/word/2016/wordml/cid" xmlns:w16="http://schemas.microsoft.com/office/word/2018/wordml" xmlns:w16du="http://schemas.microsoft.com/office/word/2023/wordml/word16du" xmlns:w16sdtdh="http://schemas.microsoft.com/office/word/2020/wordml/sdtdatahash" xmlns:w16sdtfl="http://schemas.microsoft.com/office/word/2024/wordml/sdtformatlock" xmlns:w16se="http://schemas.microsoft.com/office/word/2015/wordml/symex" xmlns:wpg="http://schemas.microsoft.com/office/word/2010/wordprocessingGroup" xmlns:wpi="http://schemas.microsoft.com/office/word/2010/wordprocessingInk" xmlns:wne="http://schemas.microsoft.com/office/word/2006/wordml" xmlns:wps="http://schemas.microsoft.com/office/word/2010/wordprocessingShape" mc:Ignorable="w14 w15 w16se w16cid w16 w16cex w16sdtdh w16sdtfl w16du wp14">
   <w:abstractNum w:abstractNumId="0" w15:restartNumberingAfterBreak="0">
     <w:nsid w:val="05AC52C8"/>
     <w:multiLevelType w:val="hybridMultilevel"/>
@@ -11344,7 +10052,7 @@
 </file>
 
 <file path=word/styles.xml><?xml version="1.0" encoding="utf-8"?>
-<w:styles xmlns:mc="http://schemas.openxmlformats.org/markup-compatibility/2006" xmlns:r="http://schemas.openxmlformats.org/officeDocument/2006/relationships" xmlns:w="http://schemas.openxmlformats.org/wordprocessingml/2006/main" xmlns:w14="http://schemas.microsoft.com/office/word/2010/wordml" xmlns:w15="http://schemas.microsoft.com/office/word/2012/wordml" xmlns:w16cex="http://schemas.microsoft.com/office/word/2018/wordml/cex" xmlns:w16cid="http://schemas.microsoft.com/office/word/2016/wordml/cid" xmlns:w16="http://schemas.microsoft.com/office/word/2018/wordml" xmlns:w16du="http://schemas.microsoft.com/office/word/2023/wordml/word16du" xmlns:w16sdtdh="http://schemas.microsoft.com/office/word/2020/wordml/sdtdatahash" xmlns:w16se="http://schemas.microsoft.com/office/word/2015/wordml/symex" mc:Ignorable="w14 w15 w16se w16cid w16 w16cex w16sdtdh w16du">
+<w:styles xmlns:mc="http://schemas.openxmlformats.org/markup-compatibility/2006" xmlns:r="http://schemas.openxmlformats.org/officeDocument/2006/relationships" xmlns:w="http://schemas.openxmlformats.org/wordprocessingml/2006/main" xmlns:w14="http://schemas.microsoft.com/office/word/2010/wordml" xmlns:w15="http://schemas.microsoft.com/office/word/2012/wordml" xmlns:w16cex="http://schemas.microsoft.com/office/word/2018/wordml/cex" xmlns:w16cid="http://schemas.microsoft.com/office/word/2016/wordml/cid" xmlns:w16="http://schemas.microsoft.com/office/word/2018/wordml" xmlns:w16du="http://schemas.microsoft.com/office/word/2023/wordml/word16du" xmlns:w16sdtdh="http://schemas.microsoft.com/office/word/2020/wordml/sdtdatahash" xmlns:w16sdtfl="http://schemas.microsoft.com/office/word/2024/wordml/sdtformatlock" xmlns:w16se="http://schemas.microsoft.com/office/word/2015/wordml/symex" mc:Ignorable="w14 w15 w16se w16cid w16 w16cex w16sdtdh w16sdtfl w16du">
   <w:docDefaults>
     <w:rPrDefault>
       <w:rPr>
@@ -11745,7 +10453,7 @@
       <w:lang w:val="es-MX"/>
     </w:rPr>
   </w:style>
-  <w:style w:type="paragraph" w:styleId="Heading1">
+  <w:style w:type="paragraph" w:styleId="Ttulo1">
     <w:name w:val="heading 1"/>
     <w:basedOn w:val="Normal"/>
     <w:uiPriority w:val="9"/>
@@ -11761,7 +10469,7 @@
       <w:szCs w:val="28"/>
     </w:rPr>
   </w:style>
-  <w:style w:type="paragraph" w:styleId="Heading2">
+  <w:style w:type="paragraph" w:styleId="Ttulo2">
     <w:name w:val="heading 2"/>
     <w:basedOn w:val="Normal"/>
     <w:uiPriority w:val="9"/>
@@ -11780,7 +10488,7 @@
       <w:szCs w:val="24"/>
     </w:rPr>
   </w:style>
-  <w:style w:type="paragraph" w:styleId="Heading3">
+  <w:style w:type="paragraph" w:styleId="Ttulo3">
     <w:name w:val="heading 3"/>
     <w:basedOn w:val="Normal"/>
     <w:uiPriority w:val="9"/>
@@ -11796,7 +10504,7 @@
       <w:szCs w:val="24"/>
     </w:rPr>
   </w:style>
-  <w:style w:type="paragraph" w:styleId="Heading4">
+  <w:style w:type="paragraph" w:styleId="Ttulo4">
     <w:name w:val="heading 4"/>
     <w:basedOn w:val="Normal"/>
     <w:uiPriority w:val="9"/>
@@ -11810,7 +10518,7 @@
       <w:rFonts w:ascii="Arial" w:eastAsia="Arial" w:hAnsi="Arial"/>
     </w:rPr>
   </w:style>
-  <w:style w:type="paragraph" w:styleId="Heading5">
+  <w:style w:type="paragraph" w:styleId="Ttulo5">
     <w:name w:val="heading 5"/>
     <w:basedOn w:val="Normal"/>
     <w:uiPriority w:val="9"/>
@@ -11829,7 +10537,7 @@
       <w:szCs w:val="20"/>
     </w:rPr>
   </w:style>
-  <w:style w:type="paragraph" w:styleId="Heading6">
+  <w:style w:type="paragraph" w:styleId="Ttulo6">
     <w:name w:val="heading 6"/>
     <w:basedOn w:val="Normal"/>
     <w:uiPriority w:val="9"/>
@@ -11848,13 +10556,13 @@
       <w:szCs w:val="18"/>
     </w:rPr>
   </w:style>
-  <w:style w:type="character" w:default="1" w:styleId="DefaultParagraphFont">
+  <w:style w:type="character" w:default="1" w:styleId="Fuentedeprrafopredeter">
     <w:name w:val="Default Paragraph Font"/>
     <w:uiPriority w:val="1"/>
     <w:semiHidden/>
     <w:unhideWhenUsed/>
   </w:style>
-  <w:style w:type="table" w:default="1" w:styleId="TableNormal">
+  <w:style w:type="table" w:default="1" w:styleId="Tablanormal">
     <w:name w:val="Normal Table"/>
     <w:uiPriority w:val="99"/>
     <w:semiHidden/>
@@ -11869,7 +10577,7 @@
       </w:tblCellMar>
     </w:tblPr>
   </w:style>
-  <w:style w:type="numbering" w:default="1" w:styleId="NoList">
+  <w:style w:type="numbering" w:default="1" w:styleId="Sinlista">
     <w:name w:val="No List"/>
     <w:uiPriority w:val="99"/>
     <w:semiHidden/>
@@ -11891,7 +10599,7 @@
       </w:tblCellMar>
     </w:tblPr>
   </w:style>
-  <w:style w:type="paragraph" w:styleId="TOC1">
+  <w:style w:type="paragraph" w:styleId="TDC1">
     <w:name w:val="toc 1"/>
     <w:basedOn w:val="Normal"/>
     <w:uiPriority w:val="1"/>
@@ -11906,7 +10614,7 @@
       <w:szCs w:val="18"/>
     </w:rPr>
   </w:style>
-  <w:style w:type="paragraph" w:styleId="TOC2">
+  <w:style w:type="paragraph" w:styleId="TDC2">
     <w:name w:val="toc 2"/>
     <w:basedOn w:val="Normal"/>
     <w:uiPriority w:val="1"/>
@@ -11922,7 +10630,7 @@
       <w:i/>
     </w:rPr>
   </w:style>
-  <w:style w:type="paragraph" w:styleId="TOC3">
+  <w:style w:type="paragraph" w:styleId="TDC3">
     <w:name w:val="toc 3"/>
     <w:basedOn w:val="Normal"/>
     <w:uiPriority w:val="1"/>
@@ -11937,7 +10645,7 @@
       <w:szCs w:val="18"/>
     </w:rPr>
   </w:style>
-  <w:style w:type="paragraph" w:styleId="BodyText">
+  <w:style w:type="paragraph" w:styleId="Textoindependiente">
     <w:name w:val="Body Text"/>
     <w:basedOn w:val="Normal"/>
     <w:uiPriority w:val="1"/>
@@ -11952,7 +10660,7 @@
       <w:szCs w:val="18"/>
     </w:rPr>
   </w:style>
-  <w:style w:type="paragraph" w:styleId="ListParagraph">
+  <w:style w:type="paragraph" w:styleId="Prrafodelista">
     <w:name w:val="List Paragraph"/>
     <w:basedOn w:val="Normal"/>
     <w:uiPriority w:val="1"/>
@@ -11964,10 +10672,10 @@
     <w:uiPriority w:val="1"/>
     <w:qFormat/>
   </w:style>
-  <w:style w:type="paragraph" w:styleId="Header">
+  <w:style w:type="paragraph" w:styleId="Encabezado">
     <w:name w:val="header"/>
     <w:basedOn w:val="Normal"/>
-    <w:link w:val="HeaderChar"/>
+    <w:link w:val="EncabezadoCar"/>
     <w:uiPriority w:val="99"/>
     <w:unhideWhenUsed/>
     <w:rsid w:val="00541679"/>
@@ -11978,20 +10686,20 @@
       </w:tabs>
     </w:pPr>
   </w:style>
-  <w:style w:type="character" w:customStyle="1" w:styleId="HeaderChar">
-    <w:name w:val="Header Char"/>
-    <w:basedOn w:val="DefaultParagraphFont"/>
-    <w:link w:val="Header"/>
+  <w:style w:type="character" w:customStyle="1" w:styleId="EncabezadoCar">
+    <w:name w:val="Encabezado Car"/>
+    <w:basedOn w:val="Fuentedeprrafopredeter"/>
+    <w:link w:val="Encabezado"/>
     <w:uiPriority w:val="99"/>
     <w:rsid w:val="00541679"/>
     <w:rPr>
       <w:lang w:val="es-MX"/>
     </w:rPr>
   </w:style>
-  <w:style w:type="paragraph" w:styleId="Footer">
+  <w:style w:type="paragraph" w:styleId="Piedepgina">
     <w:name w:val="footer"/>
     <w:basedOn w:val="Normal"/>
-    <w:link w:val="FooterChar"/>
+    <w:link w:val="PiedepginaCar"/>
     <w:uiPriority w:val="99"/>
     <w:unhideWhenUsed/>
     <w:rsid w:val="00541679"/>
@@ -12002,10 +10710,10 @@
       </w:tabs>
     </w:pPr>
   </w:style>
-  <w:style w:type="character" w:customStyle="1" w:styleId="FooterChar">
-    <w:name w:val="Footer Char"/>
-    <w:basedOn w:val="DefaultParagraphFont"/>
-    <w:link w:val="Footer"/>
+  <w:style w:type="character" w:customStyle="1" w:styleId="PiedepginaCar">
+    <w:name w:val="Pie de página Car"/>
+    <w:basedOn w:val="Fuentedeprrafopredeter"/>
+    <w:link w:val="Piedepgina"/>
     <w:uiPriority w:val="99"/>
     <w:rsid w:val="00541679"/>
     <w:rPr>

--- a/Calendario2026/Actividades/Actividad10_Diseño_subredes_VLSM/10. Diseño de subredes VLSM.docx
+++ b/Calendario2026/Actividades/Actividad10_Diseño_subredes_VLSM/10. Diseño de subredes VLSM.docx
@@ -1153,13 +1153,128 @@
         <mc:AlternateContent>
           <mc:Choice Requires="wps">
             <w:drawing>
-              <wp:anchor distT="0" distB="0" distL="114300" distR="114300" simplePos="0" relativeHeight="251734016" behindDoc="0" locked="0" layoutInCell="1" allowOverlap="1" wp14:anchorId="223D5FA0" wp14:editId="577C868F">
+              <wp:anchor distT="0" distB="0" distL="114300" distR="114300" simplePos="0" relativeHeight="251731968" behindDoc="0" locked="0" layoutInCell="1" allowOverlap="1" wp14:anchorId="6808F2CA" wp14:editId="00E8A717">
                 <wp:simplePos x="0" y="0"/>
                 <wp:positionH relativeFrom="column">
-                  <wp:posOffset>6881868</wp:posOffset>
+                  <wp:posOffset>5466080</wp:posOffset>
                 </wp:positionH>
                 <wp:positionV relativeFrom="paragraph">
-                  <wp:posOffset>4447316</wp:posOffset>
+                  <wp:posOffset>485775</wp:posOffset>
+                </wp:positionV>
+                <wp:extent cx="927735" cy="315595"/>
+                <wp:effectExtent l="0" t="0" r="24765" b="27305"/>
+                <wp:wrapNone/>
+                <wp:docPr id="989268783" name="Cuadro de texto 2"/>
+                <wp:cNvGraphicFramePr>
+                  <a:graphicFrameLocks xmlns:a="http://schemas.openxmlformats.org/drawingml/2006/main"/>
+                </wp:cNvGraphicFramePr>
+                <a:graphic xmlns:a="http://schemas.openxmlformats.org/drawingml/2006/main">
+                  <a:graphicData uri="http://schemas.microsoft.com/office/word/2010/wordprocessingShape">
+                    <wps:wsp>
+                      <wps:cNvSpPr txBox="1">
+                        <a:spLocks noChangeArrowheads="1"/>
+                      </wps:cNvSpPr>
+                      <wps:spPr bwMode="auto">
+                        <a:xfrm>
+                          <a:off x="0" y="0"/>
+                          <a:ext cx="927735" cy="315595"/>
+                        </a:xfrm>
+                        <a:prstGeom prst="rect">
+                          <a:avLst/>
+                        </a:prstGeom>
+                        <a:solidFill>
+                          <a:srgbClr val="FFFFFF"/>
+                        </a:solidFill>
+                        <a:ln w="9525">
+                          <a:solidFill>
+                            <a:srgbClr val="000000"/>
+                          </a:solidFill>
+                          <a:miter lim="800000"/>
+                          <a:headEnd/>
+                          <a:tailEnd/>
+                        </a:ln>
+                      </wps:spPr>
+                      <wps:txbx>
+                        <w:txbxContent>
+                          <w:p>
+                            <w:pPr>
+                              <w:rPr>
+                                <w:rFonts w:ascii="Arial" w:hAnsi="Arial" w:cs="Arial"/>
+                                <w:color w:val="FF0000"/>
+                                <w:lang w:val="es-ES"/>
+                                <w14:textOutline w14:w="9525" w14:cap="rnd" w14:cmpd="sng" w14:algn="ctr">
+                                  <w14:solidFill>
+                                    <w14:srgbClr w14:val="FF0000"/>
+                                  </w14:solidFill>
+                                  <w14:prstDash w14:val="solid"/>
+                                  <w14:bevel/>
+                                </w14:textOutline>
+                              </w:rPr>
+                            </w:pPr>
+                          </w:p>
+                        </w:txbxContent>
+                      </wps:txbx>
+                      <wps:bodyPr rot="0" vert="horz" wrap="square" lIns="91440" tIns="45720" rIns="91440" bIns="45720" anchor="t" anchorCtr="0">
+                        <a:noAutofit/>
+                      </wps:bodyPr>
+                    </wps:wsp>
+                  </a:graphicData>
+                </a:graphic>
+                <wp14:sizeRelH relativeFrom="margin">
+                  <wp14:pctWidth>0</wp14:pctWidth>
+                </wp14:sizeRelH>
+                <wp14:sizeRelV relativeFrom="margin">
+                  <wp14:pctHeight>0</wp14:pctHeight>
+                </wp14:sizeRelV>
+              </wp:anchor>
+            </w:drawing>
+          </mc:Choice>
+          <mc:Fallback>
+            <w:pict>
+              <v:shapetype w14:anchorId="6808F2CA" id="_x0000_t202" coordsize="21600,21600" o:spt="202" path="m,l,21600r21600,l21600,xe">
+                <v:stroke joinstyle="miter"/>
+                <v:path gradientshapeok="t" o:connecttype="rect"/>
+              </v:shapetype>
+              <v:shape id="Cuadro de texto 2" o:spid="_x0000_s1026" type="#_x0000_t202" style="position:absolute;left:0;text-align:left;margin-left:430.4pt;margin-top:38.25pt;width:73.05pt;height:24.85pt;z-index:251731968;visibility:visible;mso-wrap-style:square;mso-width-percent:0;mso-height-percent:0;mso-wrap-distance-left:9pt;mso-wrap-distance-top:0;mso-wrap-distance-right:9pt;mso-wrap-distance-bottom:0;mso-position-horizontal:absolute;mso-position-horizontal-relative:text;mso-position-vertical:absolute;mso-position-vertical-relative:text;mso-width-percent:0;mso-height-percent:0;mso-width-relative:margin;mso-height-relative:margin;v-text-anchor:top" o:gfxdata="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">
+                <v:textbox>
+                  <w:txbxContent>
+                    <w:p>
+                      <w:pPr>
+                        <w:rPr>
+                          <w:rFonts w:ascii="Arial" w:hAnsi="Arial" w:cs="Arial"/>
+                          <w:color w:val="FF0000"/>
+                          <w:lang w:val="es-ES"/>
+                          <w14:textOutline w14:w="9525" w14:cap="rnd" w14:cmpd="sng" w14:algn="ctr">
+                            <w14:solidFill>
+                              <w14:srgbClr w14:val="FF0000"/>
+                            </w14:solidFill>
+                            <w14:prstDash w14:val="solid"/>
+                            <w14:bevel/>
+                          </w14:textOutline>
+                        </w:rPr>
+                      </w:pPr>
+                    </w:p>
+                  </w:txbxContent>
+                </v:textbox>
+              </v:shape>
+            </w:pict>
+          </mc:Fallback>
+        </mc:AlternateContent>
+      </w:r>
+      <w:r>
+        <w:rPr>
+          <w:noProof/>
+        </w:rPr>
+        <mc:AlternateContent>
+          <mc:Choice Requires="wps">
+            <w:drawing>
+              <wp:anchor distT="0" distB="0" distL="114300" distR="114300" simplePos="0" relativeHeight="251734016" behindDoc="0" locked="0" layoutInCell="1" allowOverlap="1" wp14:anchorId="223D5FA0" wp14:editId="2B3D54E1">
+                <wp:simplePos x="0" y="0"/>
+                <wp:positionH relativeFrom="column">
+                  <wp:posOffset>6881495</wp:posOffset>
+                </wp:positionH>
+                <wp:positionV relativeFrom="paragraph">
+                  <wp:posOffset>4437380</wp:posOffset>
                 </wp:positionV>
                 <wp:extent cx="983615" cy="304800"/>
                 <wp:effectExtent l="0" t="0" r="26035" b="19050"/>
@@ -1231,11 +1346,7 @@
           </mc:Choice>
           <mc:Fallback>
             <w:pict>
-              <v:shapetype w14:anchorId="223D5FA0" id="_x0000_t202" coordsize="21600,21600" o:spt="202" path="m,l,21600r21600,l21600,xe">
-                <v:stroke joinstyle="miter"/>
-                <v:path gradientshapeok="t" o:connecttype="rect"/>
-              </v:shapetype>
-              <v:shape id="Cuadro de texto 2" o:spid="_x0000_s1026" type="#_x0000_t202" style="position:absolute;left:0;text-align:left;margin-left:541.9pt;margin-top:350.2pt;width:77.45pt;height:24pt;z-index:251734016;visibility:visible;mso-wrap-style:square;mso-width-percent:0;mso-height-percent:0;mso-wrap-distance-left:9pt;mso-wrap-distance-top:0;mso-wrap-distance-right:9pt;mso-wrap-distance-bottom:0;mso-position-horizontal:absolute;mso-position-horizontal-relative:text;mso-position-vertical:absolute;mso-position-vertical-relative:text;mso-width-percent:0;mso-height-percent:0;mso-width-relative:margin;mso-height-relative:margin;v-text-anchor:top" o:gfxdata="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">
+              <v:shape w14:anchorId="223D5FA0" id="_x0000_s1027" type="#_x0000_t202" style="position:absolute;left:0;text-align:left;margin-left:541.85pt;margin-top:349.4pt;width:77.45pt;height:24pt;z-index:251734016;visibility:visible;mso-wrap-style:square;mso-width-percent:0;mso-height-percent:0;mso-wrap-distance-left:9pt;mso-wrap-distance-top:0;mso-wrap-distance-right:9pt;mso-wrap-distance-bottom:0;mso-position-horizontal:absolute;mso-position-horizontal-relative:text;mso-position-vertical:absolute;mso-position-vertical-relative:text;mso-width-percent:0;mso-height-percent:0;mso-width-relative:margin;mso-height-relative:margin;v-text-anchor:top" o:gfxdata="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">
                 <v:textbox>
                   <w:txbxContent>
                     <w:p>
@@ -1268,7 +1379,340 @@
         <mc:AlternateContent>
           <mc:Choice Requires="wps">
             <w:drawing>
-              <wp:anchor distT="0" distB="0" distL="114300" distR="114300" simplePos="0" relativeHeight="251738112" behindDoc="0" locked="0" layoutInCell="1" allowOverlap="1" wp14:anchorId="3C5EA8E1" wp14:editId="6588C816">
+              <wp:anchor distT="0" distB="0" distL="114300" distR="114300" simplePos="0" relativeHeight="251735040" behindDoc="0" locked="0" layoutInCell="1" allowOverlap="1" wp14:anchorId="7CCD7D3A" wp14:editId="14AB3A43">
+                <wp:simplePos x="0" y="0"/>
+                <wp:positionH relativeFrom="column">
+                  <wp:posOffset>3298825</wp:posOffset>
+                </wp:positionH>
+                <wp:positionV relativeFrom="paragraph">
+                  <wp:posOffset>4781550</wp:posOffset>
+                </wp:positionV>
+                <wp:extent cx="996950" cy="318135"/>
+                <wp:effectExtent l="0" t="0" r="12700" b="24765"/>
+                <wp:wrapNone/>
+                <wp:docPr id="255700308" name="Cuadro de texto 2"/>
+                <wp:cNvGraphicFramePr>
+                  <a:graphicFrameLocks xmlns:a="http://schemas.openxmlformats.org/drawingml/2006/main"/>
+                </wp:cNvGraphicFramePr>
+                <a:graphic xmlns:a="http://schemas.openxmlformats.org/drawingml/2006/main">
+                  <a:graphicData uri="http://schemas.microsoft.com/office/word/2010/wordprocessingShape">
+                    <wps:wsp>
+                      <wps:cNvSpPr txBox="1">
+                        <a:spLocks noChangeArrowheads="1"/>
+                      </wps:cNvSpPr>
+                      <wps:spPr bwMode="auto">
+                        <a:xfrm>
+                          <a:off x="0" y="0"/>
+                          <a:ext cx="996950" cy="318135"/>
+                        </a:xfrm>
+                        <a:prstGeom prst="rect">
+                          <a:avLst/>
+                        </a:prstGeom>
+                        <a:solidFill>
+                          <a:srgbClr val="FFFFFF"/>
+                        </a:solidFill>
+                        <a:ln w="9525">
+                          <a:solidFill>
+                            <a:srgbClr val="000000"/>
+                          </a:solidFill>
+                          <a:miter lim="800000"/>
+                          <a:headEnd/>
+                          <a:tailEnd/>
+                        </a:ln>
+                      </wps:spPr>
+                      <wps:txbx>
+                        <w:txbxContent>
+                          <w:p>
+                            <w:pPr>
+                              <w:rPr>
+                                <w:rFonts w:ascii="Arial" w:hAnsi="Arial" w:cs="Arial"/>
+                                <w:color w:val="FF0000"/>
+                                <w:lang w:val="es-ES"/>
+                                <w14:textOutline w14:w="9525" w14:cap="rnd" w14:cmpd="sng" w14:algn="ctr">
+                                  <w14:solidFill>
+                                    <w14:srgbClr w14:val="FF0000"/>
+                                  </w14:solidFill>
+                                  <w14:prstDash w14:val="solid"/>
+                                  <w14:bevel/>
+                                </w14:textOutline>
+                              </w:rPr>
+                            </w:pPr>
+                          </w:p>
+                        </w:txbxContent>
+                      </wps:txbx>
+                      <wps:bodyPr rot="0" vert="horz" wrap="square" lIns="91440" tIns="45720" rIns="91440" bIns="45720" anchor="t" anchorCtr="0">
+                        <a:noAutofit/>
+                      </wps:bodyPr>
+                    </wps:wsp>
+                  </a:graphicData>
+                </a:graphic>
+                <wp14:sizeRelH relativeFrom="margin">
+                  <wp14:pctWidth>0</wp14:pctWidth>
+                </wp14:sizeRelH>
+                <wp14:sizeRelV relativeFrom="margin">
+                  <wp14:pctHeight>0</wp14:pctHeight>
+                </wp14:sizeRelV>
+              </wp:anchor>
+            </w:drawing>
+          </mc:Choice>
+          <mc:Fallback>
+            <w:pict>
+              <v:shape w14:anchorId="7CCD7D3A" id="_x0000_s1028" type="#_x0000_t202" style="position:absolute;left:0;text-align:left;margin-left:259.75pt;margin-top:376.5pt;width:78.5pt;height:25.05pt;z-index:251735040;visibility:visible;mso-wrap-style:square;mso-width-percent:0;mso-height-percent:0;mso-wrap-distance-left:9pt;mso-wrap-distance-top:0;mso-wrap-distance-right:9pt;mso-wrap-distance-bottom:0;mso-position-horizontal:absolute;mso-position-horizontal-relative:text;mso-position-vertical:absolute;mso-position-vertical-relative:text;mso-width-percent:0;mso-height-percent:0;mso-width-relative:margin;mso-height-relative:margin;v-text-anchor:top" o:gfxdata="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">
+                <v:textbox>
+                  <w:txbxContent>
+                    <w:p>
+                      <w:pPr>
+                        <w:rPr>
+                          <w:rFonts w:ascii="Arial" w:hAnsi="Arial" w:cs="Arial"/>
+                          <w:color w:val="FF0000"/>
+                          <w:lang w:val="es-ES"/>
+                          <w14:textOutline w14:w="9525" w14:cap="rnd" w14:cmpd="sng" w14:algn="ctr">
+                            <w14:solidFill>
+                              <w14:srgbClr w14:val="FF0000"/>
+                            </w14:solidFill>
+                            <w14:prstDash w14:val="solid"/>
+                            <w14:bevel/>
+                          </w14:textOutline>
+                        </w:rPr>
+                      </w:pPr>
+                    </w:p>
+                  </w:txbxContent>
+                </v:textbox>
+              </v:shape>
+            </w:pict>
+          </mc:Fallback>
+        </mc:AlternateContent>
+      </w:r>
+      <w:r>
+        <w:rPr>
+          <w:noProof/>
+        </w:rPr>
+        <mc:AlternateContent>
+          <mc:Choice Requires="wps">
+            <w:drawing>
+              <wp:anchor distT="0" distB="0" distL="114300" distR="114300" simplePos="0" relativeHeight="251732992" behindDoc="0" locked="0" layoutInCell="1" allowOverlap="1" wp14:anchorId="3AC718D4" wp14:editId="216B75F1">
+                <wp:simplePos x="0" y="0"/>
+                <wp:positionH relativeFrom="column">
+                  <wp:posOffset>2202815</wp:posOffset>
+                </wp:positionH>
+                <wp:positionV relativeFrom="paragraph">
+                  <wp:posOffset>4933950</wp:posOffset>
+                </wp:positionV>
+                <wp:extent cx="938530" cy="271780"/>
+                <wp:effectExtent l="0" t="0" r="13970" b="13970"/>
+                <wp:wrapNone/>
+                <wp:docPr id="1291435533" name="Cuadro de texto 2"/>
+                <wp:cNvGraphicFramePr>
+                  <a:graphicFrameLocks xmlns:a="http://schemas.openxmlformats.org/drawingml/2006/main"/>
+                </wp:cNvGraphicFramePr>
+                <a:graphic xmlns:a="http://schemas.openxmlformats.org/drawingml/2006/main">
+                  <a:graphicData uri="http://schemas.microsoft.com/office/word/2010/wordprocessingShape">
+                    <wps:wsp>
+                      <wps:cNvSpPr txBox="1">
+                        <a:spLocks noChangeArrowheads="1"/>
+                      </wps:cNvSpPr>
+                      <wps:spPr bwMode="auto">
+                        <a:xfrm>
+                          <a:off x="0" y="0"/>
+                          <a:ext cx="938530" cy="271780"/>
+                        </a:xfrm>
+                        <a:prstGeom prst="rect">
+                          <a:avLst/>
+                        </a:prstGeom>
+                        <a:solidFill>
+                          <a:srgbClr val="FFFFFF"/>
+                        </a:solidFill>
+                        <a:ln w="9525">
+                          <a:solidFill>
+                            <a:srgbClr val="000000"/>
+                          </a:solidFill>
+                          <a:miter lim="800000"/>
+                          <a:headEnd/>
+                          <a:tailEnd/>
+                        </a:ln>
+                      </wps:spPr>
+                      <wps:txbx>
+                        <w:txbxContent>
+                          <w:p>
+                            <w:pPr>
+                              <w:rPr>
+                                <w:rFonts w:ascii="Arial" w:hAnsi="Arial" w:cs="Arial"/>
+                                <w:color w:val="FF0000"/>
+                                <w:lang w:val="es-ES"/>
+                                <w14:textOutline w14:w="9525" w14:cap="rnd" w14:cmpd="sng" w14:algn="ctr">
+                                  <w14:solidFill>
+                                    <w14:srgbClr w14:val="FF0000"/>
+                                  </w14:solidFill>
+                                  <w14:prstDash w14:val="solid"/>
+                                  <w14:bevel/>
+                                </w14:textOutline>
+                              </w:rPr>
+                            </w:pPr>
+                          </w:p>
+                        </w:txbxContent>
+                      </wps:txbx>
+                      <wps:bodyPr rot="0" vert="horz" wrap="square" lIns="91440" tIns="45720" rIns="91440" bIns="45720" anchor="t" anchorCtr="0">
+                        <a:noAutofit/>
+                      </wps:bodyPr>
+                    </wps:wsp>
+                  </a:graphicData>
+                </a:graphic>
+                <wp14:sizeRelH relativeFrom="margin">
+                  <wp14:pctWidth>0</wp14:pctWidth>
+                </wp14:sizeRelH>
+                <wp14:sizeRelV relativeFrom="margin">
+                  <wp14:pctHeight>0</wp14:pctHeight>
+                </wp14:sizeRelV>
+              </wp:anchor>
+            </w:drawing>
+          </mc:Choice>
+          <mc:Fallback>
+            <w:pict>
+              <v:shape w14:anchorId="3AC718D4" id="_x0000_s1029" type="#_x0000_t202" style="position:absolute;left:0;text-align:left;margin-left:173.45pt;margin-top:388.5pt;width:73.9pt;height:21.4pt;z-index:251732992;visibility:visible;mso-wrap-style:square;mso-width-percent:0;mso-height-percent:0;mso-wrap-distance-left:9pt;mso-wrap-distance-top:0;mso-wrap-distance-right:9pt;mso-wrap-distance-bottom:0;mso-position-horizontal:absolute;mso-position-horizontal-relative:text;mso-position-vertical:absolute;mso-position-vertical-relative:text;mso-width-percent:0;mso-height-percent:0;mso-width-relative:margin;mso-height-relative:margin;v-text-anchor:top" o:gfxdata="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">
+                <v:textbox>
+                  <w:txbxContent>
+                    <w:p>
+                      <w:pPr>
+                        <w:rPr>
+                          <w:rFonts w:ascii="Arial" w:hAnsi="Arial" w:cs="Arial"/>
+                          <w:color w:val="FF0000"/>
+                          <w:lang w:val="es-ES"/>
+                          <w14:textOutline w14:w="9525" w14:cap="rnd" w14:cmpd="sng" w14:algn="ctr">
+                            <w14:solidFill>
+                              <w14:srgbClr w14:val="FF0000"/>
+                            </w14:solidFill>
+                            <w14:prstDash w14:val="solid"/>
+                            <w14:bevel/>
+                          </w14:textOutline>
+                        </w:rPr>
+                      </w:pPr>
+                    </w:p>
+                  </w:txbxContent>
+                </v:textbox>
+              </v:shape>
+            </w:pict>
+          </mc:Fallback>
+        </mc:AlternateContent>
+      </w:r>
+      <w:r>
+        <w:rPr>
+          <w:noProof/>
+        </w:rPr>
+        <mc:AlternateContent>
+          <mc:Choice Requires="wps">
+            <w:drawing>
+              <wp:anchor distT="0" distB="0" distL="114300" distR="114300" simplePos="0" relativeHeight="251730944" behindDoc="0" locked="0" layoutInCell="1" allowOverlap="1" wp14:anchorId="2BA55EE2" wp14:editId="1B1D8E0D">
+                <wp:simplePos x="0" y="0"/>
+                <wp:positionH relativeFrom="column">
+                  <wp:posOffset>906780</wp:posOffset>
+                </wp:positionH>
+                <wp:positionV relativeFrom="paragraph">
+                  <wp:posOffset>4062095</wp:posOffset>
+                </wp:positionV>
+                <wp:extent cx="983615" cy="346075"/>
+                <wp:effectExtent l="0" t="0" r="26035" b="15875"/>
+                <wp:wrapNone/>
+                <wp:docPr id="273896816" name="Cuadro de texto 2"/>
+                <wp:cNvGraphicFramePr>
+                  <a:graphicFrameLocks xmlns:a="http://schemas.openxmlformats.org/drawingml/2006/main"/>
+                </wp:cNvGraphicFramePr>
+                <a:graphic xmlns:a="http://schemas.openxmlformats.org/drawingml/2006/main">
+                  <a:graphicData uri="http://schemas.microsoft.com/office/word/2010/wordprocessingShape">
+                    <wps:wsp>
+                      <wps:cNvSpPr txBox="1">
+                        <a:spLocks noChangeArrowheads="1"/>
+                      </wps:cNvSpPr>
+                      <wps:spPr bwMode="auto">
+                        <a:xfrm>
+                          <a:off x="0" y="0"/>
+                          <a:ext cx="983615" cy="346075"/>
+                        </a:xfrm>
+                        <a:prstGeom prst="rect">
+                          <a:avLst/>
+                        </a:prstGeom>
+                        <a:solidFill>
+                          <a:srgbClr val="FFFFFF"/>
+                        </a:solidFill>
+                        <a:ln w="9525">
+                          <a:solidFill>
+                            <a:srgbClr val="000000"/>
+                          </a:solidFill>
+                          <a:miter lim="800000"/>
+                          <a:headEnd/>
+                          <a:tailEnd/>
+                        </a:ln>
+                      </wps:spPr>
+                      <wps:txbx>
+                        <w:txbxContent>
+                          <w:p>
+                            <w:pPr>
+                              <w:rPr>
+                                <w:rFonts w:ascii="Arial" w:hAnsi="Arial" w:cs="Arial"/>
+                                <w:color w:val="FF0000"/>
+                                <w:lang w:val="es-ES"/>
+                                <w14:textOutline w14:w="9525" w14:cap="rnd" w14:cmpd="sng" w14:algn="ctr">
+                                  <w14:solidFill>
+                                    <w14:srgbClr w14:val="FF0000"/>
+                                  </w14:solidFill>
+                                  <w14:prstDash w14:val="solid"/>
+                                  <w14:bevel/>
+                                </w14:textOutline>
+                              </w:rPr>
+                            </w:pPr>
+                          </w:p>
+                        </w:txbxContent>
+                      </wps:txbx>
+                      <wps:bodyPr rot="0" vert="horz" wrap="square" lIns="91440" tIns="45720" rIns="91440" bIns="45720" anchor="t" anchorCtr="0">
+                        <a:noAutofit/>
+                      </wps:bodyPr>
+                    </wps:wsp>
+                  </a:graphicData>
+                </a:graphic>
+                <wp14:sizeRelH relativeFrom="margin">
+                  <wp14:pctWidth>0</wp14:pctWidth>
+                </wp14:sizeRelH>
+                <wp14:sizeRelV relativeFrom="margin">
+                  <wp14:pctHeight>0</wp14:pctHeight>
+                </wp14:sizeRelV>
+              </wp:anchor>
+            </w:drawing>
+          </mc:Choice>
+          <mc:Fallback>
+            <w:pict>
+              <v:shape w14:anchorId="2BA55EE2" id="_x0000_s1030" type="#_x0000_t202" style="position:absolute;left:0;text-align:left;margin-left:71.4pt;margin-top:319.85pt;width:77.45pt;height:27.25pt;z-index:251730944;visibility:visible;mso-wrap-style:square;mso-width-percent:0;mso-height-percent:0;mso-wrap-distance-left:9pt;mso-wrap-distance-top:0;mso-wrap-distance-right:9pt;mso-wrap-distance-bottom:0;mso-position-horizontal:absolute;mso-position-horizontal-relative:text;mso-position-vertical:absolute;mso-position-vertical-relative:text;mso-width-percent:0;mso-height-percent:0;mso-width-relative:margin;mso-height-relative:margin;v-text-anchor:top" o:gfxdata="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">
+                <v:textbox>
+                  <w:txbxContent>
+                    <w:p>
+                      <w:pPr>
+                        <w:rPr>
+                          <w:rFonts w:ascii="Arial" w:hAnsi="Arial" w:cs="Arial"/>
+                          <w:color w:val="FF0000"/>
+                          <w:lang w:val="es-ES"/>
+                          <w14:textOutline w14:w="9525" w14:cap="rnd" w14:cmpd="sng" w14:algn="ctr">
+                            <w14:solidFill>
+                              <w14:srgbClr w14:val="FF0000"/>
+                            </w14:solidFill>
+                            <w14:prstDash w14:val="solid"/>
+                            <w14:bevel/>
+                          </w14:textOutline>
+                        </w:rPr>
+                      </w:pPr>
+                    </w:p>
+                  </w:txbxContent>
+                </v:textbox>
+              </v:shape>
+            </w:pict>
+          </mc:Fallback>
+        </mc:AlternateContent>
+      </w:r>
+      <w:r>
+        <w:rPr>
+          <w:noProof/>
+        </w:rPr>
+        <mc:AlternateContent>
+          <mc:Choice Requires="wps">
+            <w:drawing>
+              <wp:anchor distT="0" distB="0" distL="114300" distR="114300" simplePos="0" relativeHeight="251738112" behindDoc="0" locked="0" layoutInCell="1" allowOverlap="1" wp14:anchorId="3C5EA8E1" wp14:editId="2D5AE84F">
                 <wp:simplePos x="0" y="0"/>
                 <wp:positionH relativeFrom="column">
                   <wp:posOffset>6833310</wp:posOffset>
@@ -1346,118 +1790,7 @@
           </mc:Choice>
           <mc:Fallback>
             <w:pict>
-              <v:shape w14:anchorId="3C5EA8E1" id="_x0000_s1027" type="#_x0000_t202" style="position:absolute;left:0;text-align:left;margin-left:538.05pt;margin-top:173.6pt;width:84.6pt;height:21.4pt;z-index:251738112;visibility:visible;mso-wrap-style:square;mso-width-percent:0;mso-height-percent:0;mso-wrap-distance-left:9pt;mso-wrap-distance-top:0;mso-wrap-distance-right:9pt;mso-wrap-distance-bottom:0;mso-position-horizontal:absolute;mso-position-horizontal-relative:text;mso-position-vertical:absolute;mso-position-vertical-relative:text;mso-width-percent:0;mso-height-percent:0;mso-width-relative:margin;mso-height-relative:margin;v-text-anchor:top" o:gfxdata="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">
-                <v:textbox>
-                  <w:txbxContent>
-                    <w:p>
-                      <w:pPr>
-                        <w:rPr>
-                          <w:rFonts w:ascii="Arial" w:hAnsi="Arial" w:cs="Arial"/>
-                          <w:color w:val="FF0000"/>
-                          <w:lang w:val="es-ES"/>
-                          <w14:textOutline w14:w="9525" w14:cap="rnd" w14:cmpd="sng" w14:algn="ctr">
-                            <w14:solidFill>
-                              <w14:srgbClr w14:val="FF0000"/>
-                            </w14:solidFill>
-                            <w14:prstDash w14:val="solid"/>
-                            <w14:bevel/>
-                          </w14:textOutline>
-                        </w:rPr>
-                      </w:pPr>
-                    </w:p>
-                  </w:txbxContent>
-                </v:textbox>
-              </v:shape>
-            </w:pict>
-          </mc:Fallback>
-        </mc:AlternateContent>
-      </w:r>
-      <w:r>
-        <w:rPr>
-          <w:noProof/>
-        </w:rPr>
-        <mc:AlternateContent>
-          <mc:Choice Requires="wps">
-            <w:drawing>
-              <wp:anchor distT="0" distB="0" distL="114300" distR="114300" simplePos="0" relativeHeight="251731968" behindDoc="0" locked="0" layoutInCell="1" allowOverlap="1" wp14:anchorId="6808F2CA" wp14:editId="29EE11AD">
-                <wp:simplePos x="0" y="0"/>
-                <wp:positionH relativeFrom="column">
-                  <wp:posOffset>5456630</wp:posOffset>
-                </wp:positionH>
-                <wp:positionV relativeFrom="paragraph">
-                  <wp:posOffset>485775</wp:posOffset>
-                </wp:positionV>
-                <wp:extent cx="927735" cy="315595"/>
-                <wp:effectExtent l="0" t="0" r="24765" b="27305"/>
-                <wp:wrapNone/>
-                <wp:docPr id="989268783" name="Cuadro de texto 2"/>
-                <wp:cNvGraphicFramePr>
-                  <a:graphicFrameLocks xmlns:a="http://schemas.openxmlformats.org/drawingml/2006/main"/>
-                </wp:cNvGraphicFramePr>
-                <a:graphic xmlns:a="http://schemas.openxmlformats.org/drawingml/2006/main">
-                  <a:graphicData uri="http://schemas.microsoft.com/office/word/2010/wordprocessingShape">
-                    <wps:wsp>
-                      <wps:cNvSpPr txBox="1">
-                        <a:spLocks noChangeArrowheads="1"/>
-                      </wps:cNvSpPr>
-                      <wps:spPr bwMode="auto">
-                        <a:xfrm>
-                          <a:off x="0" y="0"/>
-                          <a:ext cx="927735" cy="315595"/>
-                        </a:xfrm>
-                        <a:prstGeom prst="rect">
-                          <a:avLst/>
-                        </a:prstGeom>
-                        <a:solidFill>
-                          <a:srgbClr val="FFFFFF"/>
-                        </a:solidFill>
-                        <a:ln w="9525">
-                          <a:solidFill>
-                            <a:srgbClr val="000000"/>
-                          </a:solidFill>
-                          <a:miter lim="800000"/>
-                          <a:headEnd/>
-                          <a:tailEnd/>
-                        </a:ln>
-                      </wps:spPr>
-                      <wps:txbx>
-                        <w:txbxContent>
-                          <w:p>
-                            <w:pPr>
-                              <w:rPr>
-                                <w:rFonts w:ascii="Arial" w:hAnsi="Arial" w:cs="Arial"/>
-                                <w:color w:val="FF0000"/>
-                                <w:lang w:val="es-ES"/>
-                                <w14:textOutline w14:w="9525" w14:cap="rnd" w14:cmpd="sng" w14:algn="ctr">
-                                  <w14:solidFill>
-                                    <w14:srgbClr w14:val="FF0000"/>
-                                  </w14:solidFill>
-                                  <w14:prstDash w14:val="solid"/>
-                                  <w14:bevel/>
-                                </w14:textOutline>
-                              </w:rPr>
-                            </w:pPr>
-                          </w:p>
-                        </w:txbxContent>
-                      </wps:txbx>
-                      <wps:bodyPr rot="0" vert="horz" wrap="square" lIns="91440" tIns="45720" rIns="91440" bIns="45720" anchor="t" anchorCtr="0">
-                        <a:noAutofit/>
-                      </wps:bodyPr>
-                    </wps:wsp>
-                  </a:graphicData>
-                </a:graphic>
-                <wp14:sizeRelH relativeFrom="margin">
-                  <wp14:pctWidth>0</wp14:pctWidth>
-                </wp14:sizeRelH>
-                <wp14:sizeRelV relativeFrom="margin">
-                  <wp14:pctHeight>0</wp14:pctHeight>
-                </wp14:sizeRelV>
-              </wp:anchor>
-            </w:drawing>
-          </mc:Choice>
-          <mc:Fallback>
-            <w:pict>
-              <v:shape w14:anchorId="6808F2CA" id="_x0000_s1028" type="#_x0000_t202" style="position:absolute;left:0;text-align:left;margin-left:429.65pt;margin-top:38.25pt;width:73.05pt;height:24.85pt;z-index:251731968;visibility:visible;mso-wrap-style:square;mso-width-percent:0;mso-height-percent:0;mso-wrap-distance-left:9pt;mso-wrap-distance-top:0;mso-wrap-distance-right:9pt;mso-wrap-distance-bottom:0;mso-position-horizontal:absolute;mso-position-horizontal-relative:text;mso-position-vertical:absolute;mso-position-vertical-relative:text;mso-width-percent:0;mso-height-percent:0;mso-width-relative:margin;mso-height-relative:margin;v-text-anchor:top" o:gfxdata="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">
+              <v:shape w14:anchorId="3C5EA8E1" id="_x0000_s1031" type="#_x0000_t202" style="position:absolute;left:0;text-align:left;margin-left:538.05pt;margin-top:173.6pt;width:84.6pt;height:21.4pt;z-index:251738112;visibility:visible;mso-wrap-style:square;mso-width-percent:0;mso-height-percent:0;mso-wrap-distance-left:9pt;mso-wrap-distance-top:0;mso-wrap-distance-right:9pt;mso-wrap-distance-bottom:0;mso-position-horizontal:absolute;mso-position-horizontal-relative:text;mso-position-vertical:absolute;mso-position-vertical-relative:text;mso-width-percent:0;mso-height-percent:0;mso-width-relative:margin;mso-height-relative:margin;v-text-anchor:top" o:gfxdata="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">
                 <v:textbox>
                   <w:txbxContent>
                     <w:p>
@@ -1601,7 +1934,7 @@
         <mc:AlternateContent>
           <mc:Choice Requires="wps">
             <w:drawing>
-              <wp:anchor distT="0" distB="0" distL="114300" distR="114300" simplePos="0" relativeHeight="251736064" behindDoc="0" locked="0" layoutInCell="1" allowOverlap="1" wp14:anchorId="1FB0C33F" wp14:editId="5FC77663">
+              <wp:anchor distT="0" distB="0" distL="114300" distR="114300" simplePos="0" relativeHeight="251736064" behindDoc="0" locked="0" layoutInCell="1" allowOverlap="1" wp14:anchorId="1FB0C33F" wp14:editId="3EB1282F">
                 <wp:simplePos x="0" y="0"/>
                 <wp:positionH relativeFrom="column">
                   <wp:posOffset>2282750</wp:posOffset>
@@ -1679,340 +2012,7 @@
           </mc:Choice>
           <mc:Fallback>
             <w:pict>
-              <v:shape w14:anchorId="1FB0C33F" id="_x0000_s1030" type="#_x0000_t202" style="position:absolute;left:0;text-align:left;margin-left:179.75pt;margin-top:218.4pt;width:84.6pt;height:21.4pt;z-index:251736064;visibility:visible;mso-wrap-style:square;mso-width-percent:0;mso-height-percent:0;mso-wrap-distance-left:9pt;mso-wrap-distance-top:0;mso-wrap-distance-right:9pt;mso-wrap-distance-bottom:0;mso-position-horizontal:absolute;mso-position-horizontal-relative:text;mso-position-vertical:absolute;mso-position-vertical-relative:text;mso-width-percent:0;mso-height-percent:0;mso-width-relative:margin;mso-height-relative:margin;v-text-anchor:top" o:gfxdata="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">
-                <v:textbox>
-                  <w:txbxContent>
-                    <w:p>
-                      <w:pPr>
-                        <w:rPr>
-                          <w:rFonts w:ascii="Arial" w:hAnsi="Arial" w:cs="Arial"/>
-                          <w:color w:val="FF0000"/>
-                          <w:lang w:val="es-ES"/>
-                          <w14:textOutline w14:w="9525" w14:cap="rnd" w14:cmpd="sng" w14:algn="ctr">
-                            <w14:solidFill>
-                              <w14:srgbClr w14:val="FF0000"/>
-                            </w14:solidFill>
-                            <w14:prstDash w14:val="solid"/>
-                            <w14:bevel/>
-                          </w14:textOutline>
-                        </w:rPr>
-                      </w:pPr>
-                    </w:p>
-                  </w:txbxContent>
-                </v:textbox>
-              </v:shape>
-            </w:pict>
-          </mc:Fallback>
-        </mc:AlternateContent>
-      </w:r>
-      <w:r>
-        <w:rPr>
-          <w:noProof/>
-        </w:rPr>
-        <mc:AlternateContent>
-          <mc:Choice Requires="wps">
-            <w:drawing>
-              <wp:anchor distT="0" distB="0" distL="114300" distR="114300" simplePos="0" relativeHeight="251735040" behindDoc="0" locked="0" layoutInCell="1" allowOverlap="1" wp14:anchorId="7CCD7D3A" wp14:editId="362B1770">
-                <wp:simplePos x="0" y="0"/>
-                <wp:positionH relativeFrom="column">
-                  <wp:posOffset>3308350</wp:posOffset>
-                </wp:positionH>
-                <wp:positionV relativeFrom="paragraph">
-                  <wp:posOffset>4791635</wp:posOffset>
-                </wp:positionV>
-                <wp:extent cx="996950" cy="318135"/>
-                <wp:effectExtent l="0" t="0" r="12700" b="24765"/>
-                <wp:wrapNone/>
-                <wp:docPr id="255700308" name="Cuadro de texto 2"/>
-                <wp:cNvGraphicFramePr>
-                  <a:graphicFrameLocks xmlns:a="http://schemas.openxmlformats.org/drawingml/2006/main"/>
-                </wp:cNvGraphicFramePr>
-                <a:graphic xmlns:a="http://schemas.openxmlformats.org/drawingml/2006/main">
-                  <a:graphicData uri="http://schemas.microsoft.com/office/word/2010/wordprocessingShape">
-                    <wps:wsp>
-                      <wps:cNvSpPr txBox="1">
-                        <a:spLocks noChangeArrowheads="1"/>
-                      </wps:cNvSpPr>
-                      <wps:spPr bwMode="auto">
-                        <a:xfrm>
-                          <a:off x="0" y="0"/>
-                          <a:ext cx="996950" cy="318135"/>
-                        </a:xfrm>
-                        <a:prstGeom prst="rect">
-                          <a:avLst/>
-                        </a:prstGeom>
-                        <a:solidFill>
-                          <a:srgbClr val="FFFFFF"/>
-                        </a:solidFill>
-                        <a:ln w="9525">
-                          <a:solidFill>
-                            <a:srgbClr val="000000"/>
-                          </a:solidFill>
-                          <a:miter lim="800000"/>
-                          <a:headEnd/>
-                          <a:tailEnd/>
-                        </a:ln>
-                      </wps:spPr>
-                      <wps:txbx>
-                        <w:txbxContent>
-                          <w:p>
-                            <w:pPr>
-                              <w:rPr>
-                                <w:rFonts w:ascii="Arial" w:hAnsi="Arial" w:cs="Arial"/>
-                                <w:color w:val="FF0000"/>
-                                <w:lang w:val="es-ES"/>
-                                <w14:textOutline w14:w="9525" w14:cap="rnd" w14:cmpd="sng" w14:algn="ctr">
-                                  <w14:solidFill>
-                                    <w14:srgbClr w14:val="FF0000"/>
-                                  </w14:solidFill>
-                                  <w14:prstDash w14:val="solid"/>
-                                  <w14:bevel/>
-                                </w14:textOutline>
-                              </w:rPr>
-                            </w:pPr>
-                          </w:p>
-                        </w:txbxContent>
-                      </wps:txbx>
-                      <wps:bodyPr rot="0" vert="horz" wrap="square" lIns="91440" tIns="45720" rIns="91440" bIns="45720" anchor="t" anchorCtr="0">
-                        <a:noAutofit/>
-                      </wps:bodyPr>
-                    </wps:wsp>
-                  </a:graphicData>
-                </a:graphic>
-                <wp14:sizeRelH relativeFrom="margin">
-                  <wp14:pctWidth>0</wp14:pctWidth>
-                </wp14:sizeRelH>
-                <wp14:sizeRelV relativeFrom="margin">
-                  <wp14:pctHeight>0</wp14:pctHeight>
-                </wp14:sizeRelV>
-              </wp:anchor>
-            </w:drawing>
-          </mc:Choice>
-          <mc:Fallback>
-            <w:pict>
-              <v:shape w14:anchorId="7CCD7D3A" id="_x0000_s1031" type="#_x0000_t202" style="position:absolute;left:0;text-align:left;margin-left:260.5pt;margin-top:377.3pt;width:78.5pt;height:25.05pt;z-index:251735040;visibility:visible;mso-wrap-style:square;mso-width-percent:0;mso-height-percent:0;mso-wrap-distance-left:9pt;mso-wrap-distance-top:0;mso-wrap-distance-right:9pt;mso-wrap-distance-bottom:0;mso-position-horizontal:absolute;mso-position-horizontal-relative:text;mso-position-vertical:absolute;mso-position-vertical-relative:text;mso-width-percent:0;mso-height-percent:0;mso-width-relative:margin;mso-height-relative:margin;v-text-anchor:top" o:gfxdata="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">
-                <v:textbox>
-                  <w:txbxContent>
-                    <w:p>
-                      <w:pPr>
-                        <w:rPr>
-                          <w:rFonts w:ascii="Arial" w:hAnsi="Arial" w:cs="Arial"/>
-                          <w:color w:val="FF0000"/>
-                          <w:lang w:val="es-ES"/>
-                          <w14:textOutline w14:w="9525" w14:cap="rnd" w14:cmpd="sng" w14:algn="ctr">
-                            <w14:solidFill>
-                              <w14:srgbClr w14:val="FF0000"/>
-                            </w14:solidFill>
-                            <w14:prstDash w14:val="solid"/>
-                            <w14:bevel/>
-                          </w14:textOutline>
-                        </w:rPr>
-                      </w:pPr>
-                    </w:p>
-                  </w:txbxContent>
-                </v:textbox>
-              </v:shape>
-            </w:pict>
-          </mc:Fallback>
-        </mc:AlternateContent>
-      </w:r>
-      <w:r>
-        <w:rPr>
-          <w:noProof/>
-        </w:rPr>
-        <mc:AlternateContent>
-          <mc:Choice Requires="wps">
-            <w:drawing>
-              <wp:anchor distT="0" distB="0" distL="114300" distR="114300" simplePos="0" relativeHeight="251732992" behindDoc="0" locked="0" layoutInCell="1" allowOverlap="1" wp14:anchorId="3AC718D4" wp14:editId="09165080">
-                <wp:simplePos x="0" y="0"/>
-                <wp:positionH relativeFrom="column">
-                  <wp:posOffset>2203375</wp:posOffset>
-                </wp:positionH>
-                <wp:positionV relativeFrom="paragraph">
-                  <wp:posOffset>4953000</wp:posOffset>
-                </wp:positionV>
-                <wp:extent cx="938530" cy="271780"/>
-                <wp:effectExtent l="0" t="0" r="13970" b="13970"/>
-                <wp:wrapNone/>
-                <wp:docPr id="1291435533" name="Cuadro de texto 2"/>
-                <wp:cNvGraphicFramePr>
-                  <a:graphicFrameLocks xmlns:a="http://schemas.openxmlformats.org/drawingml/2006/main"/>
-                </wp:cNvGraphicFramePr>
-                <a:graphic xmlns:a="http://schemas.openxmlformats.org/drawingml/2006/main">
-                  <a:graphicData uri="http://schemas.microsoft.com/office/word/2010/wordprocessingShape">
-                    <wps:wsp>
-                      <wps:cNvSpPr txBox="1">
-                        <a:spLocks noChangeArrowheads="1"/>
-                      </wps:cNvSpPr>
-                      <wps:spPr bwMode="auto">
-                        <a:xfrm>
-                          <a:off x="0" y="0"/>
-                          <a:ext cx="938530" cy="271780"/>
-                        </a:xfrm>
-                        <a:prstGeom prst="rect">
-                          <a:avLst/>
-                        </a:prstGeom>
-                        <a:solidFill>
-                          <a:srgbClr val="FFFFFF"/>
-                        </a:solidFill>
-                        <a:ln w="9525">
-                          <a:solidFill>
-                            <a:srgbClr val="000000"/>
-                          </a:solidFill>
-                          <a:miter lim="800000"/>
-                          <a:headEnd/>
-                          <a:tailEnd/>
-                        </a:ln>
-                      </wps:spPr>
-                      <wps:txbx>
-                        <w:txbxContent>
-                          <w:p>
-                            <w:pPr>
-                              <w:rPr>
-                                <w:rFonts w:ascii="Arial" w:hAnsi="Arial" w:cs="Arial"/>
-                                <w:color w:val="FF0000"/>
-                                <w:lang w:val="es-ES"/>
-                                <w14:textOutline w14:w="9525" w14:cap="rnd" w14:cmpd="sng" w14:algn="ctr">
-                                  <w14:solidFill>
-                                    <w14:srgbClr w14:val="FF0000"/>
-                                  </w14:solidFill>
-                                  <w14:prstDash w14:val="solid"/>
-                                  <w14:bevel/>
-                                </w14:textOutline>
-                              </w:rPr>
-                            </w:pPr>
-                          </w:p>
-                        </w:txbxContent>
-                      </wps:txbx>
-                      <wps:bodyPr rot="0" vert="horz" wrap="square" lIns="91440" tIns="45720" rIns="91440" bIns="45720" anchor="t" anchorCtr="0">
-                        <a:noAutofit/>
-                      </wps:bodyPr>
-                    </wps:wsp>
-                  </a:graphicData>
-                </a:graphic>
-                <wp14:sizeRelH relativeFrom="margin">
-                  <wp14:pctWidth>0</wp14:pctWidth>
-                </wp14:sizeRelH>
-                <wp14:sizeRelV relativeFrom="margin">
-                  <wp14:pctHeight>0</wp14:pctHeight>
-                </wp14:sizeRelV>
-              </wp:anchor>
-            </w:drawing>
-          </mc:Choice>
-          <mc:Fallback>
-            <w:pict>
-              <v:shape w14:anchorId="3AC718D4" id="_x0000_s1032" type="#_x0000_t202" style="position:absolute;left:0;text-align:left;margin-left:173.5pt;margin-top:390pt;width:73.9pt;height:21.4pt;z-index:251732992;visibility:visible;mso-wrap-style:square;mso-width-percent:0;mso-height-percent:0;mso-wrap-distance-left:9pt;mso-wrap-distance-top:0;mso-wrap-distance-right:9pt;mso-wrap-distance-bottom:0;mso-position-horizontal:absolute;mso-position-horizontal-relative:text;mso-position-vertical:absolute;mso-position-vertical-relative:text;mso-width-percent:0;mso-height-percent:0;mso-width-relative:margin;mso-height-relative:margin;v-text-anchor:top" o:gfxdata="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">
-                <v:textbox>
-                  <w:txbxContent>
-                    <w:p>
-                      <w:pPr>
-                        <w:rPr>
-                          <w:rFonts w:ascii="Arial" w:hAnsi="Arial" w:cs="Arial"/>
-                          <w:color w:val="FF0000"/>
-                          <w:lang w:val="es-ES"/>
-                          <w14:textOutline w14:w="9525" w14:cap="rnd" w14:cmpd="sng" w14:algn="ctr">
-                            <w14:solidFill>
-                              <w14:srgbClr w14:val="FF0000"/>
-                            </w14:solidFill>
-                            <w14:prstDash w14:val="solid"/>
-                            <w14:bevel/>
-                          </w14:textOutline>
-                        </w:rPr>
-                      </w:pPr>
-                    </w:p>
-                  </w:txbxContent>
-                </v:textbox>
-              </v:shape>
-            </w:pict>
-          </mc:Fallback>
-        </mc:AlternateContent>
-      </w:r>
-      <w:r>
-        <w:rPr>
-          <w:noProof/>
-        </w:rPr>
-        <mc:AlternateContent>
-          <mc:Choice Requires="wps">
-            <w:drawing>
-              <wp:anchor distT="0" distB="0" distL="114300" distR="114300" simplePos="0" relativeHeight="251730944" behindDoc="0" locked="0" layoutInCell="1" allowOverlap="1" wp14:anchorId="2BA55EE2" wp14:editId="26D31832">
-                <wp:simplePos x="0" y="0"/>
-                <wp:positionH relativeFrom="column">
-                  <wp:posOffset>906780</wp:posOffset>
-                </wp:positionH>
-                <wp:positionV relativeFrom="paragraph">
-                  <wp:posOffset>4072180</wp:posOffset>
-                </wp:positionV>
-                <wp:extent cx="983615" cy="346075"/>
-                <wp:effectExtent l="0" t="0" r="26035" b="15875"/>
-                <wp:wrapNone/>
-                <wp:docPr id="273896816" name="Cuadro de texto 2"/>
-                <wp:cNvGraphicFramePr>
-                  <a:graphicFrameLocks xmlns:a="http://schemas.openxmlformats.org/drawingml/2006/main"/>
-                </wp:cNvGraphicFramePr>
-                <a:graphic xmlns:a="http://schemas.openxmlformats.org/drawingml/2006/main">
-                  <a:graphicData uri="http://schemas.microsoft.com/office/word/2010/wordprocessingShape">
-                    <wps:wsp>
-                      <wps:cNvSpPr txBox="1">
-                        <a:spLocks noChangeArrowheads="1"/>
-                      </wps:cNvSpPr>
-                      <wps:spPr bwMode="auto">
-                        <a:xfrm>
-                          <a:off x="0" y="0"/>
-                          <a:ext cx="983615" cy="346075"/>
-                        </a:xfrm>
-                        <a:prstGeom prst="rect">
-                          <a:avLst/>
-                        </a:prstGeom>
-                        <a:solidFill>
-                          <a:srgbClr val="FFFFFF"/>
-                        </a:solidFill>
-                        <a:ln w="9525">
-                          <a:solidFill>
-                            <a:srgbClr val="000000"/>
-                          </a:solidFill>
-                          <a:miter lim="800000"/>
-                          <a:headEnd/>
-                          <a:tailEnd/>
-                        </a:ln>
-                      </wps:spPr>
-                      <wps:txbx>
-                        <w:txbxContent>
-                          <w:p>
-                            <w:pPr>
-                              <w:rPr>
-                                <w:rFonts w:ascii="Arial" w:hAnsi="Arial" w:cs="Arial"/>
-                                <w:color w:val="FF0000"/>
-                                <w:lang w:val="es-ES"/>
-                                <w14:textOutline w14:w="9525" w14:cap="rnd" w14:cmpd="sng" w14:algn="ctr">
-                                  <w14:solidFill>
-                                    <w14:srgbClr w14:val="FF0000"/>
-                                  </w14:solidFill>
-                                  <w14:prstDash w14:val="solid"/>
-                                  <w14:bevel/>
-                                </w14:textOutline>
-                              </w:rPr>
-                            </w:pPr>
-                          </w:p>
-                        </w:txbxContent>
-                      </wps:txbx>
-                      <wps:bodyPr rot="0" vert="horz" wrap="square" lIns="91440" tIns="45720" rIns="91440" bIns="45720" anchor="t" anchorCtr="0">
-                        <a:noAutofit/>
-                      </wps:bodyPr>
-                    </wps:wsp>
-                  </a:graphicData>
-                </a:graphic>
-                <wp14:sizeRelH relativeFrom="margin">
-                  <wp14:pctWidth>0</wp14:pctWidth>
-                </wp14:sizeRelH>
-                <wp14:sizeRelV relativeFrom="margin">
-                  <wp14:pctHeight>0</wp14:pctHeight>
-                </wp14:sizeRelV>
-              </wp:anchor>
-            </w:drawing>
-          </mc:Choice>
-          <mc:Fallback>
-            <w:pict>
-              <v:shape w14:anchorId="2BA55EE2" id="_x0000_s1033" type="#_x0000_t202" style="position:absolute;left:0;text-align:left;margin-left:71.4pt;margin-top:320.65pt;width:77.45pt;height:27.25pt;z-index:251730944;visibility:visible;mso-wrap-style:square;mso-width-percent:0;mso-height-percent:0;mso-wrap-distance-left:9pt;mso-wrap-distance-top:0;mso-wrap-distance-right:9pt;mso-wrap-distance-bottom:0;mso-position-horizontal:absolute;mso-position-horizontal-relative:text;mso-position-vertical:absolute;mso-position-vertical-relative:text;mso-width-percent:0;mso-height-percent:0;mso-width-relative:margin;mso-height-relative:margin;v-text-anchor:top" o:gfxdata="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">
+              <v:shape w14:anchorId="1FB0C33F" id="_x0000_s1033" type="#_x0000_t202" style="position:absolute;left:0;text-align:left;margin-left:179.75pt;margin-top:218.4pt;width:84.6pt;height:21.4pt;z-index:251736064;visibility:visible;mso-wrap-style:square;mso-width-percent:0;mso-height-percent:0;mso-wrap-distance-left:9pt;mso-wrap-distance-top:0;mso-wrap-distance-right:9pt;mso-wrap-distance-bottom:0;mso-position-horizontal:absolute;mso-position-horizontal-relative:text;mso-position-vertical:absolute;mso-position-vertical-relative:text;mso-width-percent:0;mso-height-percent:0;mso-width-relative:margin;mso-height-relative:margin;v-text-anchor:top" o:gfxdata="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">
                 <v:textbox>
                   <w:txbxContent>
                     <w:p>
@@ -2174,7 +2174,7 @@
                                     <pic:cNvPicPr/>
                                   </pic:nvPicPr>
                                   <pic:blipFill>
-                                    <a:blip r:embed="rId7"/>
+                                    <a:blip r:embed="rId8"/>
                                     <a:stretch>
                                       <a:fillRect/>
                                     </a:stretch>
@@ -3895,7 +3895,47 @@
           <w:sz w:val="20"/>
           <w:szCs w:val="20"/>
         </w:rPr>
-        <w:t xml:space="preserve"> Tomar en cuenta una dirección extra para la interface del ruteador en la subredes de las interfaces </w:t>
+        <w:t xml:space="preserve"> Tomar en cuenta una dirección extra para la </w:t>
+      </w:r>
+      <w:proofErr w:type="gramStart"/>
+      <w:r>
+        <w:rPr>
+          <w:rFonts w:ascii="Arial" w:hAnsi="Arial" w:cs="Arial"/>
+          <w:spacing w:val="-1"/>
+          <w:sz w:val="20"/>
+          <w:szCs w:val="20"/>
+        </w:rPr>
+        <w:t>interface</w:t>
+      </w:r>
+      <w:proofErr w:type="gramEnd"/>
+      <w:r>
+        <w:rPr>
+          <w:rFonts w:ascii="Arial" w:hAnsi="Arial" w:cs="Arial"/>
+          <w:spacing w:val="-1"/>
+          <w:sz w:val="20"/>
+          <w:szCs w:val="20"/>
+        </w:rPr>
+        <w:t xml:space="preserve"> del ruteador en </w:t>
+      </w:r>
+      <w:proofErr w:type="gramStart"/>
+      <w:r>
+        <w:rPr>
+          <w:rFonts w:ascii="Arial" w:hAnsi="Arial" w:cs="Arial"/>
+          <w:spacing w:val="-1"/>
+          <w:sz w:val="20"/>
+          <w:szCs w:val="20"/>
+        </w:rPr>
+        <w:t>la subredes</w:t>
+      </w:r>
+      <w:proofErr w:type="gramEnd"/>
+      <w:r>
+        <w:rPr>
+          <w:rFonts w:ascii="Arial" w:hAnsi="Arial" w:cs="Arial"/>
+          <w:spacing w:val="-1"/>
+          <w:sz w:val="20"/>
+          <w:szCs w:val="20"/>
+        </w:rPr>
+        <w:t xml:space="preserve"> de las interfaces </w:t>
       </w:r>
       <w:r>
         <w:rPr>
@@ -4019,6 +4059,7 @@
                 <w:szCs w:val="18"/>
               </w:rPr>
             </w:pPr>
+            <w:proofErr w:type="gramStart"/>
             <w:r>
               <w:rPr>
                 <w:rFonts w:ascii="Arial" w:hAnsi="Arial" w:cs="Arial"/>
@@ -4027,7 +4068,18 @@
                 <w:sz w:val="18"/>
                 <w:szCs w:val="18"/>
               </w:rPr>
-              <w:t xml:space="preserve">Total </w:t>
+              <w:t>Total</w:t>
+            </w:r>
+            <w:proofErr w:type="gramEnd"/>
+            <w:r>
+              <w:rPr>
+                <w:rFonts w:ascii="Arial" w:hAnsi="Arial" w:cs="Arial"/>
+                <w:b/>
+                <w:bCs/>
+                <w:sz w:val="18"/>
+                <w:szCs w:val="18"/>
+              </w:rPr>
+              <w:t xml:space="preserve"> </w:t>
             </w:r>
             <w:proofErr w:type="spellStart"/>
             <w:r>
@@ -5925,6 +5977,7 @@
                 <w:rFonts w:ascii="Arial" w:eastAsia="Arial" w:hAnsi="Arial" w:cs="Arial"/>
               </w:rPr>
             </w:pPr>
+            <w:proofErr w:type="gramStart"/>
             <w:r>
               <w:rPr>
                 <w:rFonts w:ascii="Arial" w:hAnsi="Arial" w:cs="Arial"/>
@@ -5933,6 +5986,7 @@
               </w:rPr>
               <w:t>Interface</w:t>
             </w:r>
+            <w:proofErr w:type="gramEnd"/>
           </w:p>
         </w:tc>
         <w:tc>
@@ -7079,7 +7133,7 @@
       </w:pPr>
     </w:p>
     <w:sectPr>
-      <w:footerReference w:type="default" r:id="rId8"/>
+      <w:footerReference w:type="default" r:id="rId9"/>
       <w:pgSz w:w="15840" w:h="12240" w:orient="landscape"/>
       <w:pgMar w:top="426" w:right="568" w:bottom="567" w:left="567" w:header="0" w:footer="0" w:gutter="0"/>
       <w:cols w:space="720"/>

--- a/Calendario2026/Actividades/Actividad10_Diseño_subredes_VLSM/10. Diseño de subredes VLSM.docx
+++ b/Calendario2026/Actividades/Actividad10_Diseño_subredes_VLSM/10. Diseño de subredes VLSM.docx
@@ -2903,7 +2903,7 @@
       <w:r>
         <w:rPr>
           <w:rFonts w:ascii="Arial" w:hAnsi="Arial" w:cs="Arial"/>
-          <w:spacing w:val="85"/>
+          <w:spacing w:val="-1"/>
           <w:sz w:val="20"/>
           <w:szCs w:val="20"/>
         </w:rPr>
@@ -3895,47 +3895,25 @@
           <w:sz w:val="20"/>
           <w:szCs w:val="20"/>
         </w:rPr>
-        <w:t xml:space="preserve"> Tomar en cuenta una dirección extra para la </w:t>
-      </w:r>
-      <w:proofErr w:type="gramStart"/>
-      <w:r>
-        <w:rPr>
-          <w:rFonts w:ascii="Arial" w:hAnsi="Arial" w:cs="Arial"/>
-          <w:spacing w:val="-1"/>
-          <w:sz w:val="20"/>
-          <w:szCs w:val="20"/>
-        </w:rPr>
-        <w:t>interface</w:t>
-      </w:r>
-      <w:proofErr w:type="gramEnd"/>
-      <w:r>
-        <w:rPr>
-          <w:rFonts w:ascii="Arial" w:hAnsi="Arial" w:cs="Arial"/>
-          <w:spacing w:val="-1"/>
-          <w:sz w:val="20"/>
-          <w:szCs w:val="20"/>
-        </w:rPr>
-        <w:t xml:space="preserve"> del ruteador en </w:t>
-      </w:r>
-      <w:proofErr w:type="gramStart"/>
-      <w:r>
-        <w:rPr>
-          <w:rFonts w:ascii="Arial" w:hAnsi="Arial" w:cs="Arial"/>
-          <w:spacing w:val="-1"/>
-          <w:sz w:val="20"/>
-          <w:szCs w:val="20"/>
-        </w:rPr>
-        <w:t>la subredes</w:t>
-      </w:r>
-      <w:proofErr w:type="gramEnd"/>
-      <w:r>
-        <w:rPr>
-          <w:rFonts w:ascii="Arial" w:hAnsi="Arial" w:cs="Arial"/>
-          <w:spacing w:val="-1"/>
-          <w:sz w:val="20"/>
-          <w:szCs w:val="20"/>
-        </w:rPr>
-        <w:t xml:space="preserve"> de las interfaces </w:t>
+        <w:t xml:space="preserve"> Tomar en cuenta una dirección extra para la interface del ruteador en la</w:t>
+      </w:r>
+      <w:r>
+        <w:rPr>
+          <w:rFonts w:ascii="Arial" w:hAnsi="Arial" w:cs="Arial"/>
+          <w:spacing w:val="-1"/>
+          <w:sz w:val="20"/>
+          <w:szCs w:val="20"/>
+        </w:rPr>
+        <w:t>s</w:t>
+      </w:r>
+      <w:r>
+        <w:rPr>
+          <w:rFonts w:ascii="Arial" w:hAnsi="Arial" w:cs="Arial"/>
+          <w:spacing w:val="-1"/>
+          <w:sz w:val="20"/>
+          <w:szCs w:val="20"/>
+        </w:rPr>
+        <w:t xml:space="preserve"> subredes de las interfaces </w:t>
       </w:r>
       <w:r>
         <w:rPr>
@@ -3960,7 +3938,7 @@
     </w:p>
     <w:tbl>
       <w:tblPr>
-        <w:tblW w:w="13527" w:type="dxa"/>
+        <w:tblW w:w="14029" w:type="dxa"/>
         <w:jc w:val="center"/>
         <w:tblBorders>
           <w:top w:val="single" w:sz="4" w:space="0" w:color="auto"/>
@@ -3979,9 +3957,9 @@
         <w:gridCol w:w="2901"/>
         <w:gridCol w:w="827"/>
         <w:gridCol w:w="1795"/>
-        <w:gridCol w:w="551"/>
-        <w:gridCol w:w="2210"/>
-        <w:gridCol w:w="2210"/>
+        <w:gridCol w:w="795"/>
+        <w:gridCol w:w="2268"/>
+        <w:gridCol w:w="2410"/>
       </w:tblGrid>
       <w:tr>
         <w:trPr>
@@ -4059,7 +4037,6 @@
                 <w:szCs w:val="18"/>
               </w:rPr>
             </w:pPr>
-            <w:proofErr w:type="gramStart"/>
             <w:r>
               <w:rPr>
                 <w:rFonts w:ascii="Arial" w:hAnsi="Arial" w:cs="Arial"/>
@@ -4068,9 +4045,8 @@
                 <w:sz w:val="18"/>
                 <w:szCs w:val="18"/>
               </w:rPr>
-              <w:t>Total</w:t>
+              <w:t>Total de</w:t>
             </w:r>
-            <w:proofErr w:type="gramEnd"/>
             <w:r>
               <w:rPr>
                 <w:rFonts w:ascii="Arial" w:hAnsi="Arial" w:cs="Arial"/>
@@ -4187,7 +4163,7 @@
         </w:tc>
         <w:tc>
           <w:tcPr>
-            <w:tcW w:w="551" w:type="dxa"/>
+            <w:tcW w:w="795" w:type="dxa"/>
             <w:shd w:val="clear" w:color="auto" w:fill="F2F2F2" w:themeFill="background1" w:themeFillShade="F2"/>
             <w:vAlign w:val="center"/>
           </w:tcPr>
@@ -4217,7 +4193,7 @@
         </w:tc>
         <w:tc>
           <w:tcPr>
-            <w:tcW w:w="2210" w:type="dxa"/>
+            <w:tcW w:w="2268" w:type="dxa"/>
             <w:shd w:val="clear" w:color="auto" w:fill="F2F2F2" w:themeFill="background1" w:themeFillShade="F2"/>
             <w:vAlign w:val="center"/>
           </w:tcPr>
@@ -4247,7 +4223,7 @@
         </w:tc>
         <w:tc>
           <w:tcPr>
-            <w:tcW w:w="2210" w:type="dxa"/>
+            <w:tcW w:w="2410" w:type="dxa"/>
             <w:shd w:val="clear" w:color="auto" w:fill="F2F2F2" w:themeFill="background1" w:themeFillShade="F2"/>
             <w:vAlign w:val="center"/>
           </w:tcPr>
@@ -4417,7 +4393,7 @@
         </w:tc>
         <w:tc>
           <w:tcPr>
-            <w:tcW w:w="551" w:type="dxa"/>
+            <w:tcW w:w="795" w:type="dxa"/>
             <w:vAlign w:val="center"/>
           </w:tcPr>
           <w:p>
@@ -4436,7 +4412,7 @@
         </w:tc>
         <w:tc>
           <w:tcPr>
-            <w:tcW w:w="2210" w:type="dxa"/>
+            <w:tcW w:w="2268" w:type="dxa"/>
             <w:vAlign w:val="center"/>
           </w:tcPr>
           <w:p>
@@ -4453,7 +4429,7 @@
         </w:tc>
         <w:tc>
           <w:tcPr>
-            <w:tcW w:w="2210" w:type="dxa"/>
+            <w:tcW w:w="2410" w:type="dxa"/>
             <w:vAlign w:val="center"/>
           </w:tcPr>
           <w:p>
@@ -4588,7 +4564,7 @@
         </w:tc>
         <w:tc>
           <w:tcPr>
-            <w:tcW w:w="551" w:type="dxa"/>
+            <w:tcW w:w="795" w:type="dxa"/>
             <w:vAlign w:val="center"/>
           </w:tcPr>
           <w:p>
@@ -4607,7 +4583,7 @@
         </w:tc>
         <w:tc>
           <w:tcPr>
-            <w:tcW w:w="2210" w:type="dxa"/>
+            <w:tcW w:w="2268" w:type="dxa"/>
             <w:vAlign w:val="center"/>
           </w:tcPr>
           <w:p>
@@ -4623,7 +4599,7 @@
         </w:tc>
         <w:tc>
           <w:tcPr>
-            <w:tcW w:w="2210" w:type="dxa"/>
+            <w:tcW w:w="2410" w:type="dxa"/>
             <w:vAlign w:val="center"/>
           </w:tcPr>
           <w:p>
@@ -4758,7 +4734,7 @@
         </w:tc>
         <w:tc>
           <w:tcPr>
-            <w:tcW w:w="551" w:type="dxa"/>
+            <w:tcW w:w="795" w:type="dxa"/>
             <w:vAlign w:val="center"/>
           </w:tcPr>
           <w:p>
@@ -4777,7 +4753,7 @@
         </w:tc>
         <w:tc>
           <w:tcPr>
-            <w:tcW w:w="2210" w:type="dxa"/>
+            <w:tcW w:w="2268" w:type="dxa"/>
             <w:vAlign w:val="center"/>
           </w:tcPr>
           <w:p>
@@ -4794,7 +4770,7 @@
         </w:tc>
         <w:tc>
           <w:tcPr>
-            <w:tcW w:w="2210" w:type="dxa"/>
+            <w:tcW w:w="2410" w:type="dxa"/>
             <w:vAlign w:val="center"/>
           </w:tcPr>
           <w:p>
@@ -4927,7 +4903,7 @@
         </w:tc>
         <w:tc>
           <w:tcPr>
-            <w:tcW w:w="551" w:type="dxa"/>
+            <w:tcW w:w="795" w:type="dxa"/>
             <w:vAlign w:val="center"/>
           </w:tcPr>
           <w:p>
@@ -4946,7 +4922,7 @@
         </w:tc>
         <w:tc>
           <w:tcPr>
-            <w:tcW w:w="2210" w:type="dxa"/>
+            <w:tcW w:w="2268" w:type="dxa"/>
             <w:vAlign w:val="center"/>
           </w:tcPr>
           <w:p>
@@ -4962,7 +4938,7 @@
         </w:tc>
         <w:tc>
           <w:tcPr>
-            <w:tcW w:w="2210" w:type="dxa"/>
+            <w:tcW w:w="2410" w:type="dxa"/>
             <w:vAlign w:val="center"/>
           </w:tcPr>
           <w:p>
@@ -5120,7 +5096,7 @@
         </w:tc>
         <w:tc>
           <w:tcPr>
-            <w:tcW w:w="551" w:type="dxa"/>
+            <w:tcW w:w="795" w:type="dxa"/>
             <w:vAlign w:val="center"/>
           </w:tcPr>
           <w:p>
@@ -5139,7 +5115,7 @@
         </w:tc>
         <w:tc>
           <w:tcPr>
-            <w:tcW w:w="2210" w:type="dxa"/>
+            <w:tcW w:w="2268" w:type="dxa"/>
             <w:vAlign w:val="center"/>
           </w:tcPr>
           <w:p>
@@ -5157,7 +5133,7 @@
         </w:tc>
         <w:tc>
           <w:tcPr>
-            <w:tcW w:w="2210" w:type="dxa"/>
+            <w:tcW w:w="2410" w:type="dxa"/>
             <w:vAlign w:val="center"/>
           </w:tcPr>
           <w:p>
@@ -5281,7 +5257,7 @@
         </w:tc>
         <w:tc>
           <w:tcPr>
-            <w:tcW w:w="551" w:type="dxa"/>
+            <w:tcW w:w="795" w:type="dxa"/>
             <w:vAlign w:val="center"/>
           </w:tcPr>
           <w:p>
@@ -5300,7 +5276,7 @@
         </w:tc>
         <w:tc>
           <w:tcPr>
-            <w:tcW w:w="2210" w:type="dxa"/>
+            <w:tcW w:w="2268" w:type="dxa"/>
             <w:vAlign w:val="center"/>
           </w:tcPr>
           <w:p>
@@ -5317,7 +5293,7 @@
         </w:tc>
         <w:tc>
           <w:tcPr>
-            <w:tcW w:w="2210" w:type="dxa"/>
+            <w:tcW w:w="2410" w:type="dxa"/>
             <w:vAlign w:val="center"/>
           </w:tcPr>
           <w:p>
@@ -5441,7 +5417,7 @@
         </w:tc>
         <w:tc>
           <w:tcPr>
-            <w:tcW w:w="551" w:type="dxa"/>
+            <w:tcW w:w="795" w:type="dxa"/>
             <w:vAlign w:val="center"/>
           </w:tcPr>
           <w:p>
@@ -5460,7 +5436,7 @@
         </w:tc>
         <w:tc>
           <w:tcPr>
-            <w:tcW w:w="2210" w:type="dxa"/>
+            <w:tcW w:w="2268" w:type="dxa"/>
             <w:vAlign w:val="center"/>
           </w:tcPr>
           <w:p>
@@ -5477,7 +5453,7 @@
         </w:tc>
         <w:tc>
           <w:tcPr>
-            <w:tcW w:w="2210" w:type="dxa"/>
+            <w:tcW w:w="2410" w:type="dxa"/>
             <w:vAlign w:val="center"/>
           </w:tcPr>
           <w:p>
@@ -5601,7 +5577,7 @@
         </w:tc>
         <w:tc>
           <w:tcPr>
-            <w:tcW w:w="551" w:type="dxa"/>
+            <w:tcW w:w="795" w:type="dxa"/>
             <w:vAlign w:val="center"/>
           </w:tcPr>
           <w:p>
@@ -5620,7 +5596,7 @@
         </w:tc>
         <w:tc>
           <w:tcPr>
-            <w:tcW w:w="2210" w:type="dxa"/>
+            <w:tcW w:w="2268" w:type="dxa"/>
             <w:vAlign w:val="center"/>
           </w:tcPr>
           <w:p>
@@ -5639,7 +5615,7 @@
         </w:tc>
         <w:tc>
           <w:tcPr>
-            <w:tcW w:w="2210" w:type="dxa"/>
+            <w:tcW w:w="2410" w:type="dxa"/>
             <w:vAlign w:val="center"/>
           </w:tcPr>
           <w:p>
@@ -5977,7 +5953,6 @@
                 <w:rFonts w:ascii="Arial" w:eastAsia="Arial" w:hAnsi="Arial" w:cs="Arial"/>
               </w:rPr>
             </w:pPr>
-            <w:proofErr w:type="gramStart"/>
             <w:r>
               <w:rPr>
                 <w:rFonts w:ascii="Arial" w:hAnsi="Arial" w:cs="Arial"/>
@@ -5986,7 +5961,6 @@
               </w:rPr>
               <w:t>Interface</w:t>
             </w:r>
-            <w:proofErr w:type="gramEnd"/>
           </w:p>
         </w:tc>
         <w:tc>
@@ -6048,6 +6022,7 @@
         <w:tc>
           <w:tcPr>
             <w:tcW w:w="1355" w:type="dxa"/>
+            <w:vMerge w:val="restart"/>
             <w:vAlign w:val="center"/>
           </w:tcPr>
           <w:p>
@@ -6142,6 +6117,7 @@
         <w:tc>
           <w:tcPr>
             <w:tcW w:w="1355" w:type="dxa"/>
+            <w:vMerge/>
             <w:vAlign w:val="center"/>
           </w:tcPr>
           <w:p>
@@ -6226,6 +6202,7 @@
         <w:tc>
           <w:tcPr>
             <w:tcW w:w="1355" w:type="dxa"/>
+            <w:vMerge w:val="restart"/>
             <w:vAlign w:val="center"/>
           </w:tcPr>
           <w:p>
@@ -6323,6 +6300,7 @@
         <w:tc>
           <w:tcPr>
             <w:tcW w:w="1355" w:type="dxa"/>
+            <w:vMerge/>
             <w:vAlign w:val="center"/>
           </w:tcPr>
           <w:p>
@@ -6409,6 +6387,7 @@
         <w:tc>
           <w:tcPr>
             <w:tcW w:w="1355" w:type="dxa"/>
+            <w:vMerge/>
             <w:vAlign w:val="center"/>
           </w:tcPr>
           <w:p>
@@ -6497,6 +6476,7 @@
         <w:tc>
           <w:tcPr>
             <w:tcW w:w="1355" w:type="dxa"/>
+            <w:vMerge/>
             <w:vAlign w:val="center"/>
           </w:tcPr>
           <w:p>
@@ -6584,6 +6564,7 @@
         <w:tc>
           <w:tcPr>
             <w:tcW w:w="1355" w:type="dxa"/>
+            <w:vMerge w:val="restart"/>
             <w:vAlign w:val="center"/>
           </w:tcPr>
           <w:p>
@@ -6682,6 +6663,7 @@
         <w:tc>
           <w:tcPr>
             <w:tcW w:w="1355" w:type="dxa"/>
+            <w:vMerge/>
             <w:vAlign w:val="center"/>
           </w:tcPr>
           <w:p>
@@ -6768,6 +6750,7 @@
         <w:tc>
           <w:tcPr>
             <w:tcW w:w="1355" w:type="dxa"/>
+            <w:vMerge/>
             <w:vAlign w:val="center"/>
           </w:tcPr>
           <w:p>
@@ -6854,6 +6837,7 @@
         <w:tc>
           <w:tcPr>
             <w:tcW w:w="1355" w:type="dxa"/>
+            <w:vMerge w:val="restart"/>
             <w:vAlign w:val="center"/>
           </w:tcPr>
           <w:p>
@@ -6953,6 +6937,7 @@
         <w:tc>
           <w:tcPr>
             <w:tcW w:w="1355" w:type="dxa"/>
+            <w:vMerge/>
             <w:vAlign w:val="center"/>
           </w:tcPr>
           <w:p>
